--- a/public/course/module-1-workbook.docx
+++ b/public/course/module-1-workbook.docx
@@ -471,7 +471,7 @@
                 <w:sz w:val="18"/>
                 <w:szCs w:val="18"/>
               </w:rPr>
-              <w:t xml:space="preserve">Stage, income floor, hours, date</w:t>
+              <w:t xml:space="preserve">Stage, income floor, date</w:t>
             </w:r>
           </w:p>
         </w:tc>
@@ -896,7 +896,7 @@
                 <w:sz w:val="18"/>
                 <w:szCs w:val="18"/>
               </w:rPr>
-              <w:t xml:space="preserve">Five dials, three paths</w:t>
+              <w:t xml:space="preserve">Four dials, three paths</w:t>
             </w:r>
           </w:p>
         </w:tc>
@@ -2035,81 +2035,7 @@
           <w:sz w:val="24"/>
           <w:szCs w:val="24"/>
         </w:rPr>
-        <w:t xml:space="preserve">4. Hours you can put in, per week, outside work</w:t>
-      </w:r>
-    </w:p>
-    <w:p>
-      <w:pPr>
-        <w:spacing w:after="40" w:before="100"/>
-      </w:pPr>
-      <w:r>
-        <w:rPr>
-          <w:rFonts w:ascii="Calibri" w:cs="Calibri" w:eastAsia="Calibri" w:hAnsi="Calibri"/>
-          <w:b/>
-          <w:bCs/>
-          <w:color w:val="1B1B1E"/>
-          <w:sz w:val="21"/>
-          <w:szCs w:val="21"/>
-        </w:rPr>
-        <w:t xml:space="preserve">Realistically, this month</w:t>
-      </w:r>
-    </w:p>
-    <w:p>
-      <w:pPr>
-        <w:tabs>
-          <w:tab w:val="right" w:pos="9360"/>
-        </w:tabs>
-        <w:spacing w:after="20"/>
-      </w:pPr>
-      <w:r>
-        <w:rPr>
-          <w:rFonts w:ascii="Calibri" w:cs="Calibri" w:eastAsia="Calibri" w:hAnsi="Calibri"/>
-          <w:color w:val="6B7280"/>
-          <w:sz w:val="18"/>
-          <w:szCs w:val="18"/>
-        </w:rPr>
-        <w:t xml:space="preserve">Running on empty</w:t>
-      </w:r>
-      <w:r>
-        <w:rPr>
-          <w:rFonts w:ascii="Calibri" w:cs="Calibri" w:eastAsia="Calibri" w:hAnsi="Calibri"/>
-          <w:color w:val="6B7280"/>
-          <w:sz w:val="18"/>
-          <w:szCs w:val="18"/>
-        </w:rPr>
-        <w:t xml:space="preserve">	A defined sprint</w:t>
-      </w:r>
-    </w:p>
-    <w:p>
-      <w:pPr>
-        <w:spacing w:after="140"/>
-        <w:jc w:val="center"/>
-      </w:pPr>
-      <w:r>
-        <w:rPr>
-          <w:rFonts w:ascii="Segoe UI Symbol" w:cs="Segoe UI Symbol" w:eastAsia="Segoe UI Symbol" w:hAnsi="Segoe UI Symbol"/>
-          <w:color w:val="2D6A4F"/>
-          <w:sz w:val="26"/>
-          <w:szCs w:val="26"/>
-        </w:rPr>
-        <w:t xml:space="preserve">○ — ○ — ○ — ○ — ○ — ○ — ○</w:t>
-      </w:r>
-    </w:p>
-    <w:p>
-      <w:pPr>
-        <w:pStyle w:val="Heading2"/>
-        <w:spacing w:after="80" w:before="240"/>
-      </w:pPr>
-      <w:r>
-        <w:rPr>
-          <w:rFonts w:ascii="Calibri" w:cs="Calibri" w:eastAsia="Calibri" w:hAnsi="Calibri"/>
-          <w:b/>
-          <w:bCs/>
-          <w:color w:val="1B1B1E"/>
-          <w:sz w:val="24"/>
-          <w:szCs w:val="24"/>
-        </w:rPr>
-        <w:t xml:space="preserve">5. Target date</w:t>
+        <w:t xml:space="preserve">4. Target date</w:t>
       </w:r>
     </w:p>
     <w:tbl>
@@ -5425,7 +5351,7 @@
           <w:sz w:val="22"/>
           <w:szCs w:val="22"/>
         </w:rPr>
-        <w:t xml:space="preserve">Five dials. Mark where you are this month, not where you'd like to be.</w:t>
+        <w:t xml:space="preserve">Four dials. Mark where you are this month, not where you'd like to be.</w:t>
       </w:r>
     </w:p>
     <w:p>
@@ -5468,63 +5394,6 @@
           <w:szCs w:val="18"/>
         </w:rPr>
         <w:t xml:space="preserve">	Must match SLP pay now</w:t>
-      </w:r>
-    </w:p>
-    <w:p>
-      <w:pPr>
-        <w:spacing w:after="140"/>
-        <w:jc w:val="center"/>
-      </w:pPr>
-      <w:r>
-        <w:rPr>
-          <w:rFonts w:ascii="Segoe UI Symbol" w:cs="Segoe UI Symbol" w:eastAsia="Segoe UI Symbol" w:hAnsi="Segoe UI Symbol"/>
-          <w:color w:val="2D6A4F"/>
-          <w:sz w:val="26"/>
-          <w:szCs w:val="26"/>
-        </w:rPr>
-        <w:t xml:space="preserve">○ — ○ — ○ — ○ — ○ — ○ — ○</w:t>
-      </w:r>
-    </w:p>
-    <w:p>
-      <w:pPr>
-        <w:spacing w:after="40" w:before="100"/>
-      </w:pPr>
-      <w:r>
-        <w:rPr>
-          <w:rFonts w:ascii="Calibri" w:cs="Calibri" w:eastAsia="Calibri" w:hAnsi="Calibri"/>
-          <w:b/>
-          <w:bCs/>
-          <w:color w:val="1B1B1E"/>
-          <w:sz w:val="21"/>
-          <w:szCs w:val="21"/>
-        </w:rPr>
-        <w:t xml:space="preserve">Hours outside work</w:t>
-      </w:r>
-    </w:p>
-    <w:p>
-      <w:pPr>
-        <w:tabs>
-          <w:tab w:val="right" w:pos="9360"/>
-        </w:tabs>
-        <w:spacing w:after="20"/>
-      </w:pPr>
-      <w:r>
-        <w:rPr>
-          <w:rFonts w:ascii="Calibri" w:cs="Calibri" w:eastAsia="Calibri" w:hAnsi="Calibri"/>
-          <w:color w:val="6B7280"/>
-          <w:sz w:val="18"/>
-          <w:szCs w:val="18"/>
-        </w:rPr>
-        <w:t xml:space="preserve">Running on empty</w:t>
-      </w:r>
-      <w:r>
-        <w:rPr>
-          <w:rFonts w:ascii="Calibri" w:cs="Calibri" w:eastAsia="Calibri" w:hAnsi="Calibri"/>
-          <w:color w:val="6B7280"/>
-          <w:sz w:val="18"/>
-          <w:szCs w:val="18"/>
-        </w:rPr>
-        <w:t xml:space="preserve">	A defined sprint</w:t>
       </w:r>
     </w:p>
     <w:p>

--- a/public/course/module-1-workbook.docx
+++ b/public/course/module-1-workbook.docx
@@ -176,7 +176,7 @@
     <w:p>
       <w:pPr>
         <w:pStyle w:val="Heading1"/>
-        <w:spacing w:after="40" w:before="0"/>
+        <w:spacing w:after="60" w:before="0"/>
       </w:pPr>
       <w:r>
         <w:rPr>
@@ -192,7 +192,7 @@
     </w:p>
     <w:p>
       <w:pPr>
-        <w:spacing w:after="200" w:before="0"/>
+        <w:spacing w:after="320" w:before="0"/>
       </w:pPr>
       <w:r>
         <w:rPr>
@@ -340,7 +340,7 @@
       </w:tblGrid>
       <w:tr>
         <w:trPr>
-          <w:trHeight w:val="560" w:hRule="atLeast"/>
+          <w:trHeight w:val="640" w:hRule="atLeast"/>
         </w:trPr>
         <w:tc>
           <w:tcPr>
@@ -353,10 +353,10 @@
             </w:tcBorders>
             <w:shd w:fill="F0FAF3" w:color="auto" w:val="clear"/>
             <w:tcMar>
-              <w:top w:type="dxa" w:w="90"/>
-              <w:left w:type="dxa" w:w="140"/>
-              <w:bottom w:type="dxa" w:w="90"/>
-              <w:right w:type="dxa" w:w="140"/>
+              <w:top w:type="dxa" w:w="120"/>
+              <w:left w:type="dxa" w:w="160"/>
+              <w:bottom w:type="dxa" w:w="120"/>
+              <w:right w:type="dxa" w:w="160"/>
             </w:tcMar>
           </w:tcPr>
           <w:p>
@@ -401,10 +401,10 @@
             </w:tcBorders>
             <w:shd w:fill="FFFFFF" w:color="auto" w:val="clear"/>
             <w:tcMar>
-              <w:top w:type="dxa" w:w="90"/>
-              <w:left w:type="dxa" w:w="140"/>
-              <w:bottom w:type="dxa" w:w="90"/>
-              <w:right w:type="dxa" w:w="140"/>
+              <w:top w:type="dxa" w:w="120"/>
+              <w:left w:type="dxa" w:w="160"/>
+              <w:bottom w:type="dxa" w:w="120"/>
+              <w:right w:type="dxa" w:w="160"/>
             </w:tcMar>
           </w:tcPr>
           <w:p>
@@ -425,7 +425,7 @@
       </w:tr>
       <w:tr>
         <w:trPr>
-          <w:trHeight w:val="560" w:hRule="atLeast"/>
+          <w:trHeight w:val="640" w:hRule="atLeast"/>
         </w:trPr>
         <w:tc>
           <w:tcPr>
@@ -438,10 +438,10 @@
             </w:tcBorders>
             <w:shd w:fill="F0FAF3" w:color="auto" w:val="clear"/>
             <w:tcMar>
-              <w:top w:type="dxa" w:w="90"/>
-              <w:left w:type="dxa" w:w="140"/>
-              <w:bottom w:type="dxa" w:w="90"/>
-              <w:right w:type="dxa" w:w="140"/>
+              <w:top w:type="dxa" w:w="120"/>
+              <w:left w:type="dxa" w:w="160"/>
+              <w:bottom w:type="dxa" w:w="120"/>
+              <w:right w:type="dxa" w:w="160"/>
             </w:tcMar>
           </w:tcPr>
           <w:p>
@@ -486,10 +486,10 @@
             </w:tcBorders>
             <w:shd w:fill="FFFFFF" w:color="auto" w:val="clear"/>
             <w:tcMar>
-              <w:top w:type="dxa" w:w="90"/>
-              <w:left w:type="dxa" w:w="140"/>
-              <w:bottom w:type="dxa" w:w="90"/>
-              <w:right w:type="dxa" w:w="140"/>
+              <w:top w:type="dxa" w:w="120"/>
+              <w:left w:type="dxa" w:w="160"/>
+              <w:bottom w:type="dxa" w:w="120"/>
+              <w:right w:type="dxa" w:w="160"/>
             </w:tcMar>
           </w:tcPr>
           <w:p>
@@ -510,7 +510,7 @@
       </w:tr>
       <w:tr>
         <w:trPr>
-          <w:trHeight w:val="560" w:hRule="atLeast"/>
+          <w:trHeight w:val="640" w:hRule="atLeast"/>
         </w:trPr>
         <w:tc>
           <w:tcPr>
@@ -523,10 +523,10 @@
             </w:tcBorders>
             <w:shd w:fill="F0FAF3" w:color="auto" w:val="clear"/>
             <w:tcMar>
-              <w:top w:type="dxa" w:w="90"/>
-              <w:left w:type="dxa" w:w="140"/>
-              <w:bottom w:type="dxa" w:w="90"/>
-              <w:right w:type="dxa" w:w="140"/>
+              <w:top w:type="dxa" w:w="120"/>
+              <w:left w:type="dxa" w:w="160"/>
+              <w:bottom w:type="dxa" w:w="120"/>
+              <w:right w:type="dxa" w:w="160"/>
             </w:tcMar>
           </w:tcPr>
           <w:p>
@@ -571,10 +571,10 @@
             </w:tcBorders>
             <w:shd w:fill="FFFFFF" w:color="auto" w:val="clear"/>
             <w:tcMar>
-              <w:top w:type="dxa" w:w="90"/>
-              <w:left w:type="dxa" w:w="140"/>
-              <w:bottom w:type="dxa" w:w="90"/>
-              <w:right w:type="dxa" w:w="140"/>
+              <w:top w:type="dxa" w:w="120"/>
+              <w:left w:type="dxa" w:w="160"/>
+              <w:bottom w:type="dxa" w:w="120"/>
+              <w:right w:type="dxa" w:w="160"/>
             </w:tcMar>
           </w:tcPr>
           <w:p>
@@ -595,7 +595,7 @@
       </w:tr>
       <w:tr>
         <w:trPr>
-          <w:trHeight w:val="560" w:hRule="atLeast"/>
+          <w:trHeight w:val="640" w:hRule="atLeast"/>
         </w:trPr>
         <w:tc>
           <w:tcPr>
@@ -608,10 +608,10 @@
             </w:tcBorders>
             <w:shd w:fill="F0FAF3" w:color="auto" w:val="clear"/>
             <w:tcMar>
-              <w:top w:type="dxa" w:w="90"/>
-              <w:left w:type="dxa" w:w="140"/>
-              <w:bottom w:type="dxa" w:w="90"/>
-              <w:right w:type="dxa" w:w="140"/>
+              <w:top w:type="dxa" w:w="120"/>
+              <w:left w:type="dxa" w:w="160"/>
+              <w:bottom w:type="dxa" w:w="120"/>
+              <w:right w:type="dxa" w:w="160"/>
             </w:tcMar>
           </w:tcPr>
           <w:p>
@@ -656,10 +656,10 @@
             </w:tcBorders>
             <w:shd w:fill="FFFFFF" w:color="auto" w:val="clear"/>
             <w:tcMar>
-              <w:top w:type="dxa" w:w="90"/>
-              <w:left w:type="dxa" w:w="140"/>
-              <w:bottom w:type="dxa" w:w="90"/>
-              <w:right w:type="dxa" w:w="140"/>
+              <w:top w:type="dxa" w:w="120"/>
+              <w:left w:type="dxa" w:w="160"/>
+              <w:bottom w:type="dxa" w:w="120"/>
+              <w:right w:type="dxa" w:w="160"/>
             </w:tcMar>
           </w:tcPr>
           <w:p>
@@ -680,7 +680,7 @@
       </w:tr>
       <w:tr>
         <w:trPr>
-          <w:trHeight w:val="560" w:hRule="atLeast"/>
+          <w:trHeight w:val="640" w:hRule="atLeast"/>
         </w:trPr>
         <w:tc>
           <w:tcPr>
@@ -693,10 +693,10 @@
             </w:tcBorders>
             <w:shd w:fill="F0FAF3" w:color="auto" w:val="clear"/>
             <w:tcMar>
-              <w:top w:type="dxa" w:w="90"/>
-              <w:left w:type="dxa" w:w="140"/>
-              <w:bottom w:type="dxa" w:w="90"/>
-              <w:right w:type="dxa" w:w="140"/>
+              <w:top w:type="dxa" w:w="120"/>
+              <w:left w:type="dxa" w:w="160"/>
+              <w:bottom w:type="dxa" w:w="120"/>
+              <w:right w:type="dxa" w:w="160"/>
             </w:tcMar>
           </w:tcPr>
           <w:p>
@@ -741,10 +741,10 @@
             </w:tcBorders>
             <w:shd w:fill="FFFFFF" w:color="auto" w:val="clear"/>
             <w:tcMar>
-              <w:top w:type="dxa" w:w="90"/>
-              <w:left w:type="dxa" w:w="140"/>
-              <w:bottom w:type="dxa" w:w="90"/>
-              <w:right w:type="dxa" w:w="140"/>
+              <w:top w:type="dxa" w:w="120"/>
+              <w:left w:type="dxa" w:w="160"/>
+              <w:bottom w:type="dxa" w:w="120"/>
+              <w:right w:type="dxa" w:w="160"/>
             </w:tcMar>
           </w:tcPr>
           <w:p>
@@ -765,7 +765,7 @@
       </w:tr>
       <w:tr>
         <w:trPr>
-          <w:trHeight w:val="560" w:hRule="atLeast"/>
+          <w:trHeight w:val="640" w:hRule="atLeast"/>
         </w:trPr>
         <w:tc>
           <w:tcPr>
@@ -778,10 +778,10 @@
             </w:tcBorders>
             <w:shd w:fill="F0FAF3" w:color="auto" w:val="clear"/>
             <w:tcMar>
-              <w:top w:type="dxa" w:w="90"/>
-              <w:left w:type="dxa" w:w="140"/>
-              <w:bottom w:type="dxa" w:w="90"/>
-              <w:right w:type="dxa" w:w="140"/>
+              <w:top w:type="dxa" w:w="120"/>
+              <w:left w:type="dxa" w:w="160"/>
+              <w:bottom w:type="dxa" w:w="120"/>
+              <w:right w:type="dxa" w:w="160"/>
             </w:tcMar>
           </w:tcPr>
           <w:p>
@@ -826,10 +826,10 @@
             </w:tcBorders>
             <w:shd w:fill="FFFFFF" w:color="auto" w:val="clear"/>
             <w:tcMar>
-              <w:top w:type="dxa" w:w="90"/>
-              <w:left w:type="dxa" w:w="140"/>
-              <w:bottom w:type="dxa" w:w="90"/>
-              <w:right w:type="dxa" w:w="140"/>
+              <w:top w:type="dxa" w:w="120"/>
+              <w:left w:type="dxa" w:w="160"/>
+              <w:bottom w:type="dxa" w:w="120"/>
+              <w:right w:type="dxa" w:w="160"/>
             </w:tcMar>
           </w:tcPr>
           <w:p>
@@ -850,7 +850,7 @@
       </w:tr>
       <w:tr>
         <w:trPr>
-          <w:trHeight w:val="560" w:hRule="atLeast"/>
+          <w:trHeight w:val="640" w:hRule="atLeast"/>
         </w:trPr>
         <w:tc>
           <w:tcPr>
@@ -863,10 +863,10 @@
             </w:tcBorders>
             <w:shd w:fill="F0FAF3" w:color="auto" w:val="clear"/>
             <w:tcMar>
-              <w:top w:type="dxa" w:w="90"/>
-              <w:left w:type="dxa" w:w="140"/>
-              <w:bottom w:type="dxa" w:w="90"/>
-              <w:right w:type="dxa" w:w="140"/>
+              <w:top w:type="dxa" w:w="120"/>
+              <w:left w:type="dxa" w:w="160"/>
+              <w:bottom w:type="dxa" w:w="120"/>
+              <w:right w:type="dxa" w:w="160"/>
             </w:tcMar>
           </w:tcPr>
           <w:p>
@@ -911,10 +911,10 @@
             </w:tcBorders>
             <w:shd w:fill="FFFFFF" w:color="auto" w:val="clear"/>
             <w:tcMar>
-              <w:top w:type="dxa" w:w="90"/>
-              <w:left w:type="dxa" w:w="140"/>
-              <w:bottom w:type="dxa" w:w="90"/>
-              <w:right w:type="dxa" w:w="140"/>
+              <w:top w:type="dxa" w:w="120"/>
+              <w:left w:type="dxa" w:w="160"/>
+              <w:bottom w:type="dxa" w:w="120"/>
+              <w:right w:type="dxa" w:w="160"/>
             </w:tcMar>
           </w:tcPr>
           <w:p>
@@ -935,7 +935,7 @@
       </w:tr>
       <w:tr>
         <w:trPr>
-          <w:trHeight w:val="560" w:hRule="atLeast"/>
+          <w:trHeight w:val="640" w:hRule="atLeast"/>
         </w:trPr>
         <w:tc>
           <w:tcPr>
@@ -948,10 +948,10 @@
             </w:tcBorders>
             <w:shd w:fill="F0FAF3" w:color="auto" w:val="clear"/>
             <w:tcMar>
-              <w:top w:type="dxa" w:w="90"/>
-              <w:left w:type="dxa" w:w="140"/>
-              <w:bottom w:type="dxa" w:w="90"/>
-              <w:right w:type="dxa" w:w="140"/>
+              <w:top w:type="dxa" w:w="120"/>
+              <w:left w:type="dxa" w:w="160"/>
+              <w:bottom w:type="dxa" w:w="120"/>
+              <w:right w:type="dxa" w:w="160"/>
             </w:tcMar>
           </w:tcPr>
           <w:p>
@@ -996,10 +996,10 @@
             </w:tcBorders>
             <w:shd w:fill="FFFFFF" w:color="auto" w:val="clear"/>
             <w:tcMar>
-              <w:top w:type="dxa" w:w="90"/>
-              <w:left w:type="dxa" w:w="140"/>
-              <w:bottom w:type="dxa" w:w="90"/>
-              <w:right w:type="dxa" w:w="140"/>
+              <w:top w:type="dxa" w:w="120"/>
+              <w:left w:type="dxa" w:w="160"/>
+              <w:bottom w:type="dxa" w:w="120"/>
+              <w:right w:type="dxa" w:w="160"/>
             </w:tcMar>
           </w:tcPr>
           <w:p>
@@ -1020,7 +1020,7 @@
       </w:tr>
       <w:tr>
         <w:trPr>
-          <w:trHeight w:val="560" w:hRule="atLeast"/>
+          <w:trHeight w:val="640" w:hRule="atLeast"/>
         </w:trPr>
         <w:tc>
           <w:tcPr>
@@ -1033,10 +1033,10 @@
             </w:tcBorders>
             <w:shd w:fill="F0FAF3" w:color="auto" w:val="clear"/>
             <w:tcMar>
-              <w:top w:type="dxa" w:w="90"/>
-              <w:left w:type="dxa" w:w="140"/>
-              <w:bottom w:type="dxa" w:w="90"/>
-              <w:right w:type="dxa" w:w="140"/>
+              <w:top w:type="dxa" w:w="120"/>
+              <w:left w:type="dxa" w:w="160"/>
+              <w:bottom w:type="dxa" w:w="120"/>
+              <w:right w:type="dxa" w:w="160"/>
             </w:tcMar>
           </w:tcPr>
           <w:p>
@@ -1081,10 +1081,10 @@
             </w:tcBorders>
             <w:shd w:fill="FFFFFF" w:color="auto" w:val="clear"/>
             <w:tcMar>
-              <w:top w:type="dxa" w:w="90"/>
-              <w:left w:type="dxa" w:w="140"/>
-              <w:bottom w:type="dxa" w:w="90"/>
-              <w:right w:type="dxa" w:w="140"/>
+              <w:top w:type="dxa" w:w="120"/>
+              <w:left w:type="dxa" w:w="160"/>
+              <w:bottom w:type="dxa" w:w="120"/>
+              <w:right w:type="dxa" w:w="160"/>
             </w:tcMar>
           </w:tcPr>
           <w:p>
@@ -1105,7 +1105,7 @@
       </w:tr>
       <w:tr>
         <w:trPr>
-          <w:trHeight w:val="560" w:hRule="atLeast"/>
+          <w:trHeight w:val="640" w:hRule="atLeast"/>
         </w:trPr>
         <w:tc>
           <w:tcPr>
@@ -1118,10 +1118,10 @@
             </w:tcBorders>
             <w:shd w:fill="F0FAF3" w:color="auto" w:val="clear"/>
             <w:tcMar>
-              <w:top w:type="dxa" w:w="90"/>
-              <w:left w:type="dxa" w:w="140"/>
-              <w:bottom w:type="dxa" w:w="90"/>
-              <w:right w:type="dxa" w:w="140"/>
+              <w:top w:type="dxa" w:w="120"/>
+              <w:left w:type="dxa" w:w="160"/>
+              <w:bottom w:type="dxa" w:w="120"/>
+              <w:right w:type="dxa" w:w="160"/>
             </w:tcMar>
           </w:tcPr>
           <w:p>
@@ -1166,10 +1166,10 @@
             </w:tcBorders>
             <w:shd w:fill="FFFFFF" w:color="auto" w:val="clear"/>
             <w:tcMar>
-              <w:top w:type="dxa" w:w="90"/>
-              <w:left w:type="dxa" w:w="140"/>
-              <w:bottom w:type="dxa" w:w="90"/>
-              <w:right w:type="dxa" w:w="140"/>
+              <w:top w:type="dxa" w:w="120"/>
+              <w:left w:type="dxa" w:w="160"/>
+              <w:bottom w:type="dxa" w:w="120"/>
+              <w:right w:type="dxa" w:w="160"/>
             </w:tcMar>
           </w:tcPr>
           <w:p>
@@ -1189,6 +1189,19 @@
         </w:tc>
       </w:tr>
     </w:tbl>
+    <w:p>
+      <w:pPr>
+        <w:spacing w:after="200" w:before="0" w:line="120"/>
+      </w:pPr>
+      <w:r>
+        <w:rPr>
+          <w:rFonts w:ascii="Calibri" w:cs="Calibri" w:eastAsia="Calibri" w:hAnsi="Calibri"/>
+          <w:sz w:val="8"/>
+          <w:szCs w:val="8"/>
+        </w:rPr>
+        <w:t xml:space="preserve"/>
+      </w:r>
+    </w:p>
     <w:p>
       <w:r>
         <w:br w:type="page"/>
@@ -1214,7 +1227,7 @@
     <w:p>
       <w:pPr>
         <w:pStyle w:val="Heading1"/>
-        <w:spacing w:after="40" w:before="0"/>
+        <w:spacing w:after="60" w:before="0"/>
       </w:pPr>
       <w:r>
         <w:rPr>
@@ -1230,7 +1243,7 @@
     </w:p>
     <w:p>
       <w:pPr>
-        <w:spacing w:after="200" w:before="0"/>
+        <w:spacing w:after="320" w:before="0"/>
       </w:pPr>
       <w:r>
         <w:rPr>
@@ -1244,7 +1257,7 @@
     </w:p>
     <w:p>
       <w:pPr>
-        <w:spacing w:after="60" w:before="140"/>
+        <w:spacing w:after="80" w:before="280"/>
       </w:pPr>
       <w:r>
         <w:rPr>
@@ -1260,7 +1273,7 @@
     </w:p>
     <w:p>
       <w:pPr>
-        <w:spacing w:after="60" w:before="0"/>
+        <w:spacing w:after="100" w:before="0"/>
       </w:pPr>
       <w:r>
         <w:rPr>
@@ -1289,7 +1302,7 @@
       </w:tblGrid>
       <w:tr>
         <w:trPr>
-          <w:trHeight w:val="1620" w:hRule="atLeast"/>
+          <w:trHeight w:val="1660" w:hRule="atLeast"/>
         </w:trPr>
         <w:tc>
           <w:tcPr>
@@ -1302,10 +1315,10 @@
             </w:tcBorders>
             <w:shd w:fill="FFFFFF" w:color="auto" w:val="clear"/>
             <w:tcMar>
-              <w:top w:type="dxa" w:w="100"/>
-              <w:left w:type="dxa" w:w="140"/>
-              <w:bottom w:type="dxa" w:w="100"/>
-              <w:right w:type="dxa" w:w="140"/>
+              <w:top w:type="dxa" w:w="140"/>
+              <w:left w:type="dxa" w:w="160"/>
+              <w:bottom w:type="dxa" w:w="140"/>
+              <w:right w:type="dxa" w:w="160"/>
             </w:tcMar>
           </w:tcPr>
           <w:p>
@@ -1327,7 +1340,20 @@
     </w:tbl>
     <w:p>
       <w:pPr>
-        <w:spacing w:after="60" w:before="140"/>
+        <w:spacing w:after="200" w:before="0" w:line="120"/>
+      </w:pPr>
+      <w:r>
+        <w:rPr>
+          <w:rFonts w:ascii="Calibri" w:cs="Calibri" w:eastAsia="Calibri" w:hAnsi="Calibri"/>
+          <w:sz w:val="8"/>
+          <w:szCs w:val="8"/>
+        </w:rPr>
+        <w:t xml:space="preserve"/>
+      </w:r>
+    </w:p>
+    <w:p>
+      <w:pPr>
+        <w:spacing w:after="80" w:before="280"/>
       </w:pPr>
       <w:r>
         <w:rPr>
@@ -1358,7 +1384,7 @@
       </w:tblGrid>
       <w:tr>
         <w:trPr>
-          <w:trHeight w:val="1620" w:hRule="atLeast"/>
+          <w:trHeight w:val="1660" w:hRule="atLeast"/>
         </w:trPr>
         <w:tc>
           <w:tcPr>
@@ -1371,10 +1397,10 @@
             </w:tcBorders>
             <w:shd w:fill="FFFFFF" w:color="auto" w:val="clear"/>
             <w:tcMar>
-              <w:top w:type="dxa" w:w="100"/>
-              <w:left w:type="dxa" w:w="140"/>
-              <w:bottom w:type="dxa" w:w="100"/>
-              <w:right w:type="dxa" w:w="140"/>
+              <w:top w:type="dxa" w:w="140"/>
+              <w:left w:type="dxa" w:w="160"/>
+              <w:bottom w:type="dxa" w:w="140"/>
+              <w:right w:type="dxa" w:w="160"/>
             </w:tcMar>
           </w:tcPr>
           <w:p>
@@ -1396,7 +1422,20 @@
     </w:tbl>
     <w:p>
       <w:pPr>
-        <w:spacing w:after="60" w:before="140"/>
+        <w:spacing w:after="200" w:before="0" w:line="120"/>
+      </w:pPr>
+      <w:r>
+        <w:rPr>
+          <w:rFonts w:ascii="Calibri" w:cs="Calibri" w:eastAsia="Calibri" w:hAnsi="Calibri"/>
+          <w:sz w:val="8"/>
+          <w:szCs w:val="8"/>
+        </w:rPr>
+        <w:t xml:space="preserve"/>
+      </w:r>
+    </w:p>
+    <w:p>
+      <w:pPr>
+        <w:spacing w:after="80" w:before="280"/>
       </w:pPr>
       <w:r>
         <w:rPr>
@@ -1427,7 +1466,7 @@
       </w:tblGrid>
       <w:tr>
         <w:trPr>
-          <w:trHeight w:val="1020" w:hRule="atLeast"/>
+          <w:trHeight w:val="1060" w:hRule="atLeast"/>
         </w:trPr>
         <w:tc>
           <w:tcPr>
@@ -1440,10 +1479,10 @@
             </w:tcBorders>
             <w:shd w:fill="FFFFFF" w:color="auto" w:val="clear"/>
             <w:tcMar>
-              <w:top w:type="dxa" w:w="100"/>
-              <w:left w:type="dxa" w:w="140"/>
-              <w:bottom w:type="dxa" w:w="100"/>
-              <w:right w:type="dxa" w:w="140"/>
+              <w:top w:type="dxa" w:w="140"/>
+              <w:left w:type="dxa" w:w="160"/>
+              <w:bottom w:type="dxa" w:w="140"/>
+              <w:right w:type="dxa" w:w="160"/>
             </w:tcMar>
           </w:tcPr>
           <w:p>
@@ -1463,6 +1502,19 @@
         </w:tc>
       </w:tr>
     </w:tbl>
+    <w:p>
+      <w:pPr>
+        <w:spacing w:after="200" w:before="0" w:line="120"/>
+      </w:pPr>
+      <w:r>
+        <w:rPr>
+          <w:rFonts w:ascii="Calibri" w:cs="Calibri" w:eastAsia="Calibri" w:hAnsi="Calibri"/>
+          <w:sz w:val="8"/>
+          <w:szCs w:val="8"/>
+        </w:rPr>
+        <w:t xml:space="preserve"/>
+      </w:r>
+    </w:p>
     <w:p>
       <w:pPr>
         <w:spacing w:after="120"/>
@@ -1516,7 +1568,7 @@
     <w:p>
       <w:pPr>
         <w:pStyle w:val="Heading1"/>
-        <w:spacing w:after="40" w:before="0"/>
+        <w:spacing w:after="60" w:before="0"/>
       </w:pPr>
       <w:r>
         <w:rPr>
@@ -1532,7 +1584,7 @@
     </w:p>
     <w:p>
       <w:pPr>
-        <w:spacing w:after="200" w:before="0"/>
+        <w:spacing w:after="320" w:before="0"/>
       </w:pPr>
       <w:r>
         <w:rPr>
@@ -1547,7 +1599,7 @@
     <w:p>
       <w:pPr>
         <w:pStyle w:val="Heading2"/>
-        <w:spacing w:after="80" w:before="240"/>
+        <w:spacing w:after="140" w:before="360"/>
       </w:pPr>
       <w:r>
         <w:rPr>
@@ -1563,7 +1615,7 @@
     </w:p>
     <w:p>
       <w:pPr>
-        <w:spacing w:after="80"/>
+        <w:spacing w:after="120"/>
       </w:pPr>
       <w:r>
         <w:rPr>
@@ -1586,7 +1638,7 @@
     </w:p>
     <w:p>
       <w:pPr>
-        <w:spacing w:after="80"/>
+        <w:spacing w:after="120"/>
       </w:pPr>
       <w:r>
         <w:rPr>
@@ -1609,7 +1661,7 @@
     </w:p>
     <w:p>
       <w:pPr>
-        <w:spacing w:after="80"/>
+        <w:spacing w:after="120"/>
       </w:pPr>
       <w:r>
         <w:rPr>
@@ -1632,7 +1684,7 @@
     </w:p>
     <w:p>
       <w:pPr>
-        <w:spacing w:after="80"/>
+        <w:spacing w:after="120"/>
       </w:pPr>
       <w:r>
         <w:rPr>
@@ -1655,7 +1707,7 @@
     </w:p>
     <w:p>
       <w:pPr>
-        <w:spacing w:after="80"/>
+        <w:spacing w:after="120"/>
       </w:pPr>
       <w:r>
         <w:rPr>
@@ -1678,8 +1730,21 @@
     </w:p>
     <w:p>
       <w:pPr>
+        <w:spacing w:after="120" w:before="0" w:line="120"/>
+      </w:pPr>
+      <w:r>
+        <w:rPr>
+          <w:rFonts w:ascii="Calibri" w:cs="Calibri" w:eastAsia="Calibri" w:hAnsi="Calibri"/>
+          <w:sz w:val="8"/>
+          <w:szCs w:val="8"/>
+        </w:rPr>
+        <w:t xml:space="preserve"/>
+      </w:r>
+    </w:p>
+    <w:p>
+      <w:pPr>
         <w:pStyle w:val="Heading2"/>
-        <w:spacing w:after="80" w:before="240"/>
+        <w:spacing w:after="140" w:before="360"/>
       </w:pPr>
       <w:r>
         <w:rPr>
@@ -1725,7 +1790,7 @@
       </w:tblGrid>
       <w:tr>
         <w:trPr>
-          <w:trHeight w:val="560" w:hRule="atLeast"/>
+          <w:trHeight w:val="640" w:hRule="atLeast"/>
         </w:trPr>
         <w:tc>
           <w:tcPr>
@@ -1738,10 +1803,10 @@
             </w:tcBorders>
             <w:shd w:fill="F0FAF3" w:color="auto" w:val="clear"/>
             <w:tcMar>
-              <w:top w:type="dxa" w:w="90"/>
-              <w:left w:type="dxa" w:w="140"/>
-              <w:bottom w:type="dxa" w:w="90"/>
-              <w:right w:type="dxa" w:w="140"/>
+              <w:top w:type="dxa" w:w="120"/>
+              <w:left w:type="dxa" w:w="160"/>
+              <w:bottom w:type="dxa" w:w="120"/>
+              <w:right w:type="dxa" w:w="160"/>
             </w:tcMar>
           </w:tcPr>
           <w:p>
@@ -1772,10 +1837,10 @@
             </w:tcBorders>
             <w:shd w:fill="FFFFFF" w:color="auto" w:val="clear"/>
             <w:tcMar>
-              <w:top w:type="dxa" w:w="90"/>
-              <w:left w:type="dxa" w:w="140"/>
-              <w:bottom w:type="dxa" w:w="90"/>
-              <w:right w:type="dxa" w:w="140"/>
+              <w:top w:type="dxa" w:w="120"/>
+              <w:left w:type="dxa" w:w="160"/>
+              <w:bottom w:type="dxa" w:w="120"/>
+              <w:right w:type="dxa" w:w="160"/>
             </w:tcMar>
           </w:tcPr>
           <w:p>
@@ -1796,7 +1861,7 @@
       </w:tr>
       <w:tr>
         <w:trPr>
-          <w:trHeight w:val="560" w:hRule="atLeast"/>
+          <w:trHeight w:val="640" w:hRule="atLeast"/>
         </w:trPr>
         <w:tc>
           <w:tcPr>
@@ -1809,10 +1874,10 @@
             </w:tcBorders>
             <w:shd w:fill="F0FAF3" w:color="auto" w:val="clear"/>
             <w:tcMar>
-              <w:top w:type="dxa" w:w="90"/>
-              <w:left w:type="dxa" w:w="140"/>
-              <w:bottom w:type="dxa" w:w="90"/>
-              <w:right w:type="dxa" w:w="140"/>
+              <w:top w:type="dxa" w:w="120"/>
+              <w:left w:type="dxa" w:w="160"/>
+              <w:bottom w:type="dxa" w:w="120"/>
+              <w:right w:type="dxa" w:w="160"/>
             </w:tcMar>
           </w:tcPr>
           <w:p>
@@ -1843,10 +1908,10 @@
             </w:tcBorders>
             <w:shd w:fill="FFFFFF" w:color="auto" w:val="clear"/>
             <w:tcMar>
-              <w:top w:type="dxa" w:w="90"/>
-              <w:left w:type="dxa" w:w="140"/>
-              <w:bottom w:type="dxa" w:w="90"/>
-              <w:right w:type="dxa" w:w="140"/>
+              <w:top w:type="dxa" w:w="120"/>
+              <w:left w:type="dxa" w:w="160"/>
+              <w:bottom w:type="dxa" w:w="120"/>
+              <w:right w:type="dxa" w:w="160"/>
             </w:tcMar>
           </w:tcPr>
           <w:p>
@@ -1868,8 +1933,21 @@
     </w:tbl>
     <w:p>
       <w:pPr>
+        <w:spacing w:after="200" w:before="0" w:line="120"/>
+      </w:pPr>
+      <w:r>
+        <w:rPr>
+          <w:rFonts w:ascii="Calibri" w:cs="Calibri" w:eastAsia="Calibri" w:hAnsi="Calibri"/>
+          <w:sz w:val="8"/>
+          <w:szCs w:val="8"/>
+        </w:rPr>
+        <w:t xml:space="preserve"/>
+      </w:r>
+    </w:p>
+    <w:p>
+      <w:pPr>
         <w:pStyle w:val="Heading2"/>
-        <w:spacing w:after="80" w:before="240"/>
+        <w:spacing w:after="140" w:before="360"/>
       </w:pPr>
       <w:r>
         <w:rPr>
@@ -1885,7 +1963,7 @@
     </w:p>
     <w:p>
       <w:pPr>
-        <w:spacing w:after="80"/>
+        <w:spacing w:after="120"/>
       </w:pPr>
       <w:r>
         <w:rPr>
@@ -1908,7 +1986,7 @@
     </w:p>
     <w:p>
       <w:pPr>
-        <w:spacing w:after="80"/>
+        <w:spacing w:after="120"/>
       </w:pPr>
       <w:r>
         <w:rPr>
@@ -1931,7 +2009,7 @@
     </w:p>
     <w:p>
       <w:pPr>
-        <w:spacing w:after="80"/>
+        <w:spacing w:after="120"/>
       </w:pPr>
       <w:r>
         <w:rPr>
@@ -1954,7 +2032,20 @@
     </w:p>
     <w:p>
       <w:pPr>
-        <w:spacing w:after="60" w:before="140"/>
+        <w:spacing w:after="120" w:before="0" w:line="120"/>
+      </w:pPr>
+      <w:r>
+        <w:rPr>
+          <w:rFonts w:ascii="Calibri" w:cs="Calibri" w:eastAsia="Calibri" w:hAnsi="Calibri"/>
+          <w:sz w:val="8"/>
+          <w:szCs w:val="8"/>
+        </w:rPr>
+        <w:t xml:space="preserve"/>
+      </w:r>
+    </w:p>
+    <w:p>
+      <w:pPr>
+        <w:spacing w:after="80" w:before="280"/>
       </w:pPr>
       <w:r>
         <w:rPr>
@@ -1985,7 +2076,7 @@
       </w:tblGrid>
       <w:tr>
         <w:trPr>
-          <w:trHeight w:val="720" w:hRule="atLeast"/>
+          <w:trHeight w:val="760" w:hRule="atLeast"/>
         </w:trPr>
         <w:tc>
           <w:tcPr>
@@ -1998,10 +2089,10 @@
             </w:tcBorders>
             <w:shd w:fill="FFFFFF" w:color="auto" w:val="clear"/>
             <w:tcMar>
-              <w:top w:type="dxa" w:w="100"/>
-              <w:left w:type="dxa" w:w="140"/>
-              <w:bottom w:type="dxa" w:w="100"/>
-              <w:right w:type="dxa" w:w="140"/>
+              <w:top w:type="dxa" w:w="140"/>
+              <w:left w:type="dxa" w:w="160"/>
+              <w:bottom w:type="dxa" w:w="140"/>
+              <w:right w:type="dxa" w:w="160"/>
             </w:tcMar>
           </w:tcPr>
           <w:p>
@@ -2023,8 +2114,21 @@
     </w:tbl>
     <w:p>
       <w:pPr>
+        <w:spacing w:after="200" w:before="0" w:line="120"/>
+      </w:pPr>
+      <w:r>
+        <w:rPr>
+          <w:rFonts w:ascii="Calibri" w:cs="Calibri" w:eastAsia="Calibri" w:hAnsi="Calibri"/>
+          <w:sz w:val="8"/>
+          <w:szCs w:val="8"/>
+        </w:rPr>
+        <w:t xml:space="preserve"/>
+      </w:r>
+    </w:p>
+    <w:p>
+      <w:pPr>
         <w:pStyle w:val="Heading2"/>
-        <w:spacing w:after="80" w:before="240"/>
+        <w:spacing w:after="140" w:before="360"/>
       </w:pPr>
       <w:r>
         <w:rPr>
@@ -2056,7 +2160,7 @@
       </w:tblGrid>
       <w:tr>
         <w:trPr>
-          <w:trHeight w:val="560" w:hRule="atLeast"/>
+          <w:trHeight w:val="640" w:hRule="atLeast"/>
         </w:trPr>
         <w:tc>
           <w:tcPr>
@@ -2069,10 +2173,10 @@
             </w:tcBorders>
             <w:shd w:fill="F0FAF3" w:color="auto" w:val="clear"/>
             <w:tcMar>
-              <w:top w:type="dxa" w:w="90"/>
-              <w:left w:type="dxa" w:w="140"/>
-              <w:bottom w:type="dxa" w:w="90"/>
-              <w:right w:type="dxa" w:w="140"/>
+              <w:top w:type="dxa" w:w="120"/>
+              <w:left w:type="dxa" w:w="160"/>
+              <w:bottom w:type="dxa" w:w="120"/>
+              <w:right w:type="dxa" w:w="160"/>
             </w:tcMar>
           </w:tcPr>
           <w:p>
@@ -2117,10 +2221,10 @@
             </w:tcBorders>
             <w:shd w:fill="FFFFFF" w:color="auto" w:val="clear"/>
             <w:tcMar>
-              <w:top w:type="dxa" w:w="90"/>
-              <w:left w:type="dxa" w:w="140"/>
-              <w:bottom w:type="dxa" w:w="90"/>
-              <w:right w:type="dxa" w:w="140"/>
+              <w:top w:type="dxa" w:w="120"/>
+              <w:left w:type="dxa" w:w="160"/>
+              <w:bottom w:type="dxa" w:w="120"/>
+              <w:right w:type="dxa" w:w="160"/>
             </w:tcMar>
           </w:tcPr>
           <w:p>
@@ -2141,7 +2245,7 @@
       </w:tr>
       <w:tr>
         <w:trPr>
-          <w:trHeight w:val="560" w:hRule="atLeast"/>
+          <w:trHeight w:val="640" w:hRule="atLeast"/>
         </w:trPr>
         <w:tc>
           <w:tcPr>
@@ -2154,10 +2258,10 @@
             </w:tcBorders>
             <w:shd w:fill="F0FAF3" w:color="auto" w:val="clear"/>
             <w:tcMar>
-              <w:top w:type="dxa" w:w="90"/>
-              <w:left w:type="dxa" w:w="140"/>
-              <w:bottom w:type="dxa" w:w="90"/>
-              <w:right w:type="dxa" w:w="140"/>
+              <w:top w:type="dxa" w:w="120"/>
+              <w:left w:type="dxa" w:w="160"/>
+              <w:bottom w:type="dxa" w:w="120"/>
+              <w:right w:type="dxa" w:w="160"/>
             </w:tcMar>
           </w:tcPr>
           <w:p>
@@ -2188,10 +2292,10 @@
             </w:tcBorders>
             <w:shd w:fill="FFFFFF" w:color="auto" w:val="clear"/>
             <w:tcMar>
-              <w:top w:type="dxa" w:w="90"/>
-              <w:left w:type="dxa" w:w="140"/>
-              <w:bottom w:type="dxa" w:w="90"/>
-              <w:right w:type="dxa" w:w="140"/>
+              <w:top w:type="dxa" w:w="120"/>
+              <w:left w:type="dxa" w:w="160"/>
+              <w:bottom w:type="dxa" w:w="120"/>
+              <w:right w:type="dxa" w:w="160"/>
             </w:tcMar>
           </w:tcPr>
           <w:p>
@@ -2211,6 +2315,19 @@
         </w:tc>
       </w:tr>
     </w:tbl>
+    <w:p>
+      <w:pPr>
+        <w:spacing w:after="200" w:before="0" w:line="120"/>
+      </w:pPr>
+      <w:r>
+        <w:rPr>
+          <w:rFonts w:ascii="Calibri" w:cs="Calibri" w:eastAsia="Calibri" w:hAnsi="Calibri"/>
+          <w:sz w:val="8"/>
+          <w:szCs w:val="8"/>
+        </w:rPr>
+        <w:t xml:space="preserve"/>
+      </w:r>
+    </w:p>
     <w:p>
       <w:r>
         <w:br w:type="page"/>
@@ -2236,7 +2353,7 @@
     <w:p>
       <w:pPr>
         <w:pStyle w:val="Heading1"/>
-        <w:spacing w:after="40" w:before="0"/>
+        <w:spacing w:after="60" w:before="0"/>
       </w:pPr>
       <w:r>
         <w:rPr>
@@ -2252,7 +2369,7 @@
     </w:p>
     <w:p>
       <w:pPr>
-        <w:spacing w:after="200" w:before="0"/>
+        <w:spacing w:after="320" w:before="0"/>
       </w:pPr>
       <w:r>
         <w:rPr>
@@ -2266,7 +2383,7 @@
     </w:p>
     <w:p>
       <w:pPr>
-        <w:spacing w:after="80"/>
+        <w:spacing w:after="120"/>
       </w:pPr>
       <w:r>
         <w:rPr>
@@ -2289,7 +2406,7 @@
     </w:p>
     <w:p>
       <w:pPr>
-        <w:spacing w:after="80"/>
+        <w:spacing w:after="120"/>
       </w:pPr>
       <w:r>
         <w:rPr>
@@ -2312,7 +2429,7 @@
     </w:p>
     <w:p>
       <w:pPr>
-        <w:spacing w:after="80"/>
+        <w:spacing w:after="120"/>
       </w:pPr>
       <w:r>
         <w:rPr>
@@ -2335,7 +2452,20 @@
     </w:p>
     <w:p>
       <w:pPr>
-        <w:spacing w:after="60" w:before="140"/>
+        <w:spacing w:after="120" w:before="0" w:line="120"/>
+      </w:pPr>
+      <w:r>
+        <w:rPr>
+          <w:rFonts w:ascii="Calibri" w:cs="Calibri" w:eastAsia="Calibri" w:hAnsi="Calibri"/>
+          <w:sz w:val="8"/>
+          <w:szCs w:val="8"/>
+        </w:rPr>
+        <w:t xml:space="preserve"/>
+      </w:r>
+    </w:p>
+    <w:p>
+      <w:pPr>
+        <w:spacing w:after="80" w:before="280"/>
       </w:pPr>
       <w:r>
         <w:rPr>
@@ -2366,7 +2496,7 @@
       </w:tblGrid>
       <w:tr>
         <w:trPr>
-          <w:trHeight w:val="1320" w:hRule="atLeast"/>
+          <w:trHeight w:val="1360" w:hRule="atLeast"/>
         </w:trPr>
         <w:tc>
           <w:tcPr>
@@ -2379,10 +2509,10 @@
             </w:tcBorders>
             <w:shd w:fill="FFFFFF" w:color="auto" w:val="clear"/>
             <w:tcMar>
-              <w:top w:type="dxa" w:w="100"/>
-              <w:left w:type="dxa" w:w="140"/>
-              <w:bottom w:type="dxa" w:w="100"/>
-              <w:right w:type="dxa" w:w="140"/>
+              <w:top w:type="dxa" w:w="140"/>
+              <w:left w:type="dxa" w:w="160"/>
+              <w:bottom w:type="dxa" w:w="140"/>
+              <w:right w:type="dxa" w:w="160"/>
             </w:tcMar>
           </w:tcPr>
           <w:p>
@@ -2404,7 +2534,20 @@
     </w:tbl>
     <w:p>
       <w:pPr>
-        <w:spacing w:after="60" w:before="140"/>
+        <w:spacing w:after="200" w:before="0" w:line="120"/>
+      </w:pPr>
+      <w:r>
+        <w:rPr>
+          <w:rFonts w:ascii="Calibri" w:cs="Calibri" w:eastAsia="Calibri" w:hAnsi="Calibri"/>
+          <w:sz w:val="8"/>
+          <w:szCs w:val="8"/>
+        </w:rPr>
+        <w:t xml:space="preserve"/>
+      </w:r>
+    </w:p>
+    <w:p>
+      <w:pPr>
+        <w:spacing w:after="80" w:before="280"/>
       </w:pPr>
       <w:r>
         <w:rPr>
@@ -2435,7 +2578,7 @@
       </w:tblGrid>
       <w:tr>
         <w:trPr>
-          <w:trHeight w:val="1320" w:hRule="atLeast"/>
+          <w:trHeight w:val="1360" w:hRule="atLeast"/>
         </w:trPr>
         <w:tc>
           <w:tcPr>
@@ -2448,10 +2591,10 @@
             </w:tcBorders>
             <w:shd w:fill="FFFFFF" w:color="auto" w:val="clear"/>
             <w:tcMar>
-              <w:top w:type="dxa" w:w="100"/>
-              <w:left w:type="dxa" w:w="140"/>
-              <w:bottom w:type="dxa" w:w="100"/>
-              <w:right w:type="dxa" w:w="140"/>
+              <w:top w:type="dxa" w:w="140"/>
+              <w:left w:type="dxa" w:w="160"/>
+              <w:bottom w:type="dxa" w:w="140"/>
+              <w:right w:type="dxa" w:w="160"/>
             </w:tcMar>
           </w:tcPr>
           <w:p>
@@ -2471,6 +2614,32 @@
         </w:tc>
       </w:tr>
     </w:tbl>
+    <w:p>
+      <w:pPr>
+        <w:spacing w:after="200" w:before="0" w:line="120"/>
+      </w:pPr>
+      <w:r>
+        <w:rPr>
+          <w:rFonts w:ascii="Calibri" w:cs="Calibri" w:eastAsia="Calibri" w:hAnsi="Calibri"/>
+          <w:sz w:val="8"/>
+          <w:szCs w:val="8"/>
+        </w:rPr>
+        <w:t xml:space="preserve"/>
+      </w:r>
+    </w:p>
+    <w:p>
+      <w:pPr>
+        <w:spacing w:after="120" w:before="0" w:line="120"/>
+      </w:pPr>
+      <w:r>
+        <w:rPr>
+          <w:rFonts w:ascii="Calibri" w:cs="Calibri" w:eastAsia="Calibri" w:hAnsi="Calibri"/>
+          <w:sz w:val="8"/>
+          <w:szCs w:val="8"/>
+        </w:rPr>
+        <w:t xml:space="preserve"/>
+      </w:r>
+    </w:p>
     <w:tbl>
       <w:tblPr>
         <w:tblW w:type="dxa" w:w="9360"/>
@@ -2534,6 +2703,19 @@
     </w:tbl>
     <w:p>
       <w:pPr>
+        <w:spacing w:after="200" w:before="0" w:line="120"/>
+      </w:pPr>
+      <w:r>
+        <w:rPr>
+          <w:rFonts w:ascii="Calibri" w:cs="Calibri" w:eastAsia="Calibri" w:hAnsi="Calibri"/>
+          <w:sz w:val="8"/>
+          <w:szCs w:val="8"/>
+        </w:rPr>
+        <w:t xml:space="preserve"/>
+      </w:r>
+    </w:p>
+    <w:p>
+      <w:pPr>
         <w:spacing w:after="120"/>
       </w:pPr>
       <w:r>
@@ -2585,7 +2767,7 @@
     <w:p>
       <w:pPr>
         <w:pStyle w:val="Heading1"/>
-        <w:spacing w:after="40" w:before="0"/>
+        <w:spacing w:after="60" w:before="0"/>
       </w:pPr>
       <w:r>
         <w:rPr>
@@ -2601,7 +2783,7 @@
     </w:p>
     <w:p>
       <w:pPr>
-        <w:spacing w:after="200" w:before="0"/>
+        <w:spacing w:after="320" w:before="0"/>
       </w:pPr>
       <w:r>
         <w:rPr>
@@ -2631,7 +2813,7 @@
       </w:tblGrid>
       <w:tr>
         <w:trPr>
-          <w:trHeight w:val="560" w:hRule="atLeast"/>
+          <w:trHeight w:val="640" w:hRule="atLeast"/>
         </w:trPr>
         <w:tc>
           <w:tcPr>
@@ -2644,10 +2826,10 @@
             </w:tcBorders>
             <w:shd w:fill="F0FAF3" w:color="auto" w:val="clear"/>
             <w:tcMar>
-              <w:top w:type="dxa" w:w="90"/>
-              <w:left w:type="dxa" w:w="140"/>
-              <w:bottom w:type="dxa" w:w="90"/>
-              <w:right w:type="dxa" w:w="140"/>
+              <w:top w:type="dxa" w:w="120"/>
+              <w:left w:type="dxa" w:w="160"/>
+              <w:bottom w:type="dxa" w:w="120"/>
+              <w:right w:type="dxa" w:w="160"/>
             </w:tcMar>
           </w:tcPr>
           <w:p>
@@ -2692,10 +2874,10 @@
             </w:tcBorders>
             <w:shd w:fill="FFFFFF" w:color="auto" w:val="clear"/>
             <w:tcMar>
-              <w:top w:type="dxa" w:w="90"/>
-              <w:left w:type="dxa" w:w="140"/>
-              <w:bottom w:type="dxa" w:w="90"/>
-              <w:right w:type="dxa" w:w="140"/>
+              <w:top w:type="dxa" w:w="120"/>
+              <w:left w:type="dxa" w:w="160"/>
+              <w:bottom w:type="dxa" w:w="120"/>
+              <w:right w:type="dxa" w:w="160"/>
             </w:tcMar>
           </w:tcPr>
           <w:p>
@@ -2716,7 +2898,7 @@
       </w:tr>
       <w:tr>
         <w:trPr>
-          <w:trHeight w:val="560" w:hRule="atLeast"/>
+          <w:trHeight w:val="640" w:hRule="atLeast"/>
         </w:trPr>
         <w:tc>
           <w:tcPr>
@@ -2729,10 +2911,10 @@
             </w:tcBorders>
             <w:shd w:fill="F0FAF3" w:color="auto" w:val="clear"/>
             <w:tcMar>
-              <w:top w:type="dxa" w:w="90"/>
-              <w:left w:type="dxa" w:w="140"/>
-              <w:bottom w:type="dxa" w:w="90"/>
-              <w:right w:type="dxa" w:w="140"/>
+              <w:top w:type="dxa" w:w="120"/>
+              <w:left w:type="dxa" w:w="160"/>
+              <w:bottom w:type="dxa" w:w="120"/>
+              <w:right w:type="dxa" w:w="160"/>
             </w:tcMar>
           </w:tcPr>
           <w:p>
@@ -2777,10 +2959,10 @@
             </w:tcBorders>
             <w:shd w:fill="FFFFFF" w:color="auto" w:val="clear"/>
             <w:tcMar>
-              <w:top w:type="dxa" w:w="90"/>
-              <w:left w:type="dxa" w:w="140"/>
-              <w:bottom w:type="dxa" w:w="90"/>
-              <w:right w:type="dxa" w:w="140"/>
+              <w:top w:type="dxa" w:w="120"/>
+              <w:left w:type="dxa" w:w="160"/>
+              <w:bottom w:type="dxa" w:w="120"/>
+              <w:right w:type="dxa" w:w="160"/>
             </w:tcMar>
           </w:tcPr>
           <w:p>
@@ -2801,7 +2983,7 @@
       </w:tr>
       <w:tr>
         <w:trPr>
-          <w:trHeight w:val="560" w:hRule="atLeast"/>
+          <w:trHeight w:val="640" w:hRule="atLeast"/>
         </w:trPr>
         <w:tc>
           <w:tcPr>
@@ -2814,10 +2996,10 @@
             </w:tcBorders>
             <w:shd w:fill="F0FAF3" w:color="auto" w:val="clear"/>
             <w:tcMar>
-              <w:top w:type="dxa" w:w="90"/>
-              <w:left w:type="dxa" w:w="140"/>
-              <w:bottom w:type="dxa" w:w="90"/>
-              <w:right w:type="dxa" w:w="140"/>
+              <w:top w:type="dxa" w:w="120"/>
+              <w:left w:type="dxa" w:w="160"/>
+              <w:bottom w:type="dxa" w:w="120"/>
+              <w:right w:type="dxa" w:w="160"/>
             </w:tcMar>
           </w:tcPr>
           <w:p>
@@ -2862,10 +3044,10 @@
             </w:tcBorders>
             <w:shd w:fill="FFFFFF" w:color="auto" w:val="clear"/>
             <w:tcMar>
-              <w:top w:type="dxa" w:w="90"/>
-              <w:left w:type="dxa" w:w="140"/>
-              <w:bottom w:type="dxa" w:w="90"/>
-              <w:right w:type="dxa" w:w="140"/>
+              <w:top w:type="dxa" w:w="120"/>
+              <w:left w:type="dxa" w:w="160"/>
+              <w:bottom w:type="dxa" w:w="120"/>
+              <w:right w:type="dxa" w:w="160"/>
             </w:tcMar>
           </w:tcPr>
           <w:p>
@@ -2886,7 +3068,7 @@
       </w:tr>
       <w:tr>
         <w:trPr>
-          <w:trHeight w:val="560" w:hRule="atLeast"/>
+          <w:trHeight w:val="640" w:hRule="atLeast"/>
         </w:trPr>
         <w:tc>
           <w:tcPr>
@@ -2899,10 +3081,10 @@
             </w:tcBorders>
             <w:shd w:fill="F0FAF3" w:color="auto" w:val="clear"/>
             <w:tcMar>
-              <w:top w:type="dxa" w:w="90"/>
-              <w:left w:type="dxa" w:w="140"/>
-              <w:bottom w:type="dxa" w:w="90"/>
-              <w:right w:type="dxa" w:w="140"/>
+              <w:top w:type="dxa" w:w="120"/>
+              <w:left w:type="dxa" w:w="160"/>
+              <w:bottom w:type="dxa" w:w="120"/>
+              <w:right w:type="dxa" w:w="160"/>
             </w:tcMar>
           </w:tcPr>
           <w:p>
@@ -2947,10 +3129,10 @@
             </w:tcBorders>
             <w:shd w:fill="FFFFFF" w:color="auto" w:val="clear"/>
             <w:tcMar>
-              <w:top w:type="dxa" w:w="90"/>
-              <w:left w:type="dxa" w:w="140"/>
-              <w:bottom w:type="dxa" w:w="90"/>
-              <w:right w:type="dxa" w:w="140"/>
+              <w:top w:type="dxa" w:w="120"/>
+              <w:left w:type="dxa" w:w="160"/>
+              <w:bottom w:type="dxa" w:w="120"/>
+              <w:right w:type="dxa" w:w="160"/>
             </w:tcMar>
           </w:tcPr>
           <w:p>
@@ -2971,7 +3153,7 @@
       </w:tr>
       <w:tr>
         <w:trPr>
-          <w:trHeight w:val="560" w:hRule="atLeast"/>
+          <w:trHeight w:val="640" w:hRule="atLeast"/>
         </w:trPr>
         <w:tc>
           <w:tcPr>
@@ -2984,10 +3166,10 @@
             </w:tcBorders>
             <w:shd w:fill="F0FAF3" w:color="auto" w:val="clear"/>
             <w:tcMar>
-              <w:top w:type="dxa" w:w="90"/>
-              <w:left w:type="dxa" w:w="140"/>
-              <w:bottom w:type="dxa" w:w="90"/>
-              <w:right w:type="dxa" w:w="140"/>
+              <w:top w:type="dxa" w:w="120"/>
+              <w:left w:type="dxa" w:w="160"/>
+              <w:bottom w:type="dxa" w:w="120"/>
+              <w:right w:type="dxa" w:w="160"/>
             </w:tcMar>
           </w:tcPr>
           <w:p>
@@ -3032,10 +3214,10 @@
             </w:tcBorders>
             <w:shd w:fill="FFFFFF" w:color="auto" w:val="clear"/>
             <w:tcMar>
-              <w:top w:type="dxa" w:w="90"/>
-              <w:left w:type="dxa" w:w="140"/>
-              <w:bottom w:type="dxa" w:w="90"/>
-              <w:right w:type="dxa" w:w="140"/>
+              <w:top w:type="dxa" w:w="120"/>
+              <w:left w:type="dxa" w:w="160"/>
+              <w:bottom w:type="dxa" w:w="120"/>
+              <w:right w:type="dxa" w:w="160"/>
             </w:tcMar>
           </w:tcPr>
           <w:p>
@@ -3055,6 +3237,19 @@
         </w:tc>
       </w:tr>
     </w:tbl>
+    <w:p>
+      <w:pPr>
+        <w:spacing w:after="200" w:before="0" w:line="120"/>
+      </w:pPr>
+      <w:r>
+        <w:rPr>
+          <w:rFonts w:ascii="Calibri" w:cs="Calibri" w:eastAsia="Calibri" w:hAnsi="Calibri"/>
+          <w:sz w:val="8"/>
+          <w:szCs w:val="8"/>
+        </w:rPr>
+        <w:t xml:space="preserve"/>
+      </w:r>
+    </w:p>
     <w:p>
       <w:pPr>
         <w:spacing w:after="120" w:before="120"/>
@@ -3071,7 +3266,7 @@
     </w:p>
     <w:p>
       <w:pPr>
-        <w:spacing w:after="60" w:before="140"/>
+        <w:spacing w:after="80" w:before="280"/>
       </w:pPr>
       <w:r>
         <w:rPr>
@@ -3102,7 +3297,7 @@
       </w:tblGrid>
       <w:tr>
         <w:trPr>
-          <w:trHeight w:val="1320" w:hRule="atLeast"/>
+          <w:trHeight w:val="1360" w:hRule="atLeast"/>
         </w:trPr>
         <w:tc>
           <w:tcPr>
@@ -3115,10 +3310,10 @@
             </w:tcBorders>
             <w:shd w:fill="FFFFFF" w:color="auto" w:val="clear"/>
             <w:tcMar>
-              <w:top w:type="dxa" w:w="100"/>
-              <w:left w:type="dxa" w:w="140"/>
-              <w:bottom w:type="dxa" w:w="100"/>
-              <w:right w:type="dxa" w:w="140"/>
+              <w:top w:type="dxa" w:w="140"/>
+              <w:left w:type="dxa" w:w="160"/>
+              <w:bottom w:type="dxa" w:w="140"/>
+              <w:right w:type="dxa" w:w="160"/>
             </w:tcMar>
           </w:tcPr>
           <w:p>
@@ -3140,7 +3335,20 @@
     </w:tbl>
     <w:p>
       <w:pPr>
-        <w:spacing w:after="60" w:before="140"/>
+        <w:spacing w:after="200" w:before="0" w:line="120"/>
+      </w:pPr>
+      <w:r>
+        <w:rPr>
+          <w:rFonts w:ascii="Calibri" w:cs="Calibri" w:eastAsia="Calibri" w:hAnsi="Calibri"/>
+          <w:sz w:val="8"/>
+          <w:szCs w:val="8"/>
+        </w:rPr>
+        <w:t xml:space="preserve"/>
+      </w:r>
+    </w:p>
+    <w:p>
+      <w:pPr>
+        <w:spacing w:after="80" w:before="280"/>
       </w:pPr>
       <w:r>
         <w:rPr>
@@ -3171,7 +3379,7 @@
       </w:tblGrid>
       <w:tr>
         <w:trPr>
-          <w:trHeight w:val="1020" w:hRule="atLeast"/>
+          <w:trHeight w:val="1060" w:hRule="atLeast"/>
         </w:trPr>
         <w:tc>
           <w:tcPr>
@@ -3184,10 +3392,10 @@
             </w:tcBorders>
             <w:shd w:fill="FFFFFF" w:color="auto" w:val="clear"/>
             <w:tcMar>
-              <w:top w:type="dxa" w:w="100"/>
-              <w:left w:type="dxa" w:w="140"/>
-              <w:bottom w:type="dxa" w:w="100"/>
-              <w:right w:type="dxa" w:w="140"/>
+              <w:top w:type="dxa" w:w="140"/>
+              <w:left w:type="dxa" w:w="160"/>
+              <w:bottom w:type="dxa" w:w="140"/>
+              <w:right w:type="dxa" w:w="160"/>
             </w:tcMar>
           </w:tcPr>
           <w:p>
@@ -3209,7 +3417,20 @@
     </w:tbl>
     <w:p>
       <w:pPr>
-        <w:spacing w:after="60" w:before="140"/>
+        <w:spacing w:after="200" w:before="0" w:line="120"/>
+      </w:pPr>
+      <w:r>
+        <w:rPr>
+          <w:rFonts w:ascii="Calibri" w:cs="Calibri" w:eastAsia="Calibri" w:hAnsi="Calibri"/>
+          <w:sz w:val="8"/>
+          <w:szCs w:val="8"/>
+        </w:rPr>
+        <w:t xml:space="preserve"/>
+      </w:r>
+    </w:p>
+    <w:p>
+      <w:pPr>
+        <w:spacing w:after="80" w:before="280"/>
       </w:pPr>
       <w:r>
         <w:rPr>
@@ -3240,7 +3461,7 @@
       </w:tblGrid>
       <w:tr>
         <w:trPr>
-          <w:trHeight w:val="1020" w:hRule="atLeast"/>
+          <w:trHeight w:val="1060" w:hRule="atLeast"/>
         </w:trPr>
         <w:tc>
           <w:tcPr>
@@ -3253,10 +3474,10 @@
             </w:tcBorders>
             <w:shd w:fill="FFFFFF" w:color="auto" w:val="clear"/>
             <w:tcMar>
-              <w:top w:type="dxa" w:w="100"/>
-              <w:left w:type="dxa" w:w="140"/>
-              <w:bottom w:type="dxa" w:w="100"/>
-              <w:right w:type="dxa" w:w="140"/>
+              <w:top w:type="dxa" w:w="140"/>
+              <w:left w:type="dxa" w:w="160"/>
+              <w:bottom w:type="dxa" w:w="140"/>
+              <w:right w:type="dxa" w:w="160"/>
             </w:tcMar>
           </w:tcPr>
           <w:p>
@@ -3276,6 +3497,32 @@
         </w:tc>
       </w:tr>
     </w:tbl>
+    <w:p>
+      <w:pPr>
+        <w:spacing w:after="200" w:before="0" w:line="120"/>
+      </w:pPr>
+      <w:r>
+        <w:rPr>
+          <w:rFonts w:ascii="Calibri" w:cs="Calibri" w:eastAsia="Calibri" w:hAnsi="Calibri"/>
+          <w:sz w:val="8"/>
+          <w:szCs w:val="8"/>
+        </w:rPr>
+        <w:t xml:space="preserve"/>
+      </w:r>
+    </w:p>
+    <w:p>
+      <w:pPr>
+        <w:spacing w:after="120" w:before="0" w:line="120"/>
+      </w:pPr>
+      <w:r>
+        <w:rPr>
+          <w:rFonts w:ascii="Calibri" w:cs="Calibri" w:eastAsia="Calibri" w:hAnsi="Calibri"/>
+          <w:sz w:val="8"/>
+          <w:szCs w:val="8"/>
+        </w:rPr>
+        <w:t xml:space="preserve"/>
+      </w:r>
+    </w:p>
     <w:tbl>
       <w:tblPr>
         <w:tblW w:type="dxa" w:w="9360"/>
@@ -3339,6 +3586,19 @@
     </w:tbl>
     <w:p>
       <w:pPr>
+        <w:spacing w:after="200" w:before="0" w:line="120"/>
+      </w:pPr>
+      <w:r>
+        <w:rPr>
+          <w:rFonts w:ascii="Calibri" w:cs="Calibri" w:eastAsia="Calibri" w:hAnsi="Calibri"/>
+          <w:sz w:val="8"/>
+          <w:szCs w:val="8"/>
+        </w:rPr>
+        <w:t xml:space="preserve"/>
+      </w:r>
+    </w:p>
+    <w:p>
+      <w:pPr>
         <w:spacing w:after="120"/>
       </w:pPr>
       <w:r>
@@ -3390,7 +3650,7 @@
     <w:p>
       <w:pPr>
         <w:pStyle w:val="Heading1"/>
-        <w:spacing w:after="40" w:before="0"/>
+        <w:spacing w:after="60" w:before="0"/>
       </w:pPr>
       <w:r>
         <w:rPr>
@@ -3406,7 +3666,7 @@
     </w:p>
     <w:p>
       <w:pPr>
-        <w:spacing w:after="200" w:before="0"/>
+        <w:spacing w:after="320" w:before="0"/>
       </w:pPr>
       <w:r>
         <w:rPr>
@@ -3436,7 +3696,7 @@
       </w:tblGrid>
       <w:tr>
         <w:trPr>
-          <w:trHeight w:val="560" w:hRule="atLeast"/>
+          <w:trHeight w:val="640" w:hRule="atLeast"/>
         </w:trPr>
         <w:tc>
           <w:tcPr>
@@ -3449,10 +3709,10 @@
             </w:tcBorders>
             <w:shd w:fill="F0FAF3" w:color="auto" w:val="clear"/>
             <w:tcMar>
-              <w:top w:type="dxa" w:w="90"/>
-              <w:left w:type="dxa" w:w="140"/>
-              <w:bottom w:type="dxa" w:w="90"/>
-              <w:right w:type="dxa" w:w="140"/>
+              <w:top w:type="dxa" w:w="120"/>
+              <w:left w:type="dxa" w:w="160"/>
+              <w:bottom w:type="dxa" w:w="120"/>
+              <w:right w:type="dxa" w:w="160"/>
             </w:tcMar>
           </w:tcPr>
           <w:p>
@@ -3497,10 +3757,10 @@
             </w:tcBorders>
             <w:shd w:fill="FFFFFF" w:color="auto" w:val="clear"/>
             <w:tcMar>
-              <w:top w:type="dxa" w:w="90"/>
-              <w:left w:type="dxa" w:w="140"/>
-              <w:bottom w:type="dxa" w:w="90"/>
-              <w:right w:type="dxa" w:w="140"/>
+              <w:top w:type="dxa" w:w="120"/>
+              <w:left w:type="dxa" w:w="160"/>
+              <w:bottom w:type="dxa" w:w="120"/>
+              <w:right w:type="dxa" w:w="160"/>
             </w:tcMar>
           </w:tcPr>
           <w:p>
@@ -3521,7 +3781,7 @@
       </w:tr>
       <w:tr>
         <w:trPr>
-          <w:trHeight w:val="560" w:hRule="atLeast"/>
+          <w:trHeight w:val="640" w:hRule="atLeast"/>
         </w:trPr>
         <w:tc>
           <w:tcPr>
@@ -3534,10 +3794,10 @@
             </w:tcBorders>
             <w:shd w:fill="F0FAF3" w:color="auto" w:val="clear"/>
             <w:tcMar>
-              <w:top w:type="dxa" w:w="90"/>
-              <w:left w:type="dxa" w:w="140"/>
-              <w:bottom w:type="dxa" w:w="90"/>
-              <w:right w:type="dxa" w:w="140"/>
+              <w:top w:type="dxa" w:w="120"/>
+              <w:left w:type="dxa" w:w="160"/>
+              <w:bottom w:type="dxa" w:w="120"/>
+              <w:right w:type="dxa" w:w="160"/>
             </w:tcMar>
           </w:tcPr>
           <w:p>
@@ -3582,10 +3842,10 @@
             </w:tcBorders>
             <w:shd w:fill="FFFFFF" w:color="auto" w:val="clear"/>
             <w:tcMar>
-              <w:top w:type="dxa" w:w="90"/>
-              <w:left w:type="dxa" w:w="140"/>
-              <w:bottom w:type="dxa" w:w="90"/>
-              <w:right w:type="dxa" w:w="140"/>
+              <w:top w:type="dxa" w:w="120"/>
+              <w:left w:type="dxa" w:w="160"/>
+              <w:bottom w:type="dxa" w:w="120"/>
+              <w:right w:type="dxa" w:w="160"/>
             </w:tcMar>
           </w:tcPr>
           <w:p>
@@ -3606,7 +3866,7 @@
       </w:tr>
       <w:tr>
         <w:trPr>
-          <w:trHeight w:val="560" w:hRule="atLeast"/>
+          <w:trHeight w:val="640" w:hRule="atLeast"/>
         </w:trPr>
         <w:tc>
           <w:tcPr>
@@ -3619,10 +3879,10 @@
             </w:tcBorders>
             <w:shd w:fill="F0FAF3" w:color="auto" w:val="clear"/>
             <w:tcMar>
-              <w:top w:type="dxa" w:w="90"/>
-              <w:left w:type="dxa" w:w="140"/>
-              <w:bottom w:type="dxa" w:w="90"/>
-              <w:right w:type="dxa" w:w="140"/>
+              <w:top w:type="dxa" w:w="120"/>
+              <w:left w:type="dxa" w:w="160"/>
+              <w:bottom w:type="dxa" w:w="120"/>
+              <w:right w:type="dxa" w:w="160"/>
             </w:tcMar>
           </w:tcPr>
           <w:p>
@@ -3667,10 +3927,10 @@
             </w:tcBorders>
             <w:shd w:fill="FFFFFF" w:color="auto" w:val="clear"/>
             <w:tcMar>
-              <w:top w:type="dxa" w:w="90"/>
-              <w:left w:type="dxa" w:w="140"/>
-              <w:bottom w:type="dxa" w:w="90"/>
-              <w:right w:type="dxa" w:w="140"/>
+              <w:top w:type="dxa" w:w="120"/>
+              <w:left w:type="dxa" w:w="160"/>
+              <w:bottom w:type="dxa" w:w="120"/>
+              <w:right w:type="dxa" w:w="160"/>
             </w:tcMar>
           </w:tcPr>
           <w:p>
@@ -3691,7 +3951,7 @@
       </w:tr>
       <w:tr>
         <w:trPr>
-          <w:trHeight w:val="560" w:hRule="atLeast"/>
+          <w:trHeight w:val="640" w:hRule="atLeast"/>
         </w:trPr>
         <w:tc>
           <w:tcPr>
@@ -3704,10 +3964,10 @@
             </w:tcBorders>
             <w:shd w:fill="F0FAF3" w:color="auto" w:val="clear"/>
             <w:tcMar>
-              <w:top w:type="dxa" w:w="90"/>
-              <w:left w:type="dxa" w:w="140"/>
-              <w:bottom w:type="dxa" w:w="90"/>
-              <w:right w:type="dxa" w:w="140"/>
+              <w:top w:type="dxa" w:w="120"/>
+              <w:left w:type="dxa" w:w="160"/>
+              <w:bottom w:type="dxa" w:w="120"/>
+              <w:right w:type="dxa" w:w="160"/>
             </w:tcMar>
           </w:tcPr>
           <w:p>
@@ -3752,10 +4012,10 @@
             </w:tcBorders>
             <w:shd w:fill="FFFFFF" w:color="auto" w:val="clear"/>
             <w:tcMar>
-              <w:top w:type="dxa" w:w="90"/>
-              <w:left w:type="dxa" w:w="140"/>
-              <w:bottom w:type="dxa" w:w="90"/>
-              <w:right w:type="dxa" w:w="140"/>
+              <w:top w:type="dxa" w:w="120"/>
+              <w:left w:type="dxa" w:w="160"/>
+              <w:bottom w:type="dxa" w:w="120"/>
+              <w:right w:type="dxa" w:w="160"/>
             </w:tcMar>
           </w:tcPr>
           <w:p>
@@ -3776,7 +4036,7 @@
       </w:tr>
       <w:tr>
         <w:trPr>
-          <w:trHeight w:val="560" w:hRule="atLeast"/>
+          <w:trHeight w:val="640" w:hRule="atLeast"/>
         </w:trPr>
         <w:tc>
           <w:tcPr>
@@ -3789,10 +4049,10 @@
             </w:tcBorders>
             <w:shd w:fill="F0FAF3" w:color="auto" w:val="clear"/>
             <w:tcMar>
-              <w:top w:type="dxa" w:w="90"/>
-              <w:left w:type="dxa" w:w="140"/>
-              <w:bottom w:type="dxa" w:w="90"/>
-              <w:right w:type="dxa" w:w="140"/>
+              <w:top w:type="dxa" w:w="120"/>
+              <w:left w:type="dxa" w:w="160"/>
+              <w:bottom w:type="dxa" w:w="120"/>
+              <w:right w:type="dxa" w:w="160"/>
             </w:tcMar>
           </w:tcPr>
           <w:p>
@@ -3837,10 +4097,10 @@
             </w:tcBorders>
             <w:shd w:fill="FFFFFF" w:color="auto" w:val="clear"/>
             <w:tcMar>
-              <w:top w:type="dxa" w:w="90"/>
-              <w:left w:type="dxa" w:w="140"/>
-              <w:bottom w:type="dxa" w:w="90"/>
-              <w:right w:type="dxa" w:w="140"/>
+              <w:top w:type="dxa" w:w="120"/>
+              <w:left w:type="dxa" w:w="160"/>
+              <w:bottom w:type="dxa" w:w="120"/>
+              <w:right w:type="dxa" w:w="160"/>
             </w:tcMar>
           </w:tcPr>
           <w:p>
@@ -3861,7 +4121,7 @@
       </w:tr>
       <w:tr>
         <w:trPr>
-          <w:trHeight w:val="560" w:hRule="atLeast"/>
+          <w:trHeight w:val="640" w:hRule="atLeast"/>
         </w:trPr>
         <w:tc>
           <w:tcPr>
@@ -3874,10 +4134,10 @@
             </w:tcBorders>
             <w:shd w:fill="F0FAF3" w:color="auto" w:val="clear"/>
             <w:tcMar>
-              <w:top w:type="dxa" w:w="90"/>
-              <w:left w:type="dxa" w:w="140"/>
-              <w:bottom w:type="dxa" w:w="90"/>
-              <w:right w:type="dxa" w:w="140"/>
+              <w:top w:type="dxa" w:w="120"/>
+              <w:left w:type="dxa" w:w="160"/>
+              <w:bottom w:type="dxa" w:w="120"/>
+              <w:right w:type="dxa" w:w="160"/>
             </w:tcMar>
           </w:tcPr>
           <w:p>
@@ -3922,10 +4182,10 @@
             </w:tcBorders>
             <w:shd w:fill="FFFFFF" w:color="auto" w:val="clear"/>
             <w:tcMar>
-              <w:top w:type="dxa" w:w="90"/>
-              <w:left w:type="dxa" w:w="140"/>
-              <w:bottom w:type="dxa" w:w="90"/>
-              <w:right w:type="dxa" w:w="140"/>
+              <w:top w:type="dxa" w:w="120"/>
+              <w:left w:type="dxa" w:w="160"/>
+              <w:bottom w:type="dxa" w:w="120"/>
+              <w:right w:type="dxa" w:w="160"/>
             </w:tcMar>
           </w:tcPr>
           <w:p>
@@ -3947,8 +4207,21 @@
     </w:tbl>
     <w:p>
       <w:pPr>
+        <w:spacing w:after="200" w:before="0" w:line="120"/>
+      </w:pPr>
+      <w:r>
+        <w:rPr>
+          <w:rFonts w:ascii="Calibri" w:cs="Calibri" w:eastAsia="Calibri" w:hAnsi="Calibri"/>
+          <w:sz w:val="8"/>
+          <w:szCs w:val="8"/>
+        </w:rPr>
+        <w:t xml:space="preserve"/>
+      </w:r>
+    </w:p>
+    <w:p>
+      <w:pPr>
         <w:pStyle w:val="Heading2"/>
-        <w:spacing w:after="80" w:before="240"/>
+        <w:spacing w:after="140" w:before="360"/>
       </w:pPr>
       <w:r>
         <w:rPr>
@@ -3964,7 +4237,7 @@
     </w:p>
     <w:p>
       <w:pPr>
-        <w:spacing w:after="80"/>
+        <w:spacing w:after="120"/>
       </w:pPr>
       <w:r>
         <w:rPr>
@@ -3987,7 +4260,7 @@
     </w:p>
     <w:p>
       <w:pPr>
-        <w:spacing w:after="80"/>
+        <w:spacing w:after="120"/>
       </w:pPr>
       <w:r>
         <w:rPr>
@@ -4010,7 +4283,7 @@
     </w:p>
     <w:p>
       <w:pPr>
-        <w:spacing w:after="80"/>
+        <w:spacing w:after="120"/>
       </w:pPr>
       <w:r>
         <w:rPr>
@@ -4033,7 +4306,20 @@
     </w:p>
     <w:p>
       <w:pPr>
-        <w:spacing w:after="60" w:before="140"/>
+        <w:spacing w:after="120" w:before="0" w:line="120"/>
+      </w:pPr>
+      <w:r>
+        <w:rPr>
+          <w:rFonts w:ascii="Calibri" w:cs="Calibri" w:eastAsia="Calibri" w:hAnsi="Calibri"/>
+          <w:sz w:val="8"/>
+          <w:szCs w:val="8"/>
+        </w:rPr>
+        <w:t xml:space="preserve"/>
+      </w:r>
+    </w:p>
+    <w:p>
+      <w:pPr>
+        <w:spacing w:after="80" w:before="280"/>
       </w:pPr>
       <w:r>
         <w:rPr>
@@ -4049,7 +4335,7 @@
     </w:p>
     <w:p>
       <w:pPr>
-        <w:spacing w:after="60" w:before="0"/>
+        <w:spacing w:after="100" w:before="0"/>
       </w:pPr>
       <w:r>
         <w:rPr>
@@ -4078,7 +4364,7 @@
       </w:tblGrid>
       <w:tr>
         <w:trPr>
-          <w:trHeight w:val="1320" w:hRule="atLeast"/>
+          <w:trHeight w:val="1360" w:hRule="atLeast"/>
         </w:trPr>
         <w:tc>
           <w:tcPr>
@@ -4091,10 +4377,10 @@
             </w:tcBorders>
             <w:shd w:fill="FFFFFF" w:color="auto" w:val="clear"/>
             <w:tcMar>
-              <w:top w:type="dxa" w:w="100"/>
-              <w:left w:type="dxa" w:w="140"/>
-              <w:bottom w:type="dxa" w:w="100"/>
-              <w:right w:type="dxa" w:w="140"/>
+              <w:top w:type="dxa" w:w="140"/>
+              <w:left w:type="dxa" w:w="160"/>
+              <w:bottom w:type="dxa" w:w="140"/>
+              <w:right w:type="dxa" w:w="160"/>
             </w:tcMar>
           </w:tcPr>
           <w:p>
@@ -4116,7 +4402,20 @@
     </w:tbl>
     <w:p>
       <w:pPr>
-        <w:spacing w:after="60" w:before="140"/>
+        <w:spacing w:after="200" w:before="0" w:line="120"/>
+      </w:pPr>
+      <w:r>
+        <w:rPr>
+          <w:rFonts w:ascii="Calibri" w:cs="Calibri" w:eastAsia="Calibri" w:hAnsi="Calibri"/>
+          <w:sz w:val="8"/>
+          <w:szCs w:val="8"/>
+        </w:rPr>
+        <w:t xml:space="preserve"/>
+      </w:r>
+    </w:p>
+    <w:p>
+      <w:pPr>
+        <w:spacing w:after="80" w:before="280"/>
       </w:pPr>
       <w:r>
         <w:rPr>
@@ -4147,7 +4446,7 @@
       </w:tblGrid>
       <w:tr>
         <w:trPr>
-          <w:trHeight w:val="720" w:hRule="atLeast"/>
+          <w:trHeight w:val="760" w:hRule="atLeast"/>
         </w:trPr>
         <w:tc>
           <w:tcPr>
@@ -4160,10 +4459,10 @@
             </w:tcBorders>
             <w:shd w:fill="FFFFFF" w:color="auto" w:val="clear"/>
             <w:tcMar>
-              <w:top w:type="dxa" w:w="100"/>
-              <w:left w:type="dxa" w:w="140"/>
-              <w:bottom w:type="dxa" w:w="100"/>
-              <w:right w:type="dxa" w:w="140"/>
+              <w:top w:type="dxa" w:w="140"/>
+              <w:left w:type="dxa" w:w="160"/>
+              <w:bottom w:type="dxa" w:w="140"/>
+              <w:right w:type="dxa" w:w="160"/>
             </w:tcMar>
           </w:tcPr>
           <w:p>
@@ -4183,6 +4482,32 @@
         </w:tc>
       </w:tr>
     </w:tbl>
+    <w:p>
+      <w:pPr>
+        <w:spacing w:after="200" w:before="0" w:line="120"/>
+      </w:pPr>
+      <w:r>
+        <w:rPr>
+          <w:rFonts w:ascii="Calibri" w:cs="Calibri" w:eastAsia="Calibri" w:hAnsi="Calibri"/>
+          <w:sz w:val="8"/>
+          <w:szCs w:val="8"/>
+        </w:rPr>
+        <w:t xml:space="preserve"/>
+      </w:r>
+    </w:p>
+    <w:p>
+      <w:pPr>
+        <w:spacing w:after="120" w:before="0" w:line="120"/>
+      </w:pPr>
+      <w:r>
+        <w:rPr>
+          <w:rFonts w:ascii="Calibri" w:cs="Calibri" w:eastAsia="Calibri" w:hAnsi="Calibri"/>
+          <w:sz w:val="8"/>
+          <w:szCs w:val="8"/>
+        </w:rPr>
+        <w:t xml:space="preserve"/>
+      </w:r>
+    </w:p>
     <w:tbl>
       <w:tblPr>
         <w:tblW w:type="dxa" w:w="9360"/>
@@ -4245,6 +4570,19 @@
       </w:tr>
     </w:tbl>
     <w:p>
+      <w:pPr>
+        <w:spacing w:after="200" w:before="0" w:line="120"/>
+      </w:pPr>
+      <w:r>
+        <w:rPr>
+          <w:rFonts w:ascii="Calibri" w:cs="Calibri" w:eastAsia="Calibri" w:hAnsi="Calibri"/>
+          <w:sz w:val="8"/>
+          <w:szCs w:val="8"/>
+        </w:rPr>
+        <w:t xml:space="preserve"/>
+      </w:r>
+    </w:p>
+    <w:p>
       <w:r>
         <w:br w:type="page"/>
       </w:r>
@@ -4269,7 +4607,7 @@
     <w:p>
       <w:pPr>
         <w:pStyle w:val="Heading1"/>
-        <w:spacing w:after="40" w:before="0"/>
+        <w:spacing w:after="60" w:before="0"/>
       </w:pPr>
       <w:r>
         <w:rPr>
@@ -4285,7 +4623,7 @@
     </w:p>
     <w:p>
       <w:pPr>
-        <w:spacing w:after="200" w:before="0"/>
+        <w:spacing w:after="320" w:before="0"/>
       </w:pPr>
       <w:r>
         <w:rPr>
@@ -4300,7 +4638,7 @@
     <w:p>
       <w:pPr>
         <w:pStyle w:val="Heading2"/>
-        <w:spacing w:after="80" w:before="240"/>
+        <w:spacing w:after="140" w:before="360"/>
       </w:pPr>
       <w:r>
         <w:rPr>
@@ -4332,7 +4670,7 @@
       </w:tblGrid>
       <w:tr>
         <w:trPr>
-          <w:trHeight w:val="560" w:hRule="atLeast"/>
+          <w:trHeight w:val="640" w:hRule="atLeast"/>
         </w:trPr>
         <w:tc>
           <w:tcPr>
@@ -4345,10 +4683,10 @@
             </w:tcBorders>
             <w:shd w:fill="F0FAF3" w:color="auto" w:val="clear"/>
             <w:tcMar>
-              <w:top w:type="dxa" w:w="90"/>
-              <w:left w:type="dxa" w:w="140"/>
-              <w:bottom w:type="dxa" w:w="90"/>
-              <w:right w:type="dxa" w:w="140"/>
+              <w:top w:type="dxa" w:w="120"/>
+              <w:left w:type="dxa" w:w="160"/>
+              <w:bottom w:type="dxa" w:w="120"/>
+              <w:right w:type="dxa" w:w="160"/>
             </w:tcMar>
           </w:tcPr>
           <w:p>
@@ -4379,10 +4717,10 @@
             </w:tcBorders>
             <w:shd w:fill="FFFFFF" w:color="auto" w:val="clear"/>
             <w:tcMar>
-              <w:top w:type="dxa" w:w="90"/>
-              <w:left w:type="dxa" w:w="140"/>
-              <w:bottom w:type="dxa" w:w="90"/>
-              <w:right w:type="dxa" w:w="140"/>
+              <w:top w:type="dxa" w:w="120"/>
+              <w:left w:type="dxa" w:w="160"/>
+              <w:bottom w:type="dxa" w:w="120"/>
+              <w:right w:type="dxa" w:w="160"/>
             </w:tcMar>
           </w:tcPr>
           <w:p>
@@ -4403,7 +4741,7 @@
       </w:tr>
       <w:tr>
         <w:trPr>
-          <w:trHeight w:val="560" w:hRule="atLeast"/>
+          <w:trHeight w:val="640" w:hRule="atLeast"/>
         </w:trPr>
         <w:tc>
           <w:tcPr>
@@ -4416,10 +4754,10 @@
             </w:tcBorders>
             <w:shd w:fill="F0FAF3" w:color="auto" w:val="clear"/>
             <w:tcMar>
-              <w:top w:type="dxa" w:w="90"/>
-              <w:left w:type="dxa" w:w="140"/>
-              <w:bottom w:type="dxa" w:w="90"/>
-              <w:right w:type="dxa" w:w="140"/>
+              <w:top w:type="dxa" w:w="120"/>
+              <w:left w:type="dxa" w:w="160"/>
+              <w:bottom w:type="dxa" w:w="120"/>
+              <w:right w:type="dxa" w:w="160"/>
             </w:tcMar>
           </w:tcPr>
           <w:p>
@@ -4450,10 +4788,10 @@
             </w:tcBorders>
             <w:shd w:fill="FFFFFF" w:color="auto" w:val="clear"/>
             <w:tcMar>
-              <w:top w:type="dxa" w:w="90"/>
-              <w:left w:type="dxa" w:w="140"/>
-              <w:bottom w:type="dxa" w:w="90"/>
-              <w:right w:type="dxa" w:w="140"/>
+              <w:top w:type="dxa" w:w="120"/>
+              <w:left w:type="dxa" w:w="160"/>
+              <w:bottom w:type="dxa" w:w="120"/>
+              <w:right w:type="dxa" w:w="160"/>
             </w:tcMar>
           </w:tcPr>
           <w:p>
@@ -4474,7 +4812,7 @@
       </w:tr>
       <w:tr>
         <w:trPr>
-          <w:trHeight w:val="560" w:hRule="atLeast"/>
+          <w:trHeight w:val="640" w:hRule="atLeast"/>
         </w:trPr>
         <w:tc>
           <w:tcPr>
@@ -4487,10 +4825,10 @@
             </w:tcBorders>
             <w:shd w:fill="F0FAF3" w:color="auto" w:val="clear"/>
             <w:tcMar>
-              <w:top w:type="dxa" w:w="90"/>
-              <w:left w:type="dxa" w:w="140"/>
-              <w:bottom w:type="dxa" w:w="90"/>
-              <w:right w:type="dxa" w:w="140"/>
+              <w:top w:type="dxa" w:w="120"/>
+              <w:left w:type="dxa" w:w="160"/>
+              <w:bottom w:type="dxa" w:w="120"/>
+              <w:right w:type="dxa" w:w="160"/>
             </w:tcMar>
           </w:tcPr>
           <w:p>
@@ -4535,10 +4873,10 @@
             </w:tcBorders>
             <w:shd w:fill="FFFFFF" w:color="auto" w:val="clear"/>
             <w:tcMar>
-              <w:top w:type="dxa" w:w="90"/>
-              <w:left w:type="dxa" w:w="140"/>
-              <w:bottom w:type="dxa" w:w="90"/>
-              <w:right w:type="dxa" w:w="140"/>
+              <w:top w:type="dxa" w:w="120"/>
+              <w:left w:type="dxa" w:w="160"/>
+              <w:bottom w:type="dxa" w:w="120"/>
+              <w:right w:type="dxa" w:w="160"/>
             </w:tcMar>
           </w:tcPr>
           <w:p>
@@ -4560,8 +4898,21 @@
     </w:tbl>
     <w:p>
       <w:pPr>
+        <w:spacing w:after="200" w:before="0" w:line="120"/>
+      </w:pPr>
+      <w:r>
+        <w:rPr>
+          <w:rFonts w:ascii="Calibri" w:cs="Calibri" w:eastAsia="Calibri" w:hAnsi="Calibri"/>
+          <w:sz w:val="8"/>
+          <w:szCs w:val="8"/>
+        </w:rPr>
+        <w:t xml:space="preserve"/>
+      </w:r>
+    </w:p>
+    <w:p>
+      <w:pPr>
         <w:pStyle w:val="Heading2"/>
-        <w:spacing w:after="80" w:before="240"/>
+        <w:spacing w:after="140" w:before="360"/>
       </w:pPr>
       <w:r>
         <w:rPr>
@@ -4593,7 +4944,7 @@
       </w:tblGrid>
       <w:tr>
         <w:trPr>
-          <w:trHeight w:val="560" w:hRule="atLeast"/>
+          <w:trHeight w:val="640" w:hRule="atLeast"/>
         </w:trPr>
         <w:tc>
           <w:tcPr>
@@ -4606,10 +4957,10 @@
             </w:tcBorders>
             <w:shd w:fill="F0FAF3" w:color="auto" w:val="clear"/>
             <w:tcMar>
-              <w:top w:type="dxa" w:w="90"/>
-              <w:left w:type="dxa" w:w="140"/>
-              <w:bottom w:type="dxa" w:w="90"/>
-              <w:right w:type="dxa" w:w="140"/>
+              <w:top w:type="dxa" w:w="120"/>
+              <w:left w:type="dxa" w:w="160"/>
+              <w:bottom w:type="dxa" w:w="120"/>
+              <w:right w:type="dxa" w:w="160"/>
             </w:tcMar>
           </w:tcPr>
           <w:p>
@@ -4654,10 +5005,10 @@
             </w:tcBorders>
             <w:shd w:fill="FFFFFF" w:color="auto" w:val="clear"/>
             <w:tcMar>
-              <w:top w:type="dxa" w:w="90"/>
-              <w:left w:type="dxa" w:w="140"/>
-              <w:bottom w:type="dxa" w:w="90"/>
-              <w:right w:type="dxa" w:w="140"/>
+              <w:top w:type="dxa" w:w="120"/>
+              <w:left w:type="dxa" w:w="160"/>
+              <w:bottom w:type="dxa" w:w="120"/>
+              <w:right w:type="dxa" w:w="160"/>
             </w:tcMar>
           </w:tcPr>
           <w:p>
@@ -4678,7 +5029,7 @@
       </w:tr>
       <w:tr>
         <w:trPr>
-          <w:trHeight w:val="560" w:hRule="atLeast"/>
+          <w:trHeight w:val="640" w:hRule="atLeast"/>
         </w:trPr>
         <w:tc>
           <w:tcPr>
@@ -4691,10 +5042,10 @@
             </w:tcBorders>
             <w:shd w:fill="F0FAF3" w:color="auto" w:val="clear"/>
             <w:tcMar>
-              <w:top w:type="dxa" w:w="90"/>
-              <w:left w:type="dxa" w:w="140"/>
-              <w:bottom w:type="dxa" w:w="90"/>
-              <w:right w:type="dxa" w:w="140"/>
+              <w:top w:type="dxa" w:w="120"/>
+              <w:left w:type="dxa" w:w="160"/>
+              <w:bottom w:type="dxa" w:w="120"/>
+              <w:right w:type="dxa" w:w="160"/>
             </w:tcMar>
           </w:tcPr>
           <w:p>
@@ -4725,10 +5076,10 @@
             </w:tcBorders>
             <w:shd w:fill="FFFFFF" w:color="auto" w:val="clear"/>
             <w:tcMar>
-              <w:top w:type="dxa" w:w="90"/>
-              <w:left w:type="dxa" w:w="140"/>
-              <w:bottom w:type="dxa" w:w="90"/>
-              <w:right w:type="dxa" w:w="140"/>
+              <w:top w:type="dxa" w:w="120"/>
+              <w:left w:type="dxa" w:w="160"/>
+              <w:bottom w:type="dxa" w:w="120"/>
+              <w:right w:type="dxa" w:w="160"/>
             </w:tcMar>
           </w:tcPr>
           <w:p>
@@ -4749,7 +5100,7 @@
       </w:tr>
       <w:tr>
         <w:trPr>
-          <w:trHeight w:val="560" w:hRule="atLeast"/>
+          <w:trHeight w:val="640" w:hRule="atLeast"/>
         </w:trPr>
         <w:tc>
           <w:tcPr>
@@ -4762,10 +5113,10 @@
             </w:tcBorders>
             <w:shd w:fill="F0FAF3" w:color="auto" w:val="clear"/>
             <w:tcMar>
-              <w:top w:type="dxa" w:w="90"/>
-              <w:left w:type="dxa" w:w="140"/>
-              <w:bottom w:type="dxa" w:w="90"/>
-              <w:right w:type="dxa" w:w="140"/>
+              <w:top w:type="dxa" w:w="120"/>
+              <w:left w:type="dxa" w:w="160"/>
+              <w:bottom w:type="dxa" w:w="120"/>
+              <w:right w:type="dxa" w:w="160"/>
             </w:tcMar>
           </w:tcPr>
           <w:p>
@@ -4810,10 +5161,10 @@
             </w:tcBorders>
             <w:shd w:fill="FFFFFF" w:color="auto" w:val="clear"/>
             <w:tcMar>
-              <w:top w:type="dxa" w:w="90"/>
-              <w:left w:type="dxa" w:w="140"/>
-              <w:bottom w:type="dxa" w:w="90"/>
-              <w:right w:type="dxa" w:w="140"/>
+              <w:top w:type="dxa" w:w="120"/>
+              <w:left w:type="dxa" w:w="160"/>
+              <w:bottom w:type="dxa" w:w="120"/>
+              <w:right w:type="dxa" w:w="160"/>
             </w:tcMar>
           </w:tcPr>
           <w:p>
@@ -4834,7 +5185,7 @@
       </w:tr>
       <w:tr>
         <w:trPr>
-          <w:trHeight w:val="560" w:hRule="atLeast"/>
+          <w:trHeight w:val="640" w:hRule="atLeast"/>
         </w:trPr>
         <w:tc>
           <w:tcPr>
@@ -4847,10 +5198,10 @@
             </w:tcBorders>
             <w:shd w:fill="F0FAF3" w:color="auto" w:val="clear"/>
             <w:tcMar>
-              <w:top w:type="dxa" w:w="90"/>
-              <w:left w:type="dxa" w:w="140"/>
-              <w:bottom w:type="dxa" w:w="90"/>
-              <w:right w:type="dxa" w:w="140"/>
+              <w:top w:type="dxa" w:w="120"/>
+              <w:left w:type="dxa" w:w="160"/>
+              <w:bottom w:type="dxa" w:w="120"/>
+              <w:right w:type="dxa" w:w="160"/>
             </w:tcMar>
           </w:tcPr>
           <w:p>
@@ -4895,10 +5246,10 @@
             </w:tcBorders>
             <w:shd w:fill="FFFFFF" w:color="auto" w:val="clear"/>
             <w:tcMar>
-              <w:top w:type="dxa" w:w="90"/>
-              <w:left w:type="dxa" w:w="140"/>
-              <w:bottom w:type="dxa" w:w="90"/>
-              <w:right w:type="dxa" w:w="140"/>
+              <w:top w:type="dxa" w:w="120"/>
+              <w:left w:type="dxa" w:w="160"/>
+              <w:bottom w:type="dxa" w:w="120"/>
+              <w:right w:type="dxa" w:w="160"/>
             </w:tcMar>
           </w:tcPr>
           <w:p>
@@ -4919,7 +5270,7 @@
       </w:tr>
       <w:tr>
         <w:trPr>
-          <w:trHeight w:val="560" w:hRule="atLeast"/>
+          <w:trHeight w:val="640" w:hRule="atLeast"/>
         </w:trPr>
         <w:tc>
           <w:tcPr>
@@ -4932,10 +5283,10 @@
             </w:tcBorders>
             <w:shd w:fill="F0FAF3" w:color="auto" w:val="clear"/>
             <w:tcMar>
-              <w:top w:type="dxa" w:w="90"/>
-              <w:left w:type="dxa" w:w="140"/>
-              <w:bottom w:type="dxa" w:w="90"/>
-              <w:right w:type="dxa" w:w="140"/>
+              <w:top w:type="dxa" w:w="120"/>
+              <w:left w:type="dxa" w:w="160"/>
+              <w:bottom w:type="dxa" w:w="120"/>
+              <w:right w:type="dxa" w:w="160"/>
             </w:tcMar>
           </w:tcPr>
           <w:p>
@@ -4966,10 +5317,10 @@
             </w:tcBorders>
             <w:shd w:fill="FFFFFF" w:color="auto" w:val="clear"/>
             <w:tcMar>
-              <w:top w:type="dxa" w:w="90"/>
-              <w:left w:type="dxa" w:w="140"/>
-              <w:bottom w:type="dxa" w:w="90"/>
-              <w:right w:type="dxa" w:w="140"/>
+              <w:top w:type="dxa" w:w="120"/>
+              <w:left w:type="dxa" w:w="160"/>
+              <w:bottom w:type="dxa" w:w="120"/>
+              <w:right w:type="dxa" w:w="160"/>
             </w:tcMar>
           </w:tcPr>
           <w:p>
@@ -4990,7 +5341,7 @@
       </w:tr>
       <w:tr>
         <w:trPr>
-          <w:trHeight w:val="560" w:hRule="atLeast"/>
+          <w:trHeight w:val="640" w:hRule="atLeast"/>
         </w:trPr>
         <w:tc>
           <w:tcPr>
@@ -5003,10 +5354,10 @@
             </w:tcBorders>
             <w:shd w:fill="F0FAF3" w:color="auto" w:val="clear"/>
             <w:tcMar>
-              <w:top w:type="dxa" w:w="90"/>
-              <w:left w:type="dxa" w:w="140"/>
-              <w:bottom w:type="dxa" w:w="90"/>
-              <w:right w:type="dxa" w:w="140"/>
+              <w:top w:type="dxa" w:w="120"/>
+              <w:left w:type="dxa" w:w="160"/>
+              <w:bottom w:type="dxa" w:w="120"/>
+              <w:right w:type="dxa" w:w="160"/>
             </w:tcMar>
           </w:tcPr>
           <w:p>
@@ -5037,10 +5388,10 @@
             </w:tcBorders>
             <w:shd w:fill="FFFFFF" w:color="auto" w:val="clear"/>
             <w:tcMar>
-              <w:top w:type="dxa" w:w="90"/>
-              <w:left w:type="dxa" w:w="140"/>
-              <w:bottom w:type="dxa" w:w="90"/>
-              <w:right w:type="dxa" w:w="140"/>
+              <w:top w:type="dxa" w:w="120"/>
+              <w:left w:type="dxa" w:w="160"/>
+              <w:bottom w:type="dxa" w:w="120"/>
+              <w:right w:type="dxa" w:w="160"/>
             </w:tcMar>
           </w:tcPr>
           <w:p>
@@ -5062,7 +5413,20 @@
     </w:tbl>
     <w:p>
       <w:pPr>
-        <w:spacing w:after="60" w:before="140"/>
+        <w:spacing w:after="200" w:before="0" w:line="120"/>
+      </w:pPr>
+      <w:r>
+        <w:rPr>
+          <w:rFonts w:ascii="Calibri" w:cs="Calibri" w:eastAsia="Calibri" w:hAnsi="Calibri"/>
+          <w:sz w:val="8"/>
+          <w:szCs w:val="8"/>
+        </w:rPr>
+        <w:t xml:space="preserve"/>
+      </w:r>
+    </w:p>
+    <w:p>
+      <w:pPr>
+        <w:spacing w:after="80" w:before="280"/>
       </w:pPr>
       <w:r>
         <w:rPr>
@@ -5078,7 +5442,7 @@
     </w:p>
     <w:p>
       <w:pPr>
-        <w:spacing w:after="60" w:before="0"/>
+        <w:spacing w:after="100" w:before="0"/>
       </w:pPr>
       <w:r>
         <w:rPr>
@@ -5107,7 +5471,7 @@
       </w:tblGrid>
       <w:tr>
         <w:trPr>
-          <w:trHeight w:val="1320" w:hRule="atLeast"/>
+          <w:trHeight w:val="1360" w:hRule="atLeast"/>
         </w:trPr>
         <w:tc>
           <w:tcPr>
@@ -5120,10 +5484,10 @@
             </w:tcBorders>
             <w:shd w:fill="FFFFFF" w:color="auto" w:val="clear"/>
             <w:tcMar>
-              <w:top w:type="dxa" w:w="100"/>
-              <w:left w:type="dxa" w:w="140"/>
-              <w:bottom w:type="dxa" w:w="100"/>
-              <w:right w:type="dxa" w:w="140"/>
+              <w:top w:type="dxa" w:w="140"/>
+              <w:left w:type="dxa" w:w="160"/>
+              <w:bottom w:type="dxa" w:w="140"/>
+              <w:right w:type="dxa" w:w="160"/>
             </w:tcMar>
           </w:tcPr>
           <w:p>
@@ -5145,7 +5509,20 @@
     </w:tbl>
     <w:p>
       <w:pPr>
-        <w:spacing w:after="60" w:before="140"/>
+        <w:spacing w:after="200" w:before="0" w:line="120"/>
+      </w:pPr>
+      <w:r>
+        <w:rPr>
+          <w:rFonts w:ascii="Calibri" w:cs="Calibri" w:eastAsia="Calibri" w:hAnsi="Calibri"/>
+          <w:sz w:val="8"/>
+          <w:szCs w:val="8"/>
+        </w:rPr>
+        <w:t xml:space="preserve"/>
+      </w:r>
+    </w:p>
+    <w:p>
+      <w:pPr>
+        <w:spacing w:after="80" w:before="280"/>
       </w:pPr>
       <w:r>
         <w:rPr>
@@ -5161,7 +5538,7 @@
     </w:p>
     <w:p>
       <w:pPr>
-        <w:spacing w:after="60" w:before="0"/>
+        <w:spacing w:after="100" w:before="0"/>
       </w:pPr>
       <w:r>
         <w:rPr>
@@ -5190,7 +5567,7 @@
       </w:tblGrid>
       <w:tr>
         <w:trPr>
-          <w:trHeight w:val="1020" w:hRule="atLeast"/>
+          <w:trHeight w:val="1060" w:hRule="atLeast"/>
         </w:trPr>
         <w:tc>
           <w:tcPr>
@@ -5203,10 +5580,10 @@
             </w:tcBorders>
             <w:shd w:fill="FFFFFF" w:color="auto" w:val="clear"/>
             <w:tcMar>
-              <w:top w:type="dxa" w:w="100"/>
-              <w:left w:type="dxa" w:w="140"/>
-              <w:bottom w:type="dxa" w:w="100"/>
-              <w:right w:type="dxa" w:w="140"/>
+              <w:top w:type="dxa" w:w="140"/>
+              <w:left w:type="dxa" w:w="160"/>
+              <w:bottom w:type="dxa" w:w="140"/>
+              <w:right w:type="dxa" w:w="160"/>
             </w:tcMar>
           </w:tcPr>
           <w:p>
@@ -5226,6 +5603,32 @@
         </w:tc>
       </w:tr>
     </w:tbl>
+    <w:p>
+      <w:pPr>
+        <w:spacing w:after="200" w:before="0" w:line="120"/>
+      </w:pPr>
+      <w:r>
+        <w:rPr>
+          <w:rFonts w:ascii="Calibri" w:cs="Calibri" w:eastAsia="Calibri" w:hAnsi="Calibri"/>
+          <w:sz w:val="8"/>
+          <w:szCs w:val="8"/>
+        </w:rPr>
+        <w:t xml:space="preserve"/>
+      </w:r>
+    </w:p>
+    <w:p>
+      <w:pPr>
+        <w:spacing w:after="120" w:before="0" w:line="120"/>
+      </w:pPr>
+      <w:r>
+        <w:rPr>
+          <w:rFonts w:ascii="Calibri" w:cs="Calibri" w:eastAsia="Calibri" w:hAnsi="Calibri"/>
+          <w:sz w:val="8"/>
+          <w:szCs w:val="8"/>
+        </w:rPr>
+        <w:t xml:space="preserve"/>
+      </w:r>
+    </w:p>
     <w:tbl>
       <w:tblPr>
         <w:tblW w:type="dxa" w:w="9360"/>
@@ -5289,6 +5692,19 @@
     </w:tbl>
     <w:p>
       <w:pPr>
+        <w:spacing w:after="200" w:before="0" w:line="120"/>
+      </w:pPr>
+      <w:r>
+        <w:rPr>
+          <w:rFonts w:ascii="Calibri" w:cs="Calibri" w:eastAsia="Calibri" w:hAnsi="Calibri"/>
+          <w:sz w:val="8"/>
+          <w:szCs w:val="8"/>
+        </w:rPr>
+        <w:t xml:space="preserve"/>
+      </w:r>
+    </w:p>
+    <w:p>
+      <w:pPr>
         <w:spacing w:after="120" w:before="120"/>
       </w:pPr>
       <w:r>
@@ -5326,7 +5742,7 @@
     <w:p>
       <w:pPr>
         <w:pStyle w:val="Heading1"/>
-        <w:spacing w:after="40" w:before="0"/>
+        <w:spacing w:after="60" w:before="0"/>
       </w:pPr>
       <w:r>
         <w:rPr>
@@ -5342,7 +5758,7 @@
     </w:p>
     <w:p>
       <w:pPr>
-        <w:spacing w:after="200" w:before="0"/>
+        <w:spacing w:after="320" w:before="0"/>
       </w:pPr>
       <w:r>
         <w:rPr>
@@ -5351,12 +5767,12 @@
           <w:sz w:val="22"/>
           <w:szCs w:val="22"/>
         </w:rPr>
-        <w:t xml:space="preserve">Four dials. Mark where you are this month, not where you'd like to be.</w:t>
-      </w:r>
-    </w:p>
-    <w:p>
-      <w:pPr>
-        <w:spacing w:after="40" w:before="100"/>
+        <w:t xml:space="preserve">Four dials, five boxes each. Tick where you are this month, not where you'd like to be.</w:t>
+      </w:r>
+    </w:p>
+    <w:p>
+      <w:pPr>
+        <w:spacing w:after="80" w:before="240"/>
       </w:pPr>
       <w:r>
         <w:rPr>
@@ -5364,56 +5780,298 @@
           <w:b/>
           <w:bCs/>
           <w:color w:val="1B1B1E"/>
-          <w:sz w:val="21"/>
-          <w:szCs w:val="21"/>
+          <w:sz w:val="22"/>
+          <w:szCs w:val="22"/>
         </w:rPr>
         <w:t xml:space="preserve">Pay floor</w:t>
       </w:r>
     </w:p>
-    <w:p>
-      <w:pPr>
-        <w:tabs>
-          <w:tab w:val="right" w:pos="9360"/>
-        </w:tabs>
-        <w:spacing w:after="20"/>
-      </w:pPr>
-      <w:r>
-        <w:rPr>
-          <w:rFonts w:ascii="Calibri" w:cs="Calibri" w:eastAsia="Calibri" w:hAnsi="Calibri"/>
-          <w:color w:val="6B7280"/>
-          <w:sz w:val="18"/>
-          <w:szCs w:val="18"/>
-        </w:rPr>
-        <w:t xml:space="preserve">I have runway</w:t>
-      </w:r>
-      <w:r>
-        <w:rPr>
-          <w:rFonts w:ascii="Calibri" w:cs="Calibri" w:eastAsia="Calibri" w:hAnsi="Calibri"/>
-          <w:color w:val="6B7280"/>
-          <w:sz w:val="18"/>
-          <w:szCs w:val="18"/>
-        </w:rPr>
-        <w:t xml:space="preserve">	Must match SLP pay now</w:t>
-      </w:r>
-    </w:p>
-    <w:p>
-      <w:pPr>
-        <w:spacing w:after="140"/>
-        <w:jc w:val="center"/>
-      </w:pPr>
-      <w:r>
-        <w:rPr>
-          <w:rFonts w:ascii="Segoe UI Symbol" w:cs="Segoe UI Symbol" w:eastAsia="Segoe UI Symbol" w:hAnsi="Segoe UI Symbol"/>
-          <w:color w:val="2D6A4F"/>
-          <w:sz w:val="26"/>
-          <w:szCs w:val="26"/>
-        </w:rPr>
-        <w:t xml:space="preserve">○ — ○ — ○ — ○ — ○ — ○ — ○</w:t>
-      </w:r>
-    </w:p>
-    <w:p>
-      <w:pPr>
-        <w:spacing w:after="40" w:before="100"/>
+    <w:tbl>
+      <w:tblPr>
+        <w:tblW w:type="dxa" w:w="9360"/>
+        <w:tblBorders>
+          <w:top w:val="single" w:color="auto" w:sz="4"/>
+          <w:left w:val="single" w:color="auto" w:sz="4"/>
+          <w:bottom w:val="single" w:color="auto" w:sz="4"/>
+          <w:right w:val="single" w:color="auto" w:sz="4"/>
+          <w:insideH w:val="single" w:color="auto" w:sz="4"/>
+          <w:insideV w:val="single" w:color="auto" w:sz="4"/>
+        </w:tblBorders>
+      </w:tblPr>
+      <w:tblGrid>
+        <w:gridCol w:w="1872"/>
+        <w:gridCol w:w="1872"/>
+        <w:gridCol w:w="1872"/>
+        <w:gridCol w:w="1872"/>
+        <w:gridCol w:w="1872"/>
+      </w:tblGrid>
+      <w:tr>
+        <w:trPr>
+          <w:trHeight w:val="900" w:hRule="atLeast"/>
+        </w:trPr>
+        <w:tc>
+          <w:tcPr>
+            <w:tcW w:type="dxa" w:w="1872"/>
+            <w:tcBorders>
+              <w:top w:val="single" w:color="D1D5DB" w:sz="6"/>
+              <w:left w:val="single" w:color="D1D5DB" w:sz="6"/>
+              <w:bottom w:val="single" w:color="D1D5DB" w:sz="6"/>
+              <w:right w:val="single" w:color="D1D5DB" w:sz="6"/>
+            </w:tcBorders>
+            <w:shd w:fill="F0FAF3" w:color="auto" w:val="clear"/>
+            <w:tcMar>
+              <w:top w:type="dxa" w:w="110"/>
+              <w:left w:type="dxa" w:w="100"/>
+              <w:bottom w:type="dxa" w:w="110"/>
+              <w:right w:type="dxa" w:w="100"/>
+            </w:tcMar>
+            <w:vAlign w:val="center"/>
+          </w:tcPr>
+          <w:p>
+            <w:pPr>
+              <w:spacing w:after="60"/>
+              <w:jc w:val="center"/>
+            </w:pPr>
+            <w:r>
+              <w:rPr>
+                <w:rFonts w:ascii="Segoe UI Symbol" w:cs="Segoe UI Symbol" w:eastAsia="Segoe UI Symbol" w:hAnsi="Segoe UI Symbol"/>
+                <w:color w:val="2D6A4F"/>
+                <w:sz w:val="30"/>
+                <w:szCs w:val="30"/>
+              </w:rPr>
+              <w:t xml:space="preserve">☐</w:t>
+            </w:r>
+          </w:p>
+          <w:p>
+            <w:pPr>
+              <w:spacing w:after="0"/>
+              <w:jc w:val="center"/>
+            </w:pPr>
+            <w:r>
+              <w:rPr>
+                <w:rFonts w:ascii="Calibri" w:cs="Calibri" w:eastAsia="Calibri" w:hAnsi="Calibri"/>
+                <w:color w:val="1B1B1E"/>
+                <w:sz w:val="18"/>
+                <w:szCs w:val="18"/>
+              </w:rPr>
+              <w:t xml:space="preserve">I have runway</w:t>
+            </w:r>
+          </w:p>
+        </w:tc>
+        <w:tc>
+          <w:tcPr>
+            <w:tcW w:type="dxa" w:w="1872"/>
+            <w:tcBorders>
+              <w:top w:val="single" w:color="D1D5DB" w:sz="6"/>
+              <w:left w:val="single" w:color="D1D5DB" w:sz="6"/>
+              <w:bottom w:val="single" w:color="D1D5DB" w:sz="6"/>
+              <w:right w:val="single" w:color="D1D5DB" w:sz="6"/>
+            </w:tcBorders>
+            <w:shd w:fill="FFFFFF" w:color="auto" w:val="clear"/>
+            <w:tcMar>
+              <w:top w:type="dxa" w:w="110"/>
+              <w:left w:type="dxa" w:w="100"/>
+              <w:bottom w:type="dxa" w:w="110"/>
+              <w:right w:type="dxa" w:w="100"/>
+            </w:tcMar>
+            <w:vAlign w:val="center"/>
+          </w:tcPr>
+          <w:p>
+            <w:pPr>
+              <w:spacing w:after="60"/>
+              <w:jc w:val="center"/>
+            </w:pPr>
+            <w:r>
+              <w:rPr>
+                <w:rFonts w:ascii="Segoe UI Symbol" w:cs="Segoe UI Symbol" w:eastAsia="Segoe UI Symbol" w:hAnsi="Segoe UI Symbol"/>
+                <w:color w:val="2D6A4F"/>
+                <w:sz w:val="30"/>
+                <w:szCs w:val="30"/>
+              </w:rPr>
+              <w:t xml:space="preserve">☐</w:t>
+            </w:r>
+          </w:p>
+          <w:p>
+            <w:pPr>
+              <w:spacing w:after="0"/>
+              <w:jc w:val="center"/>
+            </w:pPr>
+            <w:r>
+              <w:rPr>
+                <w:rFonts w:ascii="Calibri" w:cs="Calibri" w:eastAsia="Calibri" w:hAnsi="Calibri"/>
+                <w:color w:val="6B7280"/>
+                <w:sz w:val="18"/>
+                <w:szCs w:val="18"/>
+              </w:rPr>
+              <w:t xml:space="preserve">A dip is fine for a while</w:t>
+            </w:r>
+          </w:p>
+        </w:tc>
+        <w:tc>
+          <w:tcPr>
+            <w:tcW w:type="dxa" w:w="1872"/>
+            <w:tcBorders>
+              <w:top w:val="single" w:color="D1D5DB" w:sz="6"/>
+              <w:left w:val="single" w:color="D1D5DB" w:sz="6"/>
+              <w:bottom w:val="single" w:color="D1D5DB" w:sz="6"/>
+              <w:right w:val="single" w:color="D1D5DB" w:sz="6"/>
+            </w:tcBorders>
+            <w:shd w:fill="FFFFFF" w:color="auto" w:val="clear"/>
+            <w:tcMar>
+              <w:top w:type="dxa" w:w="110"/>
+              <w:left w:type="dxa" w:w="100"/>
+              <w:bottom w:type="dxa" w:w="110"/>
+              <w:right w:type="dxa" w:w="100"/>
+            </w:tcMar>
+            <w:vAlign w:val="center"/>
+          </w:tcPr>
+          <w:p>
+            <w:pPr>
+              <w:spacing w:after="60"/>
+              <w:jc w:val="center"/>
+            </w:pPr>
+            <w:r>
+              <w:rPr>
+                <w:rFonts w:ascii="Segoe UI Symbol" w:cs="Segoe UI Symbol" w:eastAsia="Segoe UI Symbol" w:hAnsi="Segoe UI Symbol"/>
+                <w:color w:val="2D6A4F"/>
+                <w:sz w:val="30"/>
+                <w:szCs w:val="30"/>
+              </w:rPr>
+              <w:t xml:space="preserve">☐</w:t>
+            </w:r>
+          </w:p>
+          <w:p>
+            <w:pPr>
+              <w:spacing w:after="0"/>
+              <w:jc w:val="center"/>
+            </w:pPr>
+            <w:r>
+              <w:rPr>
+                <w:rFonts w:ascii="Calibri" w:cs="Calibri" w:eastAsia="Calibri" w:hAnsi="Calibri"/>
+                <w:color w:val="6B7280"/>
+                <w:sz w:val="18"/>
+                <w:szCs w:val="18"/>
+              </w:rPr>
+              <w:t xml:space="preserve">Roughly the same</w:t>
+            </w:r>
+          </w:p>
+        </w:tc>
+        <w:tc>
+          <w:tcPr>
+            <w:tcW w:type="dxa" w:w="1872"/>
+            <w:tcBorders>
+              <w:top w:val="single" w:color="D1D5DB" w:sz="6"/>
+              <w:left w:val="single" w:color="D1D5DB" w:sz="6"/>
+              <w:bottom w:val="single" w:color="D1D5DB" w:sz="6"/>
+              <w:right w:val="single" w:color="D1D5DB" w:sz="6"/>
+            </w:tcBorders>
+            <w:shd w:fill="FFFFFF" w:color="auto" w:val="clear"/>
+            <w:tcMar>
+              <w:top w:type="dxa" w:w="110"/>
+              <w:left w:type="dxa" w:w="100"/>
+              <w:bottom w:type="dxa" w:w="110"/>
+              <w:right w:type="dxa" w:w="100"/>
+            </w:tcMar>
+            <w:vAlign w:val="center"/>
+          </w:tcPr>
+          <w:p>
+            <w:pPr>
+              <w:spacing w:after="60"/>
+              <w:jc w:val="center"/>
+            </w:pPr>
+            <w:r>
+              <w:rPr>
+                <w:rFonts w:ascii="Segoe UI Symbol" w:cs="Segoe UI Symbol" w:eastAsia="Segoe UI Symbol" w:hAnsi="Segoe UI Symbol"/>
+                <w:color w:val="2D6A4F"/>
+                <w:sz w:val="30"/>
+                <w:szCs w:val="30"/>
+              </w:rPr>
+              <w:t xml:space="preserve">☐</w:t>
+            </w:r>
+          </w:p>
+          <w:p>
+            <w:pPr>
+              <w:spacing w:after="0"/>
+              <w:jc w:val="center"/>
+            </w:pPr>
+            <w:r>
+              <w:rPr>
+                <w:rFonts w:ascii="Calibri" w:cs="Calibri" w:eastAsia="Calibri" w:hAnsi="Calibri"/>
+                <w:color w:val="6B7280"/>
+                <w:sz w:val="18"/>
+                <w:szCs w:val="18"/>
+              </w:rPr>
+              <w:t xml:space="preserve">Must match now</w:t>
+            </w:r>
+          </w:p>
+        </w:tc>
+        <w:tc>
+          <w:tcPr>
+            <w:tcW w:type="dxa" w:w="1872"/>
+            <w:tcBorders>
+              <w:top w:val="single" w:color="D1D5DB" w:sz="6"/>
+              <w:left w:val="single" w:color="D1D5DB" w:sz="6"/>
+              <w:bottom w:val="single" w:color="D1D5DB" w:sz="6"/>
+              <w:right w:val="single" w:color="D1D5DB" w:sz="6"/>
+            </w:tcBorders>
+            <w:shd w:fill="F0FAF3" w:color="auto" w:val="clear"/>
+            <w:tcMar>
+              <w:top w:type="dxa" w:w="110"/>
+              <w:left w:type="dxa" w:w="100"/>
+              <w:bottom w:type="dxa" w:w="110"/>
+              <w:right w:type="dxa" w:w="100"/>
+            </w:tcMar>
+            <w:vAlign w:val="center"/>
+          </w:tcPr>
+          <w:p>
+            <w:pPr>
+              <w:spacing w:after="60"/>
+              <w:jc w:val="center"/>
+            </w:pPr>
+            <w:r>
+              <w:rPr>
+                <w:rFonts w:ascii="Segoe UI Symbol" w:cs="Segoe UI Symbol" w:eastAsia="Segoe UI Symbol" w:hAnsi="Segoe UI Symbol"/>
+                <w:color w:val="2D6A4F"/>
+                <w:sz w:val="30"/>
+                <w:szCs w:val="30"/>
+              </w:rPr>
+              <w:t xml:space="preserve">☐</w:t>
+            </w:r>
+          </w:p>
+          <w:p>
+            <w:pPr>
+              <w:spacing w:after="0"/>
+              <w:jc w:val="center"/>
+            </w:pPr>
+            <w:r>
+              <w:rPr>
+                <w:rFonts w:ascii="Calibri" w:cs="Calibri" w:eastAsia="Calibri" w:hAnsi="Calibri"/>
+                <w:color w:val="1B1B1E"/>
+                <w:sz w:val="18"/>
+                <w:szCs w:val="18"/>
+              </w:rPr>
+              <w:t xml:space="preserve">Must beat it</w:t>
+            </w:r>
+          </w:p>
+        </w:tc>
+      </w:tr>
+    </w:tbl>
+    <w:p>
+      <w:pPr>
+        <w:spacing w:after="200" w:before="0" w:line="120"/>
+      </w:pPr>
+      <w:r>
+        <w:rPr>
+          <w:rFonts w:ascii="Calibri" w:cs="Calibri" w:eastAsia="Calibri" w:hAnsi="Calibri"/>
+          <w:sz w:val="8"/>
+          <w:szCs w:val="8"/>
+        </w:rPr>
+        <w:t xml:space="preserve"/>
+      </w:r>
+    </w:p>
+    <w:p>
+      <w:pPr>
+        <w:spacing w:after="80" w:before="240"/>
       </w:pPr>
       <w:r>
         <w:rPr>
@@ -5421,56 +6079,298 @@
           <w:b/>
           <w:bCs/>
           <w:color w:val="1B1B1E"/>
-          <w:sz w:val="21"/>
-          <w:szCs w:val="21"/>
+          <w:sz w:val="22"/>
+          <w:szCs w:val="22"/>
         </w:rPr>
         <w:t xml:space="preserve">Distance from clinical</w:t>
       </w:r>
     </w:p>
-    <w:p>
-      <w:pPr>
-        <w:tabs>
-          <w:tab w:val="right" w:pos="9360"/>
-        </w:tabs>
-        <w:spacing w:after="20"/>
-      </w:pPr>
-      <w:r>
-        <w:rPr>
-          <w:rFonts w:ascii="Calibri" w:cs="Calibri" w:eastAsia="Calibri" w:hAnsi="Calibri"/>
-          <w:color w:val="6B7280"/>
-          <w:sz w:val="18"/>
-          <w:szCs w:val="18"/>
-        </w:rPr>
-        <w:t xml:space="preserve">Clean break</w:t>
-      </w:r>
-      <w:r>
-        <w:rPr>
-          <w:rFonts w:ascii="Calibri" w:cs="Calibri" w:eastAsia="Calibri" w:hAnsi="Calibri"/>
-          <w:color w:val="6B7280"/>
-          <w:sz w:val="18"/>
-          <w:szCs w:val="18"/>
-        </w:rPr>
-        <w:t xml:space="preserve">	Stay close</w:t>
-      </w:r>
-    </w:p>
-    <w:p>
-      <w:pPr>
-        <w:spacing w:after="140"/>
-        <w:jc w:val="center"/>
-      </w:pPr>
-      <w:r>
-        <w:rPr>
-          <w:rFonts w:ascii="Segoe UI Symbol" w:cs="Segoe UI Symbol" w:eastAsia="Segoe UI Symbol" w:hAnsi="Segoe UI Symbol"/>
-          <w:color w:val="2D6A4F"/>
-          <w:sz w:val="26"/>
-          <w:szCs w:val="26"/>
-        </w:rPr>
-        <w:t xml:space="preserve">○ — ○ — ○ — ○ — ○ — ○ — ○</w:t>
-      </w:r>
-    </w:p>
-    <w:p>
-      <w:pPr>
-        <w:spacing w:after="40" w:before="100"/>
+    <w:tbl>
+      <w:tblPr>
+        <w:tblW w:type="dxa" w:w="9360"/>
+        <w:tblBorders>
+          <w:top w:val="single" w:color="auto" w:sz="4"/>
+          <w:left w:val="single" w:color="auto" w:sz="4"/>
+          <w:bottom w:val="single" w:color="auto" w:sz="4"/>
+          <w:right w:val="single" w:color="auto" w:sz="4"/>
+          <w:insideH w:val="single" w:color="auto" w:sz="4"/>
+          <w:insideV w:val="single" w:color="auto" w:sz="4"/>
+        </w:tblBorders>
+      </w:tblPr>
+      <w:tblGrid>
+        <w:gridCol w:w="1872"/>
+        <w:gridCol w:w="1872"/>
+        <w:gridCol w:w="1872"/>
+        <w:gridCol w:w="1872"/>
+        <w:gridCol w:w="1872"/>
+      </w:tblGrid>
+      <w:tr>
+        <w:trPr>
+          <w:trHeight w:val="900" w:hRule="atLeast"/>
+        </w:trPr>
+        <w:tc>
+          <w:tcPr>
+            <w:tcW w:type="dxa" w:w="1872"/>
+            <w:tcBorders>
+              <w:top w:val="single" w:color="D1D5DB" w:sz="6"/>
+              <w:left w:val="single" w:color="D1D5DB" w:sz="6"/>
+              <w:bottom w:val="single" w:color="D1D5DB" w:sz="6"/>
+              <w:right w:val="single" w:color="D1D5DB" w:sz="6"/>
+            </w:tcBorders>
+            <w:shd w:fill="F0FAF3" w:color="auto" w:val="clear"/>
+            <w:tcMar>
+              <w:top w:type="dxa" w:w="110"/>
+              <w:left w:type="dxa" w:w="100"/>
+              <w:bottom w:type="dxa" w:w="110"/>
+              <w:right w:type="dxa" w:w="100"/>
+            </w:tcMar>
+            <w:vAlign w:val="center"/>
+          </w:tcPr>
+          <w:p>
+            <w:pPr>
+              <w:spacing w:after="60"/>
+              <w:jc w:val="center"/>
+            </w:pPr>
+            <w:r>
+              <w:rPr>
+                <w:rFonts w:ascii="Segoe UI Symbol" w:cs="Segoe UI Symbol" w:eastAsia="Segoe UI Symbol" w:hAnsi="Segoe UI Symbol"/>
+                <w:color w:val="2D6A4F"/>
+                <w:sz w:val="30"/>
+                <w:szCs w:val="30"/>
+              </w:rPr>
+              <w:t xml:space="preserve">☐</w:t>
+            </w:r>
+          </w:p>
+          <w:p>
+            <w:pPr>
+              <w:spacing w:after="0"/>
+              <w:jc w:val="center"/>
+            </w:pPr>
+            <w:r>
+              <w:rPr>
+                <w:rFonts w:ascii="Calibri" w:cs="Calibri" w:eastAsia="Calibri" w:hAnsi="Calibri"/>
+                <w:color w:val="1B1B1E"/>
+                <w:sz w:val="18"/>
+                <w:szCs w:val="18"/>
+              </w:rPr>
+              <w:t xml:space="preserve">Clean break</w:t>
+            </w:r>
+          </w:p>
+        </w:tc>
+        <w:tc>
+          <w:tcPr>
+            <w:tcW w:type="dxa" w:w="1872"/>
+            <w:tcBorders>
+              <w:top w:val="single" w:color="D1D5DB" w:sz="6"/>
+              <w:left w:val="single" w:color="D1D5DB" w:sz="6"/>
+              <w:bottom w:val="single" w:color="D1D5DB" w:sz="6"/>
+              <w:right w:val="single" w:color="D1D5DB" w:sz="6"/>
+            </w:tcBorders>
+            <w:shd w:fill="FFFFFF" w:color="auto" w:val="clear"/>
+            <w:tcMar>
+              <w:top w:type="dxa" w:w="110"/>
+              <w:left w:type="dxa" w:w="100"/>
+              <w:bottom w:type="dxa" w:w="110"/>
+              <w:right w:type="dxa" w:w="100"/>
+            </w:tcMar>
+            <w:vAlign w:val="center"/>
+          </w:tcPr>
+          <w:p>
+            <w:pPr>
+              <w:spacing w:after="60"/>
+              <w:jc w:val="center"/>
+            </w:pPr>
+            <w:r>
+              <w:rPr>
+                <w:rFonts w:ascii="Segoe UI Symbol" w:cs="Segoe UI Symbol" w:eastAsia="Segoe UI Symbol" w:hAnsi="Segoe UI Symbol"/>
+                <w:color w:val="2D6A4F"/>
+                <w:sz w:val="30"/>
+                <w:szCs w:val="30"/>
+              </w:rPr>
+              <w:t xml:space="preserve">☐</w:t>
+            </w:r>
+          </w:p>
+          <w:p>
+            <w:pPr>
+              <w:spacing w:after="0"/>
+              <w:jc w:val="center"/>
+            </w:pPr>
+            <w:r>
+              <w:rPr>
+                <w:rFonts w:ascii="Calibri" w:cs="Calibri" w:eastAsia="Calibri" w:hAnsi="Calibri"/>
+                <w:color w:val="6B7280"/>
+                <w:sz w:val="18"/>
+                <w:szCs w:val="18"/>
+              </w:rPr>
+              <w:t xml:space="preserve">Mostly out</w:t>
+            </w:r>
+          </w:p>
+        </w:tc>
+        <w:tc>
+          <w:tcPr>
+            <w:tcW w:type="dxa" w:w="1872"/>
+            <w:tcBorders>
+              <w:top w:val="single" w:color="D1D5DB" w:sz="6"/>
+              <w:left w:val="single" w:color="D1D5DB" w:sz="6"/>
+              <w:bottom w:val="single" w:color="D1D5DB" w:sz="6"/>
+              <w:right w:val="single" w:color="D1D5DB" w:sz="6"/>
+            </w:tcBorders>
+            <w:shd w:fill="FFFFFF" w:color="auto" w:val="clear"/>
+            <w:tcMar>
+              <w:top w:type="dxa" w:w="110"/>
+              <w:left w:type="dxa" w:w="100"/>
+              <w:bottom w:type="dxa" w:w="110"/>
+              <w:right w:type="dxa" w:w="100"/>
+            </w:tcMar>
+            <w:vAlign w:val="center"/>
+          </w:tcPr>
+          <w:p>
+            <w:pPr>
+              <w:spacing w:after="60"/>
+              <w:jc w:val="center"/>
+            </w:pPr>
+            <w:r>
+              <w:rPr>
+                <w:rFonts w:ascii="Segoe UI Symbol" w:cs="Segoe UI Symbol" w:eastAsia="Segoe UI Symbol" w:hAnsi="Segoe UI Symbol"/>
+                <w:color w:val="2D6A4F"/>
+                <w:sz w:val="30"/>
+                <w:szCs w:val="30"/>
+              </w:rPr>
+              <w:t xml:space="preserve">☐</w:t>
+            </w:r>
+          </w:p>
+          <w:p>
+            <w:pPr>
+              <w:spacing w:after="0"/>
+              <w:jc w:val="center"/>
+            </w:pPr>
+            <w:r>
+              <w:rPr>
+                <w:rFonts w:ascii="Calibri" w:cs="Calibri" w:eastAsia="Calibri" w:hAnsi="Calibri"/>
+                <w:color w:val="6B7280"/>
+                <w:sz w:val="18"/>
+                <w:szCs w:val="18"/>
+              </w:rPr>
+              <w:t xml:space="preserve">Adjacent</w:t>
+            </w:r>
+          </w:p>
+        </w:tc>
+        <w:tc>
+          <w:tcPr>
+            <w:tcW w:type="dxa" w:w="1872"/>
+            <w:tcBorders>
+              <w:top w:val="single" w:color="D1D5DB" w:sz="6"/>
+              <w:left w:val="single" w:color="D1D5DB" w:sz="6"/>
+              <w:bottom w:val="single" w:color="D1D5DB" w:sz="6"/>
+              <w:right w:val="single" w:color="D1D5DB" w:sz="6"/>
+            </w:tcBorders>
+            <w:shd w:fill="FFFFFF" w:color="auto" w:val="clear"/>
+            <w:tcMar>
+              <w:top w:type="dxa" w:w="110"/>
+              <w:left w:type="dxa" w:w="100"/>
+              <w:bottom w:type="dxa" w:w="110"/>
+              <w:right w:type="dxa" w:w="100"/>
+            </w:tcMar>
+            <w:vAlign w:val="center"/>
+          </w:tcPr>
+          <w:p>
+            <w:pPr>
+              <w:spacing w:after="60"/>
+              <w:jc w:val="center"/>
+            </w:pPr>
+            <w:r>
+              <w:rPr>
+                <w:rFonts w:ascii="Segoe UI Symbol" w:cs="Segoe UI Symbol" w:eastAsia="Segoe UI Symbol" w:hAnsi="Segoe UI Symbol"/>
+                <w:color w:val="2D6A4F"/>
+                <w:sz w:val="30"/>
+                <w:szCs w:val="30"/>
+              </w:rPr>
+              <w:t xml:space="preserve">☐</w:t>
+            </w:r>
+          </w:p>
+          <w:p>
+            <w:pPr>
+              <w:spacing w:after="0"/>
+              <w:jc w:val="center"/>
+            </w:pPr>
+            <w:r>
+              <w:rPr>
+                <w:rFonts w:ascii="Calibri" w:cs="Calibri" w:eastAsia="Calibri" w:hAnsi="Calibri"/>
+                <w:color w:val="6B7280"/>
+                <w:sz w:val="18"/>
+                <w:szCs w:val="18"/>
+              </w:rPr>
+              <w:t xml:space="preserve">Close to it</w:t>
+            </w:r>
+          </w:p>
+        </w:tc>
+        <w:tc>
+          <w:tcPr>
+            <w:tcW w:type="dxa" w:w="1872"/>
+            <w:tcBorders>
+              <w:top w:val="single" w:color="D1D5DB" w:sz="6"/>
+              <w:left w:val="single" w:color="D1D5DB" w:sz="6"/>
+              <w:bottom w:val="single" w:color="D1D5DB" w:sz="6"/>
+              <w:right w:val="single" w:color="D1D5DB" w:sz="6"/>
+            </w:tcBorders>
+            <w:shd w:fill="F0FAF3" w:color="auto" w:val="clear"/>
+            <w:tcMar>
+              <w:top w:type="dxa" w:w="110"/>
+              <w:left w:type="dxa" w:w="100"/>
+              <w:bottom w:type="dxa" w:w="110"/>
+              <w:right w:type="dxa" w:w="100"/>
+            </w:tcMar>
+            <w:vAlign w:val="center"/>
+          </w:tcPr>
+          <w:p>
+            <w:pPr>
+              <w:spacing w:after="60"/>
+              <w:jc w:val="center"/>
+            </w:pPr>
+            <w:r>
+              <w:rPr>
+                <w:rFonts w:ascii="Segoe UI Symbol" w:cs="Segoe UI Symbol" w:eastAsia="Segoe UI Symbol" w:hAnsi="Segoe UI Symbol"/>
+                <w:color w:val="2D6A4F"/>
+                <w:sz w:val="30"/>
+                <w:szCs w:val="30"/>
+              </w:rPr>
+              <w:t xml:space="preserve">☐</w:t>
+            </w:r>
+          </w:p>
+          <w:p>
+            <w:pPr>
+              <w:spacing w:after="0"/>
+              <w:jc w:val="center"/>
+            </w:pPr>
+            <w:r>
+              <w:rPr>
+                <w:rFonts w:ascii="Calibri" w:cs="Calibri" w:eastAsia="Calibri" w:hAnsi="Calibri"/>
+                <w:color w:val="1B1B1E"/>
+                <w:sz w:val="18"/>
+                <w:szCs w:val="18"/>
+              </w:rPr>
+              <w:t xml:space="preserve">Inside it</w:t>
+            </w:r>
+          </w:p>
+        </w:tc>
+      </w:tr>
+    </w:tbl>
+    <w:p>
+      <w:pPr>
+        <w:spacing w:after="200" w:before="0" w:line="120"/>
+      </w:pPr>
+      <w:r>
+        <w:rPr>
+          <w:rFonts w:ascii="Calibri" w:cs="Calibri" w:eastAsia="Calibri" w:hAnsi="Calibri"/>
+          <w:sz w:val="8"/>
+          <w:szCs w:val="8"/>
+        </w:rPr>
+        <w:t xml:space="preserve"/>
+      </w:r>
+    </w:p>
+    <w:p>
+      <w:pPr>
+        <w:spacing w:after="80" w:before="240"/>
       </w:pPr>
       <w:r>
         <w:rPr>
@@ -5478,56 +6378,298 @@
           <w:b/>
           <w:bCs/>
           <w:color w:val="1B1B1E"/>
-          <w:sz w:val="21"/>
-          <w:szCs w:val="21"/>
+          <w:sz w:val="22"/>
+          <w:szCs w:val="22"/>
         </w:rPr>
         <w:t xml:space="preserve">Live people-time</w:t>
       </w:r>
     </w:p>
-    <w:p>
-      <w:pPr>
-        <w:tabs>
-          <w:tab w:val="right" w:pos="9360"/>
-        </w:tabs>
-        <w:spacing w:after="20"/>
-      </w:pPr>
-      <w:r>
-        <w:rPr>
-          <w:rFonts w:ascii="Calibri" w:cs="Calibri" w:eastAsia="Calibri" w:hAnsi="Calibri"/>
-          <w:color w:val="6B7280"/>
-          <w:sz w:val="18"/>
-          <w:szCs w:val="18"/>
-        </w:rPr>
-        <w:t xml:space="preserve">As little as possible</w:t>
-      </w:r>
-      <w:r>
-        <w:rPr>
-          <w:rFonts w:ascii="Calibri" w:cs="Calibri" w:eastAsia="Calibri" w:hAnsi="Calibri"/>
-          <w:color w:val="6B7280"/>
-          <w:sz w:val="18"/>
-          <w:szCs w:val="18"/>
-        </w:rPr>
-        <w:t xml:space="preserve">	Still love 1:1</w:t>
-      </w:r>
-    </w:p>
-    <w:p>
-      <w:pPr>
-        <w:spacing w:after="140"/>
-        <w:jc w:val="center"/>
-      </w:pPr>
-      <w:r>
-        <w:rPr>
-          <w:rFonts w:ascii="Segoe UI Symbol" w:cs="Segoe UI Symbol" w:eastAsia="Segoe UI Symbol" w:hAnsi="Segoe UI Symbol"/>
-          <w:color w:val="2D6A4F"/>
-          <w:sz w:val="26"/>
-          <w:szCs w:val="26"/>
-        </w:rPr>
-        <w:t xml:space="preserve">○ — ○ — ○ — ○ — ○ — ○ — ○</w:t>
-      </w:r>
-    </w:p>
-    <w:p>
-      <w:pPr>
-        <w:spacing w:after="40" w:before="100"/>
+    <w:tbl>
+      <w:tblPr>
+        <w:tblW w:type="dxa" w:w="9360"/>
+        <w:tblBorders>
+          <w:top w:val="single" w:color="auto" w:sz="4"/>
+          <w:left w:val="single" w:color="auto" w:sz="4"/>
+          <w:bottom w:val="single" w:color="auto" w:sz="4"/>
+          <w:right w:val="single" w:color="auto" w:sz="4"/>
+          <w:insideH w:val="single" w:color="auto" w:sz="4"/>
+          <w:insideV w:val="single" w:color="auto" w:sz="4"/>
+        </w:tblBorders>
+      </w:tblPr>
+      <w:tblGrid>
+        <w:gridCol w:w="1872"/>
+        <w:gridCol w:w="1872"/>
+        <w:gridCol w:w="1872"/>
+        <w:gridCol w:w="1872"/>
+        <w:gridCol w:w="1872"/>
+      </w:tblGrid>
+      <w:tr>
+        <w:trPr>
+          <w:trHeight w:val="900" w:hRule="atLeast"/>
+        </w:trPr>
+        <w:tc>
+          <w:tcPr>
+            <w:tcW w:type="dxa" w:w="1872"/>
+            <w:tcBorders>
+              <w:top w:val="single" w:color="D1D5DB" w:sz="6"/>
+              <w:left w:val="single" w:color="D1D5DB" w:sz="6"/>
+              <w:bottom w:val="single" w:color="D1D5DB" w:sz="6"/>
+              <w:right w:val="single" w:color="D1D5DB" w:sz="6"/>
+            </w:tcBorders>
+            <w:shd w:fill="F0FAF3" w:color="auto" w:val="clear"/>
+            <w:tcMar>
+              <w:top w:type="dxa" w:w="110"/>
+              <w:left w:type="dxa" w:w="100"/>
+              <w:bottom w:type="dxa" w:w="110"/>
+              <w:right w:type="dxa" w:w="100"/>
+            </w:tcMar>
+            <w:vAlign w:val="center"/>
+          </w:tcPr>
+          <w:p>
+            <w:pPr>
+              <w:spacing w:after="60"/>
+              <w:jc w:val="center"/>
+            </w:pPr>
+            <w:r>
+              <w:rPr>
+                <w:rFonts w:ascii="Segoe UI Symbol" w:cs="Segoe UI Symbol" w:eastAsia="Segoe UI Symbol" w:hAnsi="Segoe UI Symbol"/>
+                <w:color w:val="2D6A4F"/>
+                <w:sz w:val="30"/>
+                <w:szCs w:val="30"/>
+              </w:rPr>
+              <w:t xml:space="preserve">☐</w:t>
+            </w:r>
+          </w:p>
+          <w:p>
+            <w:pPr>
+              <w:spacing w:after="0"/>
+              <w:jc w:val="center"/>
+            </w:pPr>
+            <w:r>
+              <w:rPr>
+                <w:rFonts w:ascii="Calibri" w:cs="Calibri" w:eastAsia="Calibri" w:hAnsi="Calibri"/>
+                <w:color w:val="1B1B1E"/>
+                <w:sz w:val="18"/>
+                <w:szCs w:val="18"/>
+              </w:rPr>
+              <w:t xml:space="preserve">As little as possible</w:t>
+            </w:r>
+          </w:p>
+        </w:tc>
+        <w:tc>
+          <w:tcPr>
+            <w:tcW w:type="dxa" w:w="1872"/>
+            <w:tcBorders>
+              <w:top w:val="single" w:color="D1D5DB" w:sz="6"/>
+              <w:left w:val="single" w:color="D1D5DB" w:sz="6"/>
+              <w:bottom w:val="single" w:color="D1D5DB" w:sz="6"/>
+              <w:right w:val="single" w:color="D1D5DB" w:sz="6"/>
+            </w:tcBorders>
+            <w:shd w:fill="FFFFFF" w:color="auto" w:val="clear"/>
+            <w:tcMar>
+              <w:top w:type="dxa" w:w="110"/>
+              <w:left w:type="dxa" w:w="100"/>
+              <w:bottom w:type="dxa" w:w="110"/>
+              <w:right w:type="dxa" w:w="100"/>
+            </w:tcMar>
+            <w:vAlign w:val="center"/>
+          </w:tcPr>
+          <w:p>
+            <w:pPr>
+              <w:spacing w:after="60"/>
+              <w:jc w:val="center"/>
+            </w:pPr>
+            <w:r>
+              <w:rPr>
+                <w:rFonts w:ascii="Segoe UI Symbol" w:cs="Segoe UI Symbol" w:eastAsia="Segoe UI Symbol" w:hAnsi="Segoe UI Symbol"/>
+                <w:color w:val="2D6A4F"/>
+                <w:sz w:val="30"/>
+                <w:szCs w:val="30"/>
+              </w:rPr>
+              <w:t xml:space="preserve">☐</w:t>
+            </w:r>
+          </w:p>
+          <w:p>
+            <w:pPr>
+              <w:spacing w:after="0"/>
+              <w:jc w:val="center"/>
+            </w:pPr>
+            <w:r>
+              <w:rPr>
+                <w:rFonts w:ascii="Calibri" w:cs="Calibri" w:eastAsia="Calibri" w:hAnsi="Calibri"/>
+                <w:color w:val="6B7280"/>
+                <w:sz w:val="18"/>
+                <w:szCs w:val="18"/>
+              </w:rPr>
+              <w:t xml:space="preserve">A few calls a day</w:t>
+            </w:r>
+          </w:p>
+        </w:tc>
+        <w:tc>
+          <w:tcPr>
+            <w:tcW w:type="dxa" w:w="1872"/>
+            <w:tcBorders>
+              <w:top w:val="single" w:color="D1D5DB" w:sz="6"/>
+              <w:left w:val="single" w:color="D1D5DB" w:sz="6"/>
+              <w:bottom w:val="single" w:color="D1D5DB" w:sz="6"/>
+              <w:right w:val="single" w:color="D1D5DB" w:sz="6"/>
+            </w:tcBorders>
+            <w:shd w:fill="FFFFFF" w:color="auto" w:val="clear"/>
+            <w:tcMar>
+              <w:top w:type="dxa" w:w="110"/>
+              <w:left w:type="dxa" w:w="100"/>
+              <w:bottom w:type="dxa" w:w="110"/>
+              <w:right w:type="dxa" w:w="100"/>
+            </w:tcMar>
+            <w:vAlign w:val="center"/>
+          </w:tcPr>
+          <w:p>
+            <w:pPr>
+              <w:spacing w:after="60"/>
+              <w:jc w:val="center"/>
+            </w:pPr>
+            <w:r>
+              <w:rPr>
+                <w:rFonts w:ascii="Segoe UI Symbol" w:cs="Segoe UI Symbol" w:eastAsia="Segoe UI Symbol" w:hAnsi="Segoe UI Symbol"/>
+                <w:color w:val="2D6A4F"/>
+                <w:sz w:val="30"/>
+                <w:szCs w:val="30"/>
+              </w:rPr>
+              <w:t xml:space="preserve">☐</w:t>
+            </w:r>
+          </w:p>
+          <w:p>
+            <w:pPr>
+              <w:spacing w:after="0"/>
+              <w:jc w:val="center"/>
+            </w:pPr>
+            <w:r>
+              <w:rPr>
+                <w:rFonts w:ascii="Calibri" w:cs="Calibri" w:eastAsia="Calibri" w:hAnsi="Calibri"/>
+                <w:color w:val="6B7280"/>
+                <w:sz w:val="18"/>
+                <w:szCs w:val="18"/>
+              </w:rPr>
+              <w:t xml:space="preserve">Half my day</w:t>
+            </w:r>
+          </w:p>
+        </w:tc>
+        <w:tc>
+          <w:tcPr>
+            <w:tcW w:type="dxa" w:w="1872"/>
+            <w:tcBorders>
+              <w:top w:val="single" w:color="D1D5DB" w:sz="6"/>
+              <w:left w:val="single" w:color="D1D5DB" w:sz="6"/>
+              <w:bottom w:val="single" w:color="D1D5DB" w:sz="6"/>
+              <w:right w:val="single" w:color="D1D5DB" w:sz="6"/>
+            </w:tcBorders>
+            <w:shd w:fill="FFFFFF" w:color="auto" w:val="clear"/>
+            <w:tcMar>
+              <w:top w:type="dxa" w:w="110"/>
+              <w:left w:type="dxa" w:w="100"/>
+              <w:bottom w:type="dxa" w:w="110"/>
+              <w:right w:type="dxa" w:w="100"/>
+            </w:tcMar>
+            <w:vAlign w:val="center"/>
+          </w:tcPr>
+          <w:p>
+            <w:pPr>
+              <w:spacing w:after="60"/>
+              <w:jc w:val="center"/>
+            </w:pPr>
+            <w:r>
+              <w:rPr>
+                <w:rFonts w:ascii="Segoe UI Symbol" w:cs="Segoe UI Symbol" w:eastAsia="Segoe UI Symbol" w:hAnsi="Segoe UI Symbol"/>
+                <w:color w:val="2D6A4F"/>
+                <w:sz w:val="30"/>
+                <w:szCs w:val="30"/>
+              </w:rPr>
+              <w:t xml:space="preserve">☐</w:t>
+            </w:r>
+          </w:p>
+          <w:p>
+            <w:pPr>
+              <w:spacing w:after="0"/>
+              <w:jc w:val="center"/>
+            </w:pPr>
+            <w:r>
+              <w:rPr>
+                <w:rFonts w:ascii="Calibri" w:cs="Calibri" w:eastAsia="Calibri" w:hAnsi="Calibri"/>
+                <w:color w:val="6B7280"/>
+                <w:sz w:val="18"/>
+                <w:szCs w:val="18"/>
+              </w:rPr>
+              <w:t xml:space="preserve">Most of my day</w:t>
+            </w:r>
+          </w:p>
+        </w:tc>
+        <w:tc>
+          <w:tcPr>
+            <w:tcW w:type="dxa" w:w="1872"/>
+            <w:tcBorders>
+              <w:top w:val="single" w:color="D1D5DB" w:sz="6"/>
+              <w:left w:val="single" w:color="D1D5DB" w:sz="6"/>
+              <w:bottom w:val="single" w:color="D1D5DB" w:sz="6"/>
+              <w:right w:val="single" w:color="D1D5DB" w:sz="6"/>
+            </w:tcBorders>
+            <w:shd w:fill="F0FAF3" w:color="auto" w:val="clear"/>
+            <w:tcMar>
+              <w:top w:type="dxa" w:w="110"/>
+              <w:left w:type="dxa" w:w="100"/>
+              <w:bottom w:type="dxa" w:w="110"/>
+              <w:right w:type="dxa" w:w="100"/>
+            </w:tcMar>
+            <w:vAlign w:val="center"/>
+          </w:tcPr>
+          <w:p>
+            <w:pPr>
+              <w:spacing w:after="60"/>
+              <w:jc w:val="center"/>
+            </w:pPr>
+            <w:r>
+              <w:rPr>
+                <w:rFonts w:ascii="Segoe UI Symbol" w:cs="Segoe UI Symbol" w:eastAsia="Segoe UI Symbol" w:hAnsi="Segoe UI Symbol"/>
+                <w:color w:val="2D6A4F"/>
+                <w:sz w:val="30"/>
+                <w:szCs w:val="30"/>
+              </w:rPr>
+              <w:t xml:space="preserve">☐</w:t>
+            </w:r>
+          </w:p>
+          <w:p>
+            <w:pPr>
+              <w:spacing w:after="0"/>
+              <w:jc w:val="center"/>
+            </w:pPr>
+            <w:r>
+              <w:rPr>
+                <w:rFonts w:ascii="Calibri" w:cs="Calibri" w:eastAsia="Calibri" w:hAnsi="Calibri"/>
+                <w:color w:val="1B1B1E"/>
+                <w:sz w:val="18"/>
+                <w:szCs w:val="18"/>
+              </w:rPr>
+              <w:t xml:space="preserve">Still love 1:1</w:t>
+            </w:r>
+          </w:p>
+        </w:tc>
+      </w:tr>
+    </w:tbl>
+    <w:p>
+      <w:pPr>
+        <w:spacing w:after="200" w:before="0" w:line="120"/>
+      </w:pPr>
+      <w:r>
+        <w:rPr>
+          <w:rFonts w:ascii="Calibri" w:cs="Calibri" w:eastAsia="Calibri" w:hAnsi="Calibri"/>
+          <w:sz w:val="8"/>
+          <w:szCs w:val="8"/>
+        </w:rPr>
+        <w:t xml:space="preserve"/>
+      </w:r>
+    </w:p>
+    <w:p>
+      <w:pPr>
+        <w:spacing w:after="80" w:before="240"/>
       </w:pPr>
       <w:r>
         <w:rPr>
@@ -5535,51 +6677,293 @@
           <w:b/>
           <w:bCs/>
           <w:color w:val="1B1B1E"/>
-          <w:sz w:val="21"/>
-          <w:szCs w:val="21"/>
+          <w:sz w:val="22"/>
+          <w:szCs w:val="22"/>
         </w:rPr>
         <w:t xml:space="preserve">New tools and software</w:t>
       </w:r>
     </w:p>
-    <w:p>
-      <w:pPr>
-        <w:tabs>
-          <w:tab w:val="right" w:pos="9360"/>
-        </w:tabs>
-        <w:spacing w:after="20"/>
-      </w:pPr>
-      <w:r>
-        <w:rPr>
-          <w:rFonts w:ascii="Calibri" w:cs="Calibri" w:eastAsia="Calibri" w:hAnsi="Calibri"/>
-          <w:color w:val="6B7280"/>
-          <w:sz w:val="18"/>
-          <w:szCs w:val="18"/>
-        </w:rPr>
-        <w:t xml:space="preserve">Rather work with people</w:t>
-      </w:r>
-      <w:r>
-        <w:rPr>
-          <w:rFonts w:ascii="Calibri" w:cs="Calibri" w:eastAsia="Calibri" w:hAnsi="Calibri"/>
-          <w:color w:val="6B7280"/>
-          <w:sz w:val="18"/>
-          <w:szCs w:val="18"/>
-        </w:rPr>
-        <w:t xml:space="preserve">	Colleagues come to me</w:t>
-      </w:r>
-    </w:p>
-    <w:p>
-      <w:pPr>
-        <w:spacing w:after="140"/>
-        <w:jc w:val="center"/>
-      </w:pPr>
-      <w:r>
-        <w:rPr>
-          <w:rFonts w:ascii="Segoe UI Symbol" w:cs="Segoe UI Symbol" w:eastAsia="Segoe UI Symbol" w:hAnsi="Segoe UI Symbol"/>
-          <w:color w:val="2D6A4F"/>
-          <w:sz w:val="26"/>
-          <w:szCs w:val="26"/>
-        </w:rPr>
-        <w:t xml:space="preserve">○ — ○ — ○ — ○ — ○ — ○ — ○</w:t>
+    <w:tbl>
+      <w:tblPr>
+        <w:tblW w:type="dxa" w:w="9360"/>
+        <w:tblBorders>
+          <w:top w:val="single" w:color="auto" w:sz="4"/>
+          <w:left w:val="single" w:color="auto" w:sz="4"/>
+          <w:bottom w:val="single" w:color="auto" w:sz="4"/>
+          <w:right w:val="single" w:color="auto" w:sz="4"/>
+          <w:insideH w:val="single" w:color="auto" w:sz="4"/>
+          <w:insideV w:val="single" w:color="auto" w:sz="4"/>
+        </w:tblBorders>
+      </w:tblPr>
+      <w:tblGrid>
+        <w:gridCol w:w="1872"/>
+        <w:gridCol w:w="1872"/>
+        <w:gridCol w:w="1872"/>
+        <w:gridCol w:w="1872"/>
+        <w:gridCol w:w="1872"/>
+      </w:tblGrid>
+      <w:tr>
+        <w:trPr>
+          <w:trHeight w:val="900" w:hRule="atLeast"/>
+        </w:trPr>
+        <w:tc>
+          <w:tcPr>
+            <w:tcW w:type="dxa" w:w="1872"/>
+            <w:tcBorders>
+              <w:top w:val="single" w:color="D1D5DB" w:sz="6"/>
+              <w:left w:val="single" w:color="D1D5DB" w:sz="6"/>
+              <w:bottom w:val="single" w:color="D1D5DB" w:sz="6"/>
+              <w:right w:val="single" w:color="D1D5DB" w:sz="6"/>
+            </w:tcBorders>
+            <w:shd w:fill="F0FAF3" w:color="auto" w:val="clear"/>
+            <w:tcMar>
+              <w:top w:type="dxa" w:w="110"/>
+              <w:left w:type="dxa" w:w="100"/>
+              <w:bottom w:type="dxa" w:w="110"/>
+              <w:right w:type="dxa" w:w="100"/>
+            </w:tcMar>
+            <w:vAlign w:val="center"/>
+          </w:tcPr>
+          <w:p>
+            <w:pPr>
+              <w:spacing w:after="60"/>
+              <w:jc w:val="center"/>
+            </w:pPr>
+            <w:r>
+              <w:rPr>
+                <w:rFonts w:ascii="Segoe UI Symbol" w:cs="Segoe UI Symbol" w:eastAsia="Segoe UI Symbol" w:hAnsi="Segoe UI Symbol"/>
+                <w:color w:val="2D6A4F"/>
+                <w:sz w:val="30"/>
+                <w:szCs w:val="30"/>
+              </w:rPr>
+              <w:t xml:space="preserve">☐</w:t>
+            </w:r>
+          </w:p>
+          <w:p>
+            <w:pPr>
+              <w:spacing w:after="0"/>
+              <w:jc w:val="center"/>
+            </w:pPr>
+            <w:r>
+              <w:rPr>
+                <w:rFonts w:ascii="Calibri" w:cs="Calibri" w:eastAsia="Calibri" w:hAnsi="Calibri"/>
+                <w:color w:val="1B1B1E"/>
+                <w:sz w:val="18"/>
+                <w:szCs w:val="18"/>
+              </w:rPr>
+              <w:t xml:space="preserve">Rather work with people</w:t>
+            </w:r>
+          </w:p>
+        </w:tc>
+        <w:tc>
+          <w:tcPr>
+            <w:tcW w:type="dxa" w:w="1872"/>
+            <w:tcBorders>
+              <w:top w:val="single" w:color="D1D5DB" w:sz="6"/>
+              <w:left w:val="single" w:color="D1D5DB" w:sz="6"/>
+              <w:bottom w:val="single" w:color="D1D5DB" w:sz="6"/>
+              <w:right w:val="single" w:color="D1D5DB" w:sz="6"/>
+            </w:tcBorders>
+            <w:shd w:fill="FFFFFF" w:color="auto" w:val="clear"/>
+            <w:tcMar>
+              <w:top w:type="dxa" w:w="110"/>
+              <w:left w:type="dxa" w:w="100"/>
+              <w:bottom w:type="dxa" w:w="110"/>
+              <w:right w:type="dxa" w:w="100"/>
+            </w:tcMar>
+            <w:vAlign w:val="center"/>
+          </w:tcPr>
+          <w:p>
+            <w:pPr>
+              <w:spacing w:after="60"/>
+              <w:jc w:val="center"/>
+            </w:pPr>
+            <w:r>
+              <w:rPr>
+                <w:rFonts w:ascii="Segoe UI Symbol" w:cs="Segoe UI Symbol" w:eastAsia="Segoe UI Symbol" w:hAnsi="Segoe UI Symbol"/>
+                <w:color w:val="2D6A4F"/>
+                <w:sz w:val="30"/>
+                <w:szCs w:val="30"/>
+              </w:rPr>
+              <w:t xml:space="preserve">☐</w:t>
+            </w:r>
+          </w:p>
+          <w:p>
+            <w:pPr>
+              <w:spacing w:after="0"/>
+              <w:jc w:val="center"/>
+            </w:pPr>
+            <w:r>
+              <w:rPr>
+                <w:rFonts w:ascii="Calibri" w:cs="Calibri" w:eastAsia="Calibri" w:hAnsi="Calibri"/>
+                <w:color w:val="6B7280"/>
+                <w:sz w:val="18"/>
+                <w:szCs w:val="18"/>
+              </w:rPr>
+              <w:t xml:space="preserve">Learn as needed</w:t>
+            </w:r>
+          </w:p>
+        </w:tc>
+        <w:tc>
+          <w:tcPr>
+            <w:tcW w:type="dxa" w:w="1872"/>
+            <w:tcBorders>
+              <w:top w:val="single" w:color="D1D5DB" w:sz="6"/>
+              <w:left w:val="single" w:color="D1D5DB" w:sz="6"/>
+              <w:bottom w:val="single" w:color="D1D5DB" w:sz="6"/>
+              <w:right w:val="single" w:color="D1D5DB" w:sz="6"/>
+            </w:tcBorders>
+            <w:shd w:fill="FFFFFF" w:color="auto" w:val="clear"/>
+            <w:tcMar>
+              <w:top w:type="dxa" w:w="110"/>
+              <w:left w:type="dxa" w:w="100"/>
+              <w:bottom w:type="dxa" w:w="110"/>
+              <w:right w:type="dxa" w:w="100"/>
+            </w:tcMar>
+            <w:vAlign w:val="center"/>
+          </w:tcPr>
+          <w:p>
+            <w:pPr>
+              <w:spacing w:after="60"/>
+              <w:jc w:val="center"/>
+            </w:pPr>
+            <w:r>
+              <w:rPr>
+                <w:rFonts w:ascii="Segoe UI Symbol" w:cs="Segoe UI Symbol" w:eastAsia="Segoe UI Symbol" w:hAnsi="Segoe UI Symbol"/>
+                <w:color w:val="2D6A4F"/>
+                <w:sz w:val="30"/>
+                <w:szCs w:val="30"/>
+              </w:rPr>
+              <w:t xml:space="preserve">☐</w:t>
+            </w:r>
+          </w:p>
+          <w:p>
+            <w:pPr>
+              <w:spacing w:after="0"/>
+              <w:jc w:val="center"/>
+            </w:pPr>
+            <w:r>
+              <w:rPr>
+                <w:rFonts w:ascii="Calibri" w:cs="Calibri" w:eastAsia="Calibri" w:hAnsi="Calibri"/>
+                <w:color w:val="6B7280"/>
+                <w:sz w:val="18"/>
+                <w:szCs w:val="18"/>
+              </w:rPr>
+              <w:t xml:space="preserve">Comfortable</w:t>
+            </w:r>
+          </w:p>
+        </w:tc>
+        <w:tc>
+          <w:tcPr>
+            <w:tcW w:type="dxa" w:w="1872"/>
+            <w:tcBorders>
+              <w:top w:val="single" w:color="D1D5DB" w:sz="6"/>
+              <w:left w:val="single" w:color="D1D5DB" w:sz="6"/>
+              <w:bottom w:val="single" w:color="D1D5DB" w:sz="6"/>
+              <w:right w:val="single" w:color="D1D5DB" w:sz="6"/>
+            </w:tcBorders>
+            <w:shd w:fill="FFFFFF" w:color="auto" w:val="clear"/>
+            <w:tcMar>
+              <w:top w:type="dxa" w:w="110"/>
+              <w:left w:type="dxa" w:w="100"/>
+              <w:bottom w:type="dxa" w:w="110"/>
+              <w:right w:type="dxa" w:w="100"/>
+            </w:tcMar>
+            <w:vAlign w:val="center"/>
+          </w:tcPr>
+          <w:p>
+            <w:pPr>
+              <w:spacing w:after="60"/>
+              <w:jc w:val="center"/>
+            </w:pPr>
+            <w:r>
+              <w:rPr>
+                <w:rFonts w:ascii="Segoe UI Symbol" w:cs="Segoe UI Symbol" w:eastAsia="Segoe UI Symbol" w:hAnsi="Segoe UI Symbol"/>
+                <w:color w:val="2D6A4F"/>
+                <w:sz w:val="30"/>
+                <w:szCs w:val="30"/>
+              </w:rPr>
+              <w:t xml:space="preserve">☐</w:t>
+            </w:r>
+          </w:p>
+          <w:p>
+            <w:pPr>
+              <w:spacing w:after="0"/>
+              <w:jc w:val="center"/>
+            </w:pPr>
+            <w:r>
+              <w:rPr>
+                <w:rFonts w:ascii="Calibri" w:cs="Calibri" w:eastAsia="Calibri" w:hAnsi="Calibri"/>
+                <w:color w:val="6B7280"/>
+                <w:sz w:val="18"/>
+                <w:szCs w:val="18"/>
+              </w:rPr>
+              <w:t xml:space="preserve">Enjoy learning them</w:t>
+            </w:r>
+          </w:p>
+        </w:tc>
+        <w:tc>
+          <w:tcPr>
+            <w:tcW w:type="dxa" w:w="1872"/>
+            <w:tcBorders>
+              <w:top w:val="single" w:color="D1D5DB" w:sz="6"/>
+              <w:left w:val="single" w:color="D1D5DB" w:sz="6"/>
+              <w:bottom w:val="single" w:color="D1D5DB" w:sz="6"/>
+              <w:right w:val="single" w:color="D1D5DB" w:sz="6"/>
+            </w:tcBorders>
+            <w:shd w:fill="F0FAF3" w:color="auto" w:val="clear"/>
+            <w:tcMar>
+              <w:top w:type="dxa" w:w="110"/>
+              <w:left w:type="dxa" w:w="100"/>
+              <w:bottom w:type="dxa" w:w="110"/>
+              <w:right w:type="dxa" w:w="100"/>
+            </w:tcMar>
+            <w:vAlign w:val="center"/>
+          </w:tcPr>
+          <w:p>
+            <w:pPr>
+              <w:spacing w:after="60"/>
+              <w:jc w:val="center"/>
+            </w:pPr>
+            <w:r>
+              <w:rPr>
+                <w:rFonts w:ascii="Segoe UI Symbol" w:cs="Segoe UI Symbol" w:eastAsia="Segoe UI Symbol" w:hAnsi="Segoe UI Symbol"/>
+                <w:color w:val="2D6A4F"/>
+                <w:sz w:val="30"/>
+                <w:szCs w:val="30"/>
+              </w:rPr>
+              <w:t xml:space="preserve">☐</w:t>
+            </w:r>
+          </w:p>
+          <w:p>
+            <w:pPr>
+              <w:spacing w:after="0"/>
+              <w:jc w:val="center"/>
+            </w:pPr>
+            <w:r>
+              <w:rPr>
+                <w:rFonts w:ascii="Calibri" w:cs="Calibri" w:eastAsia="Calibri" w:hAnsi="Calibri"/>
+                <w:color w:val="1B1B1E"/>
+                <w:sz w:val="18"/>
+                <w:szCs w:val="18"/>
+              </w:rPr>
+              <w:t xml:space="preserve">Colleagues come to me</w:t>
+            </w:r>
+          </w:p>
+        </w:tc>
+      </w:tr>
+    </w:tbl>
+    <w:p>
+      <w:pPr>
+        <w:spacing w:after="200" w:before="0" w:line="120"/>
+      </w:pPr>
+      <w:r>
+        <w:rPr>
+          <w:rFonts w:ascii="Calibri" w:cs="Calibri" w:eastAsia="Calibri" w:hAnsi="Calibri"/>
+          <w:sz w:val="8"/>
+          <w:szCs w:val="8"/>
+        </w:rPr>
+        <w:t xml:space="preserve"/>
       </w:r>
     </w:p>
     <w:tbl>
@@ -5600,7 +6984,7 @@
       </w:tblGrid>
       <w:tr>
         <w:trPr>
-          <w:trHeight w:val="560" w:hRule="atLeast"/>
+          <w:trHeight w:val="640" w:hRule="atLeast"/>
         </w:trPr>
         <w:tc>
           <w:tcPr>
@@ -5613,10 +6997,10 @@
             </w:tcBorders>
             <w:shd w:fill="F0FAF3" w:color="auto" w:val="clear"/>
             <w:tcMar>
-              <w:top w:type="dxa" w:w="90"/>
-              <w:left w:type="dxa" w:w="140"/>
-              <w:bottom w:type="dxa" w:w="90"/>
-              <w:right w:type="dxa" w:w="140"/>
+              <w:top w:type="dxa" w:w="120"/>
+              <w:left w:type="dxa" w:w="160"/>
+              <w:bottom w:type="dxa" w:w="120"/>
+              <w:right w:type="dxa" w:w="160"/>
             </w:tcMar>
           </w:tcPr>
           <w:p>
@@ -5647,10 +7031,10 @@
             </w:tcBorders>
             <w:shd w:fill="FFFFFF" w:color="auto" w:val="clear"/>
             <w:tcMar>
-              <w:top w:type="dxa" w:w="90"/>
-              <w:left w:type="dxa" w:w="140"/>
-              <w:bottom w:type="dxa" w:w="90"/>
-              <w:right w:type="dxa" w:w="140"/>
+              <w:top w:type="dxa" w:w="120"/>
+              <w:left w:type="dxa" w:w="160"/>
+              <w:bottom w:type="dxa" w:w="120"/>
+              <w:right w:type="dxa" w:w="160"/>
             </w:tcMar>
           </w:tcPr>
           <w:p>
@@ -5671,7 +7055,7 @@
       </w:tr>
       <w:tr>
         <w:trPr>
-          <w:trHeight w:val="560" w:hRule="atLeast"/>
+          <w:trHeight w:val="640" w:hRule="atLeast"/>
         </w:trPr>
         <w:tc>
           <w:tcPr>
@@ -5684,10 +7068,10 @@
             </w:tcBorders>
             <w:shd w:fill="F0FAF3" w:color="auto" w:val="clear"/>
             <w:tcMar>
-              <w:top w:type="dxa" w:w="90"/>
-              <w:left w:type="dxa" w:w="140"/>
-              <w:bottom w:type="dxa" w:w="90"/>
-              <w:right w:type="dxa" w:w="140"/>
+              <w:top w:type="dxa" w:w="120"/>
+              <w:left w:type="dxa" w:w="160"/>
+              <w:bottom w:type="dxa" w:w="120"/>
+              <w:right w:type="dxa" w:w="160"/>
             </w:tcMar>
           </w:tcPr>
           <w:p>
@@ -5718,10 +7102,10 @@
             </w:tcBorders>
             <w:shd w:fill="FFFFFF" w:color="auto" w:val="clear"/>
             <w:tcMar>
-              <w:top w:type="dxa" w:w="90"/>
-              <w:left w:type="dxa" w:w="140"/>
-              <w:bottom w:type="dxa" w:w="90"/>
-              <w:right w:type="dxa" w:w="140"/>
+              <w:top w:type="dxa" w:w="120"/>
+              <w:left w:type="dxa" w:w="160"/>
+              <w:bottom w:type="dxa" w:w="120"/>
+              <w:right w:type="dxa" w:w="160"/>
             </w:tcMar>
           </w:tcPr>
           <w:p>
@@ -5742,7 +7126,7 @@
       </w:tr>
       <w:tr>
         <w:trPr>
-          <w:trHeight w:val="560" w:hRule="atLeast"/>
+          <w:trHeight w:val="640" w:hRule="atLeast"/>
         </w:trPr>
         <w:tc>
           <w:tcPr>
@@ -5755,10 +7139,10 @@
             </w:tcBorders>
             <w:shd w:fill="F0FAF3" w:color="auto" w:val="clear"/>
             <w:tcMar>
-              <w:top w:type="dxa" w:w="90"/>
-              <w:left w:type="dxa" w:w="140"/>
-              <w:bottom w:type="dxa" w:w="90"/>
-              <w:right w:type="dxa" w:w="140"/>
+              <w:top w:type="dxa" w:w="120"/>
+              <w:left w:type="dxa" w:w="160"/>
+              <w:bottom w:type="dxa" w:w="120"/>
+              <w:right w:type="dxa" w:w="160"/>
             </w:tcMar>
           </w:tcPr>
           <w:p>
@@ -5789,10 +7173,10 @@
             </w:tcBorders>
             <w:shd w:fill="FFFFFF" w:color="auto" w:val="clear"/>
             <w:tcMar>
-              <w:top w:type="dxa" w:w="90"/>
-              <w:left w:type="dxa" w:w="140"/>
-              <w:bottom w:type="dxa" w:w="90"/>
-              <w:right w:type="dxa" w:w="140"/>
+              <w:top w:type="dxa" w:w="120"/>
+              <w:left w:type="dxa" w:w="160"/>
+              <w:bottom w:type="dxa" w:w="120"/>
+              <w:right w:type="dxa" w:w="160"/>
             </w:tcMar>
           </w:tcPr>
           <w:p>
@@ -5814,7 +7198,20 @@
     </w:tbl>
     <w:p>
       <w:pPr>
-        <w:spacing w:after="60" w:before="140"/>
+        <w:spacing w:after="200" w:before="0" w:line="120"/>
+      </w:pPr>
+      <w:r>
+        <w:rPr>
+          <w:rFonts w:ascii="Calibri" w:cs="Calibri" w:eastAsia="Calibri" w:hAnsi="Calibri"/>
+          <w:sz w:val="8"/>
+          <w:szCs w:val="8"/>
+        </w:rPr>
+        <w:t xml:space="preserve"/>
+      </w:r>
+    </w:p>
+    <w:p>
+      <w:pPr>
+        <w:spacing w:after="80" w:before="280"/>
       </w:pPr>
       <w:r>
         <w:rPr>
@@ -5845,7 +7242,7 @@
       </w:tblGrid>
       <w:tr>
         <w:trPr>
-          <w:trHeight w:val="1320" w:hRule="atLeast"/>
+          <w:trHeight w:val="1360" w:hRule="atLeast"/>
         </w:trPr>
         <w:tc>
           <w:tcPr>
@@ -5858,10 +7255,10 @@
             </w:tcBorders>
             <w:shd w:fill="FFFFFF" w:color="auto" w:val="clear"/>
             <w:tcMar>
-              <w:top w:type="dxa" w:w="100"/>
-              <w:left w:type="dxa" w:w="140"/>
-              <w:bottom w:type="dxa" w:w="100"/>
-              <w:right w:type="dxa" w:w="140"/>
+              <w:top w:type="dxa" w:w="140"/>
+              <w:left w:type="dxa" w:w="160"/>
+              <w:bottom w:type="dxa" w:w="140"/>
+              <w:right w:type="dxa" w:w="160"/>
             </w:tcMar>
           </w:tcPr>
           <w:p>
@@ -5883,7 +7280,20 @@
     </w:tbl>
     <w:p>
       <w:pPr>
-        <w:spacing w:after="60" w:before="140"/>
+        <w:spacing w:after="200" w:before="0" w:line="120"/>
+      </w:pPr>
+      <w:r>
+        <w:rPr>
+          <w:rFonts w:ascii="Calibri" w:cs="Calibri" w:eastAsia="Calibri" w:hAnsi="Calibri"/>
+          <w:sz w:val="8"/>
+          <w:szCs w:val="8"/>
+        </w:rPr>
+        <w:t xml:space="preserve"/>
+      </w:r>
+    </w:p>
+    <w:p>
+      <w:pPr>
+        <w:spacing w:after="80" w:before="280"/>
       </w:pPr>
       <w:r>
         <w:rPr>
@@ -5914,7 +7324,7 @@
       </w:tblGrid>
       <w:tr>
         <w:trPr>
-          <w:trHeight w:val="1020" w:hRule="atLeast"/>
+          <w:trHeight w:val="1060" w:hRule="atLeast"/>
         </w:trPr>
         <w:tc>
           <w:tcPr>
@@ -5927,10 +7337,10 @@
             </w:tcBorders>
             <w:shd w:fill="FFFFFF" w:color="auto" w:val="clear"/>
             <w:tcMar>
-              <w:top w:type="dxa" w:w="100"/>
-              <w:left w:type="dxa" w:w="140"/>
-              <w:bottom w:type="dxa" w:w="100"/>
-              <w:right w:type="dxa" w:w="140"/>
+              <w:top w:type="dxa" w:w="140"/>
+              <w:left w:type="dxa" w:w="160"/>
+              <w:bottom w:type="dxa" w:w="140"/>
+              <w:right w:type="dxa" w:w="160"/>
             </w:tcMar>
           </w:tcPr>
           <w:p>
@@ -5950,6 +7360,19 @@
         </w:tc>
       </w:tr>
     </w:tbl>
+    <w:p>
+      <w:pPr>
+        <w:spacing w:after="200" w:before="0" w:line="120"/>
+      </w:pPr>
+      <w:r>
+        <w:rPr>
+          <w:rFonts w:ascii="Calibri" w:cs="Calibri" w:eastAsia="Calibri" w:hAnsi="Calibri"/>
+          <w:sz w:val="8"/>
+          <w:szCs w:val="8"/>
+        </w:rPr>
+        <w:t xml:space="preserve"/>
+      </w:r>
+    </w:p>
     <w:p>
       <w:r>
         <w:br w:type="page"/>
@@ -5975,7 +7398,7 @@
     <w:p>
       <w:pPr>
         <w:pStyle w:val="Heading1"/>
-        <w:spacing w:after="40" w:before="0"/>
+        <w:spacing w:after="60" w:before="0"/>
       </w:pPr>
       <w:r>
         <w:rPr>
@@ -5991,7 +7414,7 @@
     </w:p>
     <w:p>
       <w:pPr>
-        <w:spacing w:after="200" w:before="0"/>
+        <w:spacing w:after="320" w:before="0"/>
       </w:pPr>
       <w:r>
         <w:rPr>
@@ -6005,7 +7428,7 @@
     </w:p>
     <w:p>
       <w:pPr>
-        <w:spacing w:after="60" w:before="140"/>
+        <w:spacing w:after="80" w:before="280"/>
       </w:pPr>
       <w:r>
         <w:rPr>
@@ -6016,7 +7439,7 @@
           <w:sz w:val="22"/>
           <w:szCs w:val="22"/>
         </w:rPr>
-        <w:t xml:space="preserve">The part of the work you'd keep if you could keep only one thing. Explaining hard things simply? Holding a room to a plan? Reading the data? Building trust with sceptics? Be specific: a moment, a person, a session.</w:t>
+        <w:t xml:space="preserve">The part of the work you'd keep if you could keep only one thing. Explaining hard things simply? Holding a room to a plan? Reading the data? Building trust with skeptics? Be specific: a moment, a person, a session.</w:t>
       </w:r>
     </w:p>
     <w:tbl>
@@ -6036,7 +7459,7 @@
       </w:tblGrid>
       <w:tr>
         <w:trPr>
-          <w:trHeight w:val="1620" w:hRule="atLeast"/>
+          <w:trHeight w:val="1660" w:hRule="atLeast"/>
         </w:trPr>
         <w:tc>
           <w:tcPr>
@@ -6049,10 +7472,10 @@
             </w:tcBorders>
             <w:shd w:fill="FFFFFF" w:color="auto" w:val="clear"/>
             <w:tcMar>
-              <w:top w:type="dxa" w:w="100"/>
-              <w:left w:type="dxa" w:w="140"/>
-              <w:bottom w:type="dxa" w:w="100"/>
-              <w:right w:type="dxa" w:w="140"/>
+              <w:top w:type="dxa" w:w="140"/>
+              <w:left w:type="dxa" w:w="160"/>
+              <w:bottom w:type="dxa" w:w="140"/>
+              <w:right w:type="dxa" w:w="160"/>
             </w:tcMar>
           </w:tcPr>
           <w:p>
@@ -6074,7 +7497,20 @@
     </w:tbl>
     <w:p>
       <w:pPr>
-        <w:spacing w:after="60" w:before="140"/>
+        <w:spacing w:after="200" w:before="0" w:line="120"/>
+      </w:pPr>
+      <w:r>
+        <w:rPr>
+          <w:rFonts w:ascii="Calibri" w:cs="Calibri" w:eastAsia="Calibri" w:hAnsi="Calibri"/>
+          <w:sz w:val="8"/>
+          <w:szCs w:val="8"/>
+        </w:rPr>
+        <w:t xml:space="preserve"/>
+      </w:r>
+    </w:p>
+    <w:p>
+      <w:pPr>
+        <w:spacing w:after="80" w:before="280"/>
       </w:pPr>
       <w:r>
         <w:rPr>
@@ -6105,7 +7541,7 @@
       </w:tblGrid>
       <w:tr>
         <w:trPr>
-          <w:trHeight w:val="1020" w:hRule="atLeast"/>
+          <w:trHeight w:val="1060" w:hRule="atLeast"/>
         </w:trPr>
         <w:tc>
           <w:tcPr>
@@ -6118,10 +7554,10 @@
             </w:tcBorders>
             <w:shd w:fill="FFFFFF" w:color="auto" w:val="clear"/>
             <w:tcMar>
-              <w:top w:type="dxa" w:w="100"/>
-              <w:left w:type="dxa" w:w="140"/>
-              <w:bottom w:type="dxa" w:w="100"/>
-              <w:right w:type="dxa" w:w="140"/>
+              <w:top w:type="dxa" w:w="140"/>
+              <w:left w:type="dxa" w:w="160"/>
+              <w:bottom w:type="dxa" w:w="140"/>
+              <w:right w:type="dxa" w:w="160"/>
             </w:tcMar>
           </w:tcPr>
           <w:p>
@@ -6143,7 +7579,20 @@
     </w:tbl>
     <w:p>
       <w:pPr>
-        <w:spacing w:after="60" w:before="140"/>
+        <w:spacing w:after="200" w:before="0" w:line="120"/>
+      </w:pPr>
+      <w:r>
+        <w:rPr>
+          <w:rFonts w:ascii="Calibri" w:cs="Calibri" w:eastAsia="Calibri" w:hAnsi="Calibri"/>
+          <w:sz w:val="8"/>
+          <w:szCs w:val="8"/>
+        </w:rPr>
+        <w:t xml:space="preserve"/>
+      </w:r>
+    </w:p>
+    <w:p>
+      <w:pPr>
+        <w:spacing w:after="80" w:before="280"/>
       </w:pPr>
       <w:r>
         <w:rPr>
@@ -6159,7 +7608,7 @@
     </w:p>
     <w:p>
       <w:pPr>
-        <w:spacing w:after="60" w:before="0"/>
+        <w:spacing w:after="100" w:before="0"/>
       </w:pPr>
       <w:r>
         <w:rPr>
@@ -6188,7 +7637,7 @@
       </w:tblGrid>
       <w:tr>
         <w:trPr>
-          <w:trHeight w:val="1320" w:hRule="atLeast"/>
+          <w:trHeight w:val="1360" w:hRule="atLeast"/>
         </w:trPr>
         <w:tc>
           <w:tcPr>
@@ -6201,10 +7650,10 @@
             </w:tcBorders>
             <w:shd w:fill="FFFFFF" w:color="auto" w:val="clear"/>
             <w:tcMar>
-              <w:top w:type="dxa" w:w="100"/>
-              <w:left w:type="dxa" w:w="140"/>
-              <w:bottom w:type="dxa" w:w="100"/>
-              <w:right w:type="dxa" w:w="140"/>
+              <w:top w:type="dxa" w:w="140"/>
+              <w:left w:type="dxa" w:w="160"/>
+              <w:bottom w:type="dxa" w:w="140"/>
+              <w:right w:type="dxa" w:w="160"/>
             </w:tcMar>
           </w:tcPr>
           <w:p>
@@ -6224,6 +7673,32 @@
         </w:tc>
       </w:tr>
     </w:tbl>
+    <w:p>
+      <w:pPr>
+        <w:spacing w:after="200" w:before="0" w:line="120"/>
+      </w:pPr>
+      <w:r>
+        <w:rPr>
+          <w:rFonts w:ascii="Calibri" w:cs="Calibri" w:eastAsia="Calibri" w:hAnsi="Calibri"/>
+          <w:sz w:val="8"/>
+          <w:szCs w:val="8"/>
+        </w:rPr>
+        <w:t xml:space="preserve"/>
+      </w:r>
+    </w:p>
+    <w:p>
+      <w:pPr>
+        <w:spacing w:after="120" w:before="0" w:line="120"/>
+      </w:pPr>
+      <w:r>
+        <w:rPr>
+          <w:rFonts w:ascii="Calibri" w:cs="Calibri" w:eastAsia="Calibri" w:hAnsi="Calibri"/>
+          <w:sz w:val="8"/>
+          <w:szCs w:val="8"/>
+        </w:rPr>
+        <w:t xml:space="preserve"/>
+      </w:r>
+    </w:p>
     <w:tbl>
       <w:tblPr>
         <w:tblW w:type="dxa" w:w="9360"/>
@@ -6287,7 +7762,20 @@
     </w:tbl>
     <w:p>
       <w:pPr>
-        <w:spacing w:after="60" w:before="140"/>
+        <w:spacing w:after="200" w:before="0" w:line="120"/>
+      </w:pPr>
+      <w:r>
+        <w:rPr>
+          <w:rFonts w:ascii="Calibri" w:cs="Calibri" w:eastAsia="Calibri" w:hAnsi="Calibri"/>
+          <w:sz w:val="8"/>
+          <w:szCs w:val="8"/>
+        </w:rPr>
+        <w:t xml:space="preserve"/>
+      </w:r>
+    </w:p>
+    <w:p>
+      <w:pPr>
+        <w:spacing w:after="80" w:before="280"/>
       </w:pPr>
       <w:r>
         <w:rPr>
@@ -6318,7 +7806,7 @@
       </w:tblGrid>
       <w:tr>
         <w:trPr>
-          <w:trHeight w:val="1020" w:hRule="atLeast"/>
+          <w:trHeight w:val="1060" w:hRule="atLeast"/>
         </w:trPr>
         <w:tc>
           <w:tcPr>
@@ -6331,10 +7819,10 @@
             </w:tcBorders>
             <w:shd w:fill="FFFFFF" w:color="auto" w:val="clear"/>
             <w:tcMar>
-              <w:top w:type="dxa" w:w="100"/>
-              <w:left w:type="dxa" w:w="140"/>
-              <w:bottom w:type="dxa" w:w="100"/>
-              <w:right w:type="dxa" w:w="140"/>
+              <w:top w:type="dxa" w:w="140"/>
+              <w:left w:type="dxa" w:w="160"/>
+              <w:bottom w:type="dxa" w:w="140"/>
+              <w:right w:type="dxa" w:w="160"/>
             </w:tcMar>
           </w:tcPr>
           <w:p>
@@ -6354,6 +7842,19 @@
         </w:tc>
       </w:tr>
     </w:tbl>
+    <w:p>
+      <w:pPr>
+        <w:spacing w:after="200" w:before="0" w:line="120"/>
+      </w:pPr>
+      <w:r>
+        <w:rPr>
+          <w:rFonts w:ascii="Calibri" w:cs="Calibri" w:eastAsia="Calibri" w:hAnsi="Calibri"/>
+          <w:sz w:val="8"/>
+          <w:szCs w:val="8"/>
+        </w:rPr>
+        <w:t xml:space="preserve"/>
+      </w:r>
+    </w:p>
     <w:p>
       <w:r>
         <w:br w:type="page"/>
@@ -6379,7 +7880,7 @@
     <w:p>
       <w:pPr>
         <w:pStyle w:val="Heading1"/>
-        <w:spacing w:after="40" w:before="0"/>
+        <w:spacing w:after="60" w:before="0"/>
       </w:pPr>
       <w:r>
         <w:rPr>
@@ -6395,7 +7896,7 @@
     </w:p>
     <w:p>
       <w:pPr>
-        <w:spacing w:after="200" w:before="0"/>
+        <w:spacing w:after="320" w:before="0"/>
       </w:pPr>
       <w:r>
         <w:rPr>
@@ -6425,7 +7926,7 @@
       </w:tblGrid>
       <w:tr>
         <w:trPr>
-          <w:trHeight w:val="560" w:hRule="atLeast"/>
+          <w:trHeight w:val="640" w:hRule="atLeast"/>
         </w:trPr>
         <w:tc>
           <w:tcPr>
@@ -6438,10 +7939,10 @@
             </w:tcBorders>
             <w:shd w:fill="F0FAF3" w:color="auto" w:val="clear"/>
             <w:tcMar>
-              <w:top w:type="dxa" w:w="90"/>
-              <w:left w:type="dxa" w:w="140"/>
-              <w:bottom w:type="dxa" w:w="90"/>
-              <w:right w:type="dxa" w:w="140"/>
+              <w:top w:type="dxa" w:w="120"/>
+              <w:left w:type="dxa" w:w="160"/>
+              <w:bottom w:type="dxa" w:w="120"/>
+              <w:right w:type="dxa" w:w="160"/>
             </w:tcMar>
           </w:tcPr>
           <w:p>
@@ -6472,10 +7973,10 @@
             </w:tcBorders>
             <w:shd w:fill="FFFFFF" w:color="auto" w:val="clear"/>
             <w:tcMar>
-              <w:top w:type="dxa" w:w="90"/>
-              <w:left w:type="dxa" w:w="140"/>
-              <w:bottom w:type="dxa" w:w="90"/>
-              <w:right w:type="dxa" w:w="140"/>
+              <w:top w:type="dxa" w:w="120"/>
+              <w:left w:type="dxa" w:w="160"/>
+              <w:bottom w:type="dxa" w:w="120"/>
+              <w:right w:type="dxa" w:w="160"/>
             </w:tcMar>
           </w:tcPr>
           <w:p>
@@ -6496,7 +7997,7 @@
       </w:tr>
       <w:tr>
         <w:trPr>
-          <w:trHeight w:val="560" w:hRule="atLeast"/>
+          <w:trHeight w:val="640" w:hRule="atLeast"/>
         </w:trPr>
         <w:tc>
           <w:tcPr>
@@ -6509,10 +8010,10 @@
             </w:tcBorders>
             <w:shd w:fill="F0FAF3" w:color="auto" w:val="clear"/>
             <w:tcMar>
-              <w:top w:type="dxa" w:w="90"/>
-              <w:left w:type="dxa" w:w="140"/>
-              <w:bottom w:type="dxa" w:w="90"/>
-              <w:right w:type="dxa" w:w="140"/>
+              <w:top w:type="dxa" w:w="120"/>
+              <w:left w:type="dxa" w:w="160"/>
+              <w:bottom w:type="dxa" w:w="120"/>
+              <w:right w:type="dxa" w:w="160"/>
             </w:tcMar>
           </w:tcPr>
           <w:p>
@@ -6543,10 +8044,10 @@
             </w:tcBorders>
             <w:shd w:fill="FFFFFF" w:color="auto" w:val="clear"/>
             <w:tcMar>
-              <w:top w:type="dxa" w:w="90"/>
-              <w:left w:type="dxa" w:w="140"/>
-              <w:bottom w:type="dxa" w:w="90"/>
-              <w:right w:type="dxa" w:w="140"/>
+              <w:top w:type="dxa" w:w="120"/>
+              <w:left w:type="dxa" w:w="160"/>
+              <w:bottom w:type="dxa" w:w="120"/>
+              <w:right w:type="dxa" w:w="160"/>
             </w:tcMar>
           </w:tcPr>
           <w:p>
@@ -6567,7 +8068,7 @@
       </w:tr>
       <w:tr>
         <w:trPr>
-          <w:trHeight w:val="560" w:hRule="atLeast"/>
+          <w:trHeight w:val="640" w:hRule="atLeast"/>
         </w:trPr>
         <w:tc>
           <w:tcPr>
@@ -6580,10 +8081,10 @@
             </w:tcBorders>
             <w:shd w:fill="F0FAF3" w:color="auto" w:val="clear"/>
             <w:tcMar>
-              <w:top w:type="dxa" w:w="90"/>
-              <w:left w:type="dxa" w:w="140"/>
-              <w:bottom w:type="dxa" w:w="90"/>
-              <w:right w:type="dxa" w:w="140"/>
+              <w:top w:type="dxa" w:w="120"/>
+              <w:left w:type="dxa" w:w="160"/>
+              <w:bottom w:type="dxa" w:w="120"/>
+              <w:right w:type="dxa" w:w="160"/>
             </w:tcMar>
           </w:tcPr>
           <w:p>
@@ -6628,10 +8129,10 @@
             </w:tcBorders>
             <w:shd w:fill="FFFFFF" w:color="auto" w:val="clear"/>
             <w:tcMar>
-              <w:top w:type="dxa" w:w="90"/>
-              <w:left w:type="dxa" w:w="140"/>
-              <w:bottom w:type="dxa" w:w="90"/>
-              <w:right w:type="dxa" w:w="140"/>
+              <w:top w:type="dxa" w:w="120"/>
+              <w:left w:type="dxa" w:w="160"/>
+              <w:bottom w:type="dxa" w:w="120"/>
+              <w:right w:type="dxa" w:w="160"/>
             </w:tcMar>
           </w:tcPr>
           <w:p>
@@ -6653,7 +8154,20 @@
     </w:tbl>
     <w:p>
       <w:pPr>
-        <w:spacing w:after="60" w:before="140"/>
+        <w:spacing w:after="200" w:before="0" w:line="120"/>
+      </w:pPr>
+      <w:r>
+        <w:rPr>
+          <w:rFonts w:ascii="Calibri" w:cs="Calibri" w:eastAsia="Calibri" w:hAnsi="Calibri"/>
+          <w:sz w:val="8"/>
+          <w:szCs w:val="8"/>
+        </w:rPr>
+        <w:t xml:space="preserve"/>
+      </w:r>
+    </w:p>
+    <w:p>
+      <w:pPr>
+        <w:spacing w:after="80" w:before="280"/>
       </w:pPr>
       <w:r>
         <w:rPr>
@@ -6684,7 +8198,7 @@
       </w:tblGrid>
       <w:tr>
         <w:trPr>
-          <w:trHeight w:val="1620" w:hRule="atLeast"/>
+          <w:trHeight w:val="1660" w:hRule="atLeast"/>
         </w:trPr>
         <w:tc>
           <w:tcPr>
@@ -6697,10 +8211,10 @@
             </w:tcBorders>
             <w:shd w:fill="FFFFFF" w:color="auto" w:val="clear"/>
             <w:tcMar>
-              <w:top w:type="dxa" w:w="100"/>
-              <w:left w:type="dxa" w:w="140"/>
-              <w:bottom w:type="dxa" w:w="100"/>
-              <w:right w:type="dxa" w:w="140"/>
+              <w:top w:type="dxa" w:w="140"/>
+              <w:left w:type="dxa" w:w="160"/>
+              <w:bottom w:type="dxa" w:w="140"/>
+              <w:right w:type="dxa" w:w="160"/>
             </w:tcMar>
           </w:tcPr>
           <w:p>
@@ -6722,8 +8236,21 @@
     </w:tbl>
     <w:p>
       <w:pPr>
+        <w:spacing w:after="200" w:before="0" w:line="120"/>
+      </w:pPr>
+      <w:r>
+        <w:rPr>
+          <w:rFonts w:ascii="Calibri" w:cs="Calibri" w:eastAsia="Calibri" w:hAnsi="Calibri"/>
+          <w:sz w:val="8"/>
+          <w:szCs w:val="8"/>
+        </w:rPr>
+        <w:t xml:space="preserve"/>
+      </w:r>
+    </w:p>
+    <w:p>
+      <w:pPr>
         <w:pStyle w:val="Heading2"/>
-        <w:spacing w:after="80" w:before="240"/>
+        <w:spacing w:after="140" w:before="360"/>
       </w:pPr>
       <w:r>
         <w:rPr>
@@ -6769,7 +8296,7 @@
       </w:tblGrid>
       <w:tr>
         <w:trPr>
-          <w:trHeight w:val="560" w:hRule="atLeast"/>
+          <w:trHeight w:val="640" w:hRule="atLeast"/>
         </w:trPr>
         <w:tc>
           <w:tcPr>
@@ -6782,10 +8309,10 @@
             </w:tcBorders>
             <w:shd w:fill="F0FAF3" w:color="auto" w:val="clear"/>
             <w:tcMar>
-              <w:top w:type="dxa" w:w="90"/>
-              <w:left w:type="dxa" w:w="140"/>
-              <w:bottom w:type="dxa" w:w="90"/>
-              <w:right w:type="dxa" w:w="140"/>
+              <w:top w:type="dxa" w:w="120"/>
+              <w:left w:type="dxa" w:w="160"/>
+              <w:bottom w:type="dxa" w:w="120"/>
+              <w:right w:type="dxa" w:w="160"/>
             </w:tcMar>
           </w:tcPr>
           <w:p>
@@ -6830,10 +8357,10 @@
             </w:tcBorders>
             <w:shd w:fill="FFFFFF" w:color="auto" w:val="clear"/>
             <w:tcMar>
-              <w:top w:type="dxa" w:w="90"/>
-              <w:left w:type="dxa" w:w="140"/>
-              <w:bottom w:type="dxa" w:w="90"/>
-              <w:right w:type="dxa" w:w="140"/>
+              <w:top w:type="dxa" w:w="120"/>
+              <w:left w:type="dxa" w:w="160"/>
+              <w:bottom w:type="dxa" w:w="120"/>
+              <w:right w:type="dxa" w:w="160"/>
             </w:tcMar>
           </w:tcPr>
           <w:p>
@@ -6854,7 +8381,7 @@
       </w:tr>
       <w:tr>
         <w:trPr>
-          <w:trHeight w:val="560" w:hRule="atLeast"/>
+          <w:trHeight w:val="640" w:hRule="atLeast"/>
         </w:trPr>
         <w:tc>
           <w:tcPr>
@@ -6867,10 +8394,10 @@
             </w:tcBorders>
             <w:shd w:fill="F0FAF3" w:color="auto" w:val="clear"/>
             <w:tcMar>
-              <w:top w:type="dxa" w:w="90"/>
-              <w:left w:type="dxa" w:w="140"/>
-              <w:bottom w:type="dxa" w:w="90"/>
-              <w:right w:type="dxa" w:w="140"/>
+              <w:top w:type="dxa" w:w="120"/>
+              <w:left w:type="dxa" w:w="160"/>
+              <w:bottom w:type="dxa" w:w="120"/>
+              <w:right w:type="dxa" w:w="160"/>
             </w:tcMar>
           </w:tcPr>
           <w:p>
@@ -6915,10 +8442,10 @@
             </w:tcBorders>
             <w:shd w:fill="FFFFFF" w:color="auto" w:val="clear"/>
             <w:tcMar>
-              <w:top w:type="dxa" w:w="90"/>
-              <w:left w:type="dxa" w:w="140"/>
-              <w:bottom w:type="dxa" w:w="90"/>
-              <w:right w:type="dxa" w:w="140"/>
+              <w:top w:type="dxa" w:w="120"/>
+              <w:left w:type="dxa" w:w="160"/>
+              <w:bottom w:type="dxa" w:w="120"/>
+              <w:right w:type="dxa" w:w="160"/>
             </w:tcMar>
           </w:tcPr>
           <w:p>
@@ -6938,6 +8465,32 @@
         </w:tc>
       </w:tr>
     </w:tbl>
+    <w:p>
+      <w:pPr>
+        <w:spacing w:after="200" w:before="0" w:line="120"/>
+      </w:pPr>
+      <w:r>
+        <w:rPr>
+          <w:rFonts w:ascii="Calibri" w:cs="Calibri" w:eastAsia="Calibri" w:hAnsi="Calibri"/>
+          <w:sz w:val="8"/>
+          <w:szCs w:val="8"/>
+        </w:rPr>
+        <w:t xml:space="preserve"/>
+      </w:r>
+    </w:p>
+    <w:p>
+      <w:pPr>
+        <w:spacing w:after="120" w:before="0" w:line="120"/>
+      </w:pPr>
+      <w:r>
+        <w:rPr>
+          <w:rFonts w:ascii="Calibri" w:cs="Calibri" w:eastAsia="Calibri" w:hAnsi="Calibri"/>
+          <w:sz w:val="8"/>
+          <w:szCs w:val="8"/>
+        </w:rPr>
+        <w:t xml:space="preserve"/>
+      </w:r>
+    </w:p>
     <w:tbl>
       <w:tblPr>
         <w:tblW w:type="dxa" w:w="9360"/>
@@ -7000,6 +8553,19 @@
       </w:tr>
     </w:tbl>
     <w:p>
+      <w:pPr>
+        <w:spacing w:after="200" w:before="0" w:line="120"/>
+      </w:pPr>
+      <w:r>
+        <w:rPr>
+          <w:rFonts w:ascii="Calibri" w:cs="Calibri" w:eastAsia="Calibri" w:hAnsi="Calibri"/>
+          <w:sz w:val="8"/>
+          <w:szCs w:val="8"/>
+        </w:rPr>
+        <w:t xml:space="preserve"/>
+      </w:r>
+    </w:p>
+    <w:p>
       <w:r>
         <w:br w:type="page"/>
       </w:r>
@@ -7024,7 +8590,7 @@
     <w:p>
       <w:pPr>
         <w:pStyle w:val="Heading1"/>
-        <w:spacing w:after="40" w:before="0"/>
+        <w:spacing w:after="60" w:before="0"/>
       </w:pPr>
       <w:r>
         <w:rPr>
@@ -7040,7 +8606,7 @@
     </w:p>
     <w:p>
       <w:pPr>
-        <w:spacing w:after="200" w:before="0"/>
+        <w:spacing w:after="320" w:before="0"/>
       </w:pPr>
       <w:r>
         <w:rPr>
@@ -7070,7 +8636,7 @@
       </w:tblGrid>
       <w:tr>
         <w:trPr>
-          <w:trHeight w:val="560" w:hRule="atLeast"/>
+          <w:trHeight w:val="640" w:hRule="atLeast"/>
         </w:trPr>
         <w:tc>
           <w:tcPr>
@@ -7083,10 +8649,10 @@
             </w:tcBorders>
             <w:shd w:fill="F0FAF3" w:color="auto" w:val="clear"/>
             <w:tcMar>
-              <w:top w:type="dxa" w:w="90"/>
-              <w:left w:type="dxa" w:w="140"/>
-              <w:bottom w:type="dxa" w:w="90"/>
-              <w:right w:type="dxa" w:w="140"/>
+              <w:top w:type="dxa" w:w="120"/>
+              <w:left w:type="dxa" w:w="160"/>
+              <w:bottom w:type="dxa" w:w="120"/>
+              <w:right w:type="dxa" w:w="160"/>
             </w:tcMar>
           </w:tcPr>
           <w:p>
@@ -7117,10 +8683,10 @@
             </w:tcBorders>
             <w:shd w:fill="FFFFFF" w:color="auto" w:val="clear"/>
             <w:tcMar>
-              <w:top w:type="dxa" w:w="90"/>
-              <w:left w:type="dxa" w:w="140"/>
-              <w:bottom w:type="dxa" w:w="90"/>
-              <w:right w:type="dxa" w:w="140"/>
+              <w:top w:type="dxa" w:w="120"/>
+              <w:left w:type="dxa" w:w="160"/>
+              <w:bottom w:type="dxa" w:w="120"/>
+              <w:right w:type="dxa" w:w="160"/>
             </w:tcMar>
           </w:tcPr>
           <w:p>
@@ -7141,7 +8707,7 @@
       </w:tr>
       <w:tr>
         <w:trPr>
-          <w:trHeight w:val="560" w:hRule="atLeast"/>
+          <w:trHeight w:val="640" w:hRule="atLeast"/>
         </w:trPr>
         <w:tc>
           <w:tcPr>
@@ -7154,10 +8720,10 @@
             </w:tcBorders>
             <w:shd w:fill="F0FAF3" w:color="auto" w:val="clear"/>
             <w:tcMar>
-              <w:top w:type="dxa" w:w="90"/>
-              <w:left w:type="dxa" w:w="140"/>
-              <w:bottom w:type="dxa" w:w="90"/>
-              <w:right w:type="dxa" w:w="140"/>
+              <w:top w:type="dxa" w:w="120"/>
+              <w:left w:type="dxa" w:w="160"/>
+              <w:bottom w:type="dxa" w:w="120"/>
+              <w:right w:type="dxa" w:w="160"/>
             </w:tcMar>
           </w:tcPr>
           <w:p>
@@ -7202,10 +8768,10 @@
             </w:tcBorders>
             <w:shd w:fill="FFFFFF" w:color="auto" w:val="clear"/>
             <w:tcMar>
-              <w:top w:type="dxa" w:w="90"/>
-              <w:left w:type="dxa" w:w="140"/>
-              <w:bottom w:type="dxa" w:w="90"/>
-              <w:right w:type="dxa" w:w="140"/>
+              <w:top w:type="dxa" w:w="120"/>
+              <w:left w:type="dxa" w:w="160"/>
+              <w:bottom w:type="dxa" w:w="120"/>
+              <w:right w:type="dxa" w:w="160"/>
             </w:tcMar>
           </w:tcPr>
           <w:p>
@@ -7226,7 +8792,7 @@
       </w:tr>
       <w:tr>
         <w:trPr>
-          <w:trHeight w:val="560" w:hRule="atLeast"/>
+          <w:trHeight w:val="640" w:hRule="atLeast"/>
         </w:trPr>
         <w:tc>
           <w:tcPr>
@@ -7239,10 +8805,10 @@
             </w:tcBorders>
             <w:shd w:fill="F0FAF3" w:color="auto" w:val="clear"/>
             <w:tcMar>
-              <w:top w:type="dxa" w:w="90"/>
-              <w:left w:type="dxa" w:w="140"/>
-              <w:bottom w:type="dxa" w:w="90"/>
-              <w:right w:type="dxa" w:w="140"/>
+              <w:top w:type="dxa" w:w="120"/>
+              <w:left w:type="dxa" w:w="160"/>
+              <w:bottom w:type="dxa" w:w="120"/>
+              <w:right w:type="dxa" w:w="160"/>
             </w:tcMar>
           </w:tcPr>
           <w:p>
@@ -7273,10 +8839,10 @@
             </w:tcBorders>
             <w:shd w:fill="FFFFFF" w:color="auto" w:val="clear"/>
             <w:tcMar>
-              <w:top w:type="dxa" w:w="90"/>
-              <w:left w:type="dxa" w:w="140"/>
-              <w:bottom w:type="dxa" w:w="90"/>
-              <w:right w:type="dxa" w:w="140"/>
+              <w:top w:type="dxa" w:w="120"/>
+              <w:left w:type="dxa" w:w="160"/>
+              <w:bottom w:type="dxa" w:w="120"/>
+              <w:right w:type="dxa" w:w="160"/>
             </w:tcMar>
           </w:tcPr>
           <w:p>
@@ -7298,7 +8864,20 @@
     </w:tbl>
     <w:p>
       <w:pPr>
-        <w:spacing w:after="60" w:before="140"/>
+        <w:spacing w:after="200" w:before="0" w:line="120"/>
+      </w:pPr>
+      <w:r>
+        <w:rPr>
+          <w:rFonts w:ascii="Calibri" w:cs="Calibri" w:eastAsia="Calibri" w:hAnsi="Calibri"/>
+          <w:sz w:val="8"/>
+          <w:szCs w:val="8"/>
+        </w:rPr>
+        <w:t xml:space="preserve"/>
+      </w:r>
+    </w:p>
+    <w:p>
+      <w:pPr>
+        <w:spacing w:after="80" w:before="280"/>
       </w:pPr>
       <w:r>
         <w:rPr>
@@ -7314,7 +8893,7 @@
     </w:p>
     <w:p>
       <w:pPr>
-        <w:spacing w:after="60" w:before="0"/>
+        <w:spacing w:after="100" w:before="0"/>
       </w:pPr>
       <w:r>
         <w:rPr>
@@ -7343,7 +8922,7 @@
       </w:tblGrid>
       <w:tr>
         <w:trPr>
-          <w:trHeight w:val="1320" w:hRule="atLeast"/>
+          <w:trHeight w:val="1360" w:hRule="atLeast"/>
         </w:trPr>
         <w:tc>
           <w:tcPr>
@@ -7356,10 +8935,10 @@
             </w:tcBorders>
             <w:shd w:fill="FFFFFF" w:color="auto" w:val="clear"/>
             <w:tcMar>
-              <w:top w:type="dxa" w:w="100"/>
-              <w:left w:type="dxa" w:w="140"/>
-              <w:bottom w:type="dxa" w:w="100"/>
-              <w:right w:type="dxa" w:w="140"/>
+              <w:top w:type="dxa" w:w="140"/>
+              <w:left w:type="dxa" w:w="160"/>
+              <w:bottom w:type="dxa" w:w="140"/>
+              <w:right w:type="dxa" w:w="160"/>
             </w:tcMar>
           </w:tcPr>
           <w:p>
@@ -7379,6 +8958,32 @@
         </w:tc>
       </w:tr>
     </w:tbl>
+    <w:p>
+      <w:pPr>
+        <w:spacing w:after="200" w:before="0" w:line="120"/>
+      </w:pPr>
+      <w:r>
+        <w:rPr>
+          <w:rFonts w:ascii="Calibri" w:cs="Calibri" w:eastAsia="Calibri" w:hAnsi="Calibri"/>
+          <w:sz w:val="8"/>
+          <w:szCs w:val="8"/>
+        </w:rPr>
+        <w:t xml:space="preserve"/>
+      </w:r>
+    </w:p>
+    <w:p>
+      <w:pPr>
+        <w:spacing w:after="120" w:before="0" w:line="120"/>
+      </w:pPr>
+      <w:r>
+        <w:rPr>
+          <w:rFonts w:ascii="Calibri" w:cs="Calibri" w:eastAsia="Calibri" w:hAnsi="Calibri"/>
+          <w:sz w:val="8"/>
+          <w:szCs w:val="8"/>
+        </w:rPr>
+        <w:t xml:space="preserve"/>
+      </w:r>
+    </w:p>
     <w:tbl>
       <w:tblPr>
         <w:tblW w:type="dxa" w:w="9360"/>
@@ -7433,7 +9038,20 @@
     </w:tbl>
     <w:p>
       <w:pPr>
-        <w:spacing w:after="60" w:before="140"/>
+        <w:spacing w:after="200" w:before="0" w:line="120"/>
+      </w:pPr>
+      <w:r>
+        <w:rPr>
+          <w:rFonts w:ascii="Calibri" w:cs="Calibri" w:eastAsia="Calibri" w:hAnsi="Calibri"/>
+          <w:sz w:val="8"/>
+          <w:szCs w:val="8"/>
+        </w:rPr>
+        <w:t xml:space="preserve"/>
+      </w:r>
+    </w:p>
+    <w:p>
+      <w:pPr>
+        <w:spacing w:after="80" w:before="280"/>
       </w:pPr>
       <w:r>
         <w:rPr>
@@ -7464,7 +9082,7 @@
       </w:tblGrid>
       <w:tr>
         <w:trPr>
-          <w:trHeight w:val="1320" w:hRule="atLeast"/>
+          <w:trHeight w:val="1360" w:hRule="atLeast"/>
         </w:trPr>
         <w:tc>
           <w:tcPr>
@@ -7477,10 +9095,10 @@
             </w:tcBorders>
             <w:shd w:fill="FFFFFF" w:color="auto" w:val="clear"/>
             <w:tcMar>
-              <w:top w:type="dxa" w:w="100"/>
-              <w:left w:type="dxa" w:w="140"/>
-              <w:bottom w:type="dxa" w:w="100"/>
-              <w:right w:type="dxa" w:w="140"/>
+              <w:top w:type="dxa" w:w="140"/>
+              <w:left w:type="dxa" w:w="160"/>
+              <w:bottom w:type="dxa" w:w="140"/>
+              <w:right w:type="dxa" w:w="160"/>
             </w:tcMar>
           </w:tcPr>
           <w:p>
@@ -7502,8 +9120,21 @@
     </w:tbl>
     <w:p>
       <w:pPr>
+        <w:spacing w:after="200" w:before="0" w:line="120"/>
+      </w:pPr>
+      <w:r>
+        <w:rPr>
+          <w:rFonts w:ascii="Calibri" w:cs="Calibri" w:eastAsia="Calibri" w:hAnsi="Calibri"/>
+          <w:sz w:val="8"/>
+          <w:szCs w:val="8"/>
+        </w:rPr>
+        <w:t xml:space="preserve"/>
+      </w:r>
+    </w:p>
+    <w:p>
+      <w:pPr>
         <w:pStyle w:val="Heading2"/>
-        <w:spacing w:after="80" w:before="240"/>
+        <w:spacing w:after="140" w:before="360"/>
       </w:pPr>
       <w:r>
         <w:rPr>
@@ -7519,7 +9150,7 @@
     </w:p>
     <w:p>
       <w:pPr>
-        <w:spacing w:after="60" w:before="140"/>
+        <w:spacing w:after="80" w:before="280"/>
       </w:pPr>
       <w:r>
         <w:rPr>
@@ -7550,7 +9181,7 @@
       </w:tblGrid>
       <w:tr>
         <w:trPr>
-          <w:trHeight w:val="1920" w:hRule="atLeast"/>
+          <w:trHeight w:val="1960" w:hRule="atLeast"/>
         </w:trPr>
         <w:tc>
           <w:tcPr>
@@ -7563,10 +9194,10 @@
             </w:tcBorders>
             <w:shd w:fill="FFFFFF" w:color="auto" w:val="clear"/>
             <w:tcMar>
-              <w:top w:type="dxa" w:w="100"/>
-              <w:left w:type="dxa" w:w="140"/>
-              <w:bottom w:type="dxa" w:w="100"/>
-              <w:right w:type="dxa" w:w="140"/>
+              <w:top w:type="dxa" w:w="140"/>
+              <w:left w:type="dxa" w:w="160"/>
+              <w:bottom w:type="dxa" w:w="140"/>
+              <w:right w:type="dxa" w:w="160"/>
             </w:tcMar>
           </w:tcPr>
           <w:p>
@@ -7586,6 +9217,19 @@
         </w:tc>
       </w:tr>
     </w:tbl>
+    <w:p>
+      <w:pPr>
+        <w:spacing w:after="200" w:before="0" w:line="120"/>
+      </w:pPr>
+      <w:r>
+        <w:rPr>
+          <w:rFonts w:ascii="Calibri" w:cs="Calibri" w:eastAsia="Calibri" w:hAnsi="Calibri"/>
+          <w:sz w:val="8"/>
+          <w:szCs w:val="8"/>
+        </w:rPr>
+        <w:t xml:space="preserve"/>
+      </w:r>
+    </w:p>
     <w:p>
       <w:pPr>
         <w:spacing w:after="120"/>
